--- a/p9_india/submission/p9_india_vi.docx
+++ b/p9_india/submission/p9_india_vi.docx
@@ -2378,7 +2378,7 @@
         <w:pStyle w:val="FirstParagraph"/>
       </w:pPr>
       <w:r>
-        <w:t xml:space="preserve">Mô hình gộp ba đợt với biến giả đợt (N = 28.742, R²_hiệu chỉnh = 0,197) cho kết quả sau. Hệ số Wave_2022 là +0,46 (p &lt; 0,0001), cho thấy mức năng suất tăng. Hệ số Wave_2025 là +1,12 (p &lt; 0,0001), cho thấy mức tăng tăng tốc. Tương tác FSTS × wave_2022 là +0,45 (p = 0,15), không cho thấy dịch chuyển vững chắc so với cơ sở 2014. Tương tác FSTS × wave_2025 là −1,63 (p &lt; 0,0001), xác nhận sự sụp đổ độ dốc năm 2025. Tương tác FSTS² × wave_2022 là −1,09 (p = 0,001), xác nhận sự di chuyển điểm ngưỡng năm 2022 qua việc dốc hóa độ cong. Tương tác FSTS² × wave_2025 là +0,86 (p = 0,007), xác nhận sự làm phẳng độ cong năm 2025. Đặc tả xu hướng tuyến tính cho FSTS × trend = −0,10 (p &lt; 0,001), xác nhận sự dịch chuyển cấu trúc tiệm tiến.</w:t>
+        <w:t xml:space="preserve">Mô hình gộp ba đợt với biến giả đợt (N = 28.717, R²_hiệu chỉnh = 0,197) cho kết quả sau. Hệ số Wave_2022 là +0,46 (p &lt; 0,0001), cho thấy mức năng suất tăng. Hệ số Wave_2025 là +1,12 (p &lt; 0,0001), cho thấy mức tăng tăng tốc. Tương tác FSTS × wave_2022 là +0,45 (p = 0,15), không cho thấy dịch chuyển vững chắc so với cơ sở 2014. Tương tác FSTS × wave_2025 là −1,63 (p &lt; 0,0001), xác nhận sự sụp đổ độ dốc năm 2025. Tương tác FSTS² × wave_2022 là −1,09 (p = 0,001), xác nhận sự di chuyển điểm ngưỡng năm 2022 qua việc dốc hóa độ cong. Tương tác FSTS² × wave_2025 là +0,86 (p = 0,007), xác nhận sự làm phẳng độ cong năm 2025. Đặc tả xu hướng tuyến tính cho FSTS × trend = −0,10 (p &lt; 0,001), xác nhận sự dịch chuyển cấu trúc tiệm tiến.</w:t>
       </w:r>
     </w:p>
     <w:bookmarkEnd w:id="42"/>

--- a/p9_india/submission/p9_india_vi.docx
+++ b/p9_india/submission/p9_india_vi.docx
@@ -2,7 +2,7 @@
 <file path=word/document.xml><?xml version="1.0" encoding="utf-8"?>
 <w:document xmlns:w="http://schemas.openxmlformats.org/wordprocessingml/2006/main" xmlns:m="http://schemas.openxmlformats.org/officeDocument/2006/math" xmlns:r="http://schemas.openxmlformats.org/officeDocument/2006/relationships" xmlns:o="urn:schemas-microsoft-com:office:office" xmlns:v="urn:schemas-microsoft-com:vml" xmlns:w10="urn:schemas-microsoft-com:office:word" xmlns:a="http://schemas.openxmlformats.org/drawingml/2006/main" xmlns:pic="http://schemas.openxmlformats.org/drawingml/2006/picture" xmlns:wp="http://schemas.openxmlformats.org/drawingml/2006/wordprocessingDrawing">
   <w:body>
-    <w:bookmarkStart w:id="61" w:name="X195c9fb0217a096226ae417fab7fc72a5513ab6"/>
+    <w:bookmarkStart w:id="57" w:name="X195c9fb0217a096226ae417fab7fc72a5513ab6"/>
     <w:p>
       <w:pPr>
         <w:pStyle w:val="Heading1"/>
@@ -58,29 +58,12 @@
         <w:t xml:space="preserve"> </w:t>
       </w:r>
       <w:r>
-        <w:t xml:space="preserve">· Khoa Kinh tế, Đại học Cần Thơ ·</w:t>
+        <w:t xml:space="preserve">· Khoa Kinh tế, Đại học Cần Thơ · huongp1323001@gstudent.ctu.edu.vn · ORCID:</w:t>
       </w:r>
       <w:r>
         <w:t xml:space="preserve"> </w:t>
       </w:r>
       <w:hyperlink r:id="rId20">
-        <w:r>
-          <w:rPr>
-            <w:rStyle w:val="Hyperlink"/>
-          </w:rPr>
-          <w:t xml:space="preserve">huongp1323001@gstudent.ctu.edu.vn</w:t>
-        </w:r>
-      </w:hyperlink>
-      <w:r>
-        <w:t xml:space="preserve"> </w:t>
-      </w:r>
-      <w:r>
-        <w:t xml:space="preserve">· ORCID:</w:t>
-      </w:r>
-      <w:r>
-        <w:t xml:space="preserve"> </w:t>
-      </w:r>
-      <w:hyperlink r:id="rId21">
         <w:r>
           <w:rPr>
             <w:rStyle w:val="Hyperlink"/>
@@ -112,29 +95,12 @@
         <w:t xml:space="preserve"> </w:t>
       </w:r>
       <w:r>
-        <w:t xml:space="preserve">· Khoa Kinh tế, Đại học Cần Thơ ·</w:t>
-      </w:r>
-      <w:r>
-        <w:t xml:space="preserve"> </w:t>
-      </w:r>
-      <w:hyperlink r:id="rId22">
-        <w:r>
-          <w:rPr>
-            <w:rStyle w:val="Hyperlink"/>
-          </w:rPr>
-          <w:t xml:space="preserve">patu@ctu.edu.vn</w:t>
-        </w:r>
-      </w:hyperlink>
-      <w:r>
-        <w:t xml:space="preserve"> </w:t>
-      </w:r>
-      <w:r>
-        <w:t xml:space="preserve">· ORCID:</w:t>
-      </w:r>
-      <w:r>
-        <w:t xml:space="preserve"> </w:t>
-      </w:r>
-      <w:hyperlink r:id="rId23">
+        <w:t xml:space="preserve">· Khoa Kinh tế, Đại học Cần Thơ · patu@ctu.edu.vn · ORCID:</w:t>
+      </w:r>
+      <w:r>
+        <w:t xml:space="preserve"> </w:t>
+      </w:r>
+      <w:hyperlink r:id="rId21">
         <w:r>
           <w:rPr>
             <w:rStyle w:val="Hyperlink"/>
@@ -241,7 +207,7 @@
         </w:pict>
       </w:r>
     </w:p>
-    <w:bookmarkStart w:id="24" w:name="tóm-tắt"/>
+    <w:bookmarkStart w:id="22" w:name="tóm-tắt"/>
     <w:p>
       <w:pPr>
         <w:pStyle w:val="Heading2"/>
@@ -437,8 +403,8 @@
         </w:pict>
       </w:r>
     </w:p>
-    <w:bookmarkEnd w:id="24"/>
-    <w:bookmarkStart w:id="25" w:name="điểm-nổi-bật"/>
+    <w:bookmarkEnd w:id="22"/>
+    <w:bookmarkStart w:id="23" w:name="điểm-nổi-bật"/>
     <w:p>
       <w:pPr>
         <w:pStyle w:val="Heading2"/>
@@ -520,8 +486,8 @@
         </w:pict>
       </w:r>
     </w:p>
-    <w:bookmarkEnd w:id="25"/>
-    <w:bookmarkStart w:id="26" w:name="X8291021638e5c0ee7b47a0aaabc4b853f1da348"/>
+    <w:bookmarkEnd w:id="23"/>
+    <w:bookmarkStart w:id="24" w:name="giới-thiệu"/>
     <w:p>
       <w:pPr>
         <w:pStyle w:val="Heading2"/>
@@ -543,15 +509,15 @@
         <w:pStyle w:val="BodyText"/>
       </w:pPr>
       <w:r>
-        <w:t xml:space="preserve">Văn liệu quốc tế hóa–hiệu quả (I–P) đưa ra một dự đoán sắc bén để có thể kiểm định bối cảnh này. Lu and Beamish (2004), Contractor (2007) và tổng hợp meta-phân tích của Marano et al. (2016) ghi nhận một mối quan hệ hình chữ U ngược giữa cường độ xuất khẩu và năng suất doanh nghiệp đã được tái lập qua nhiều bối cảnh địa lý, cửa sổ thời gian và thước đo hiệu quả. Mối quan hệ này hiện được coi như một quy luật khái quát gần đồng thuận. Một dòng phê phán nhỏ nhưng sắc bén (Hennart, 2007; Verbeke and Forootan, 2012) chất vấn đặc tả và đo lường; một dòng văn liệu về điều kiện điều tiết (Cuervo-Cazurra, 2012; Banalieva et al., 2017) xem xét cách phát triển thể chế và đặc điểm doanh nghiệp dịch chuyển mối quan hệ. Tuy nhiên, xuyên suốt các dòng văn liệu này, một giả định vẫn nổi bật chưa được kiểm định với dữ liệu dọc trong cùng quốc gia: rằng hình chữ U ngược bất biến về cấu trúc trước thay đổi thể chế vĩ mô. Giả định này có vẻ hợp lý. Nếu hình chữ U ngược phản ánh sự cân bằng chi phí-lợi ích cấp doanh nghiệp giữa học hỏi qua xuất khẩu và chi phí mở rộng quá mức, và nếu cả hai vế của sự cân bằng này được quyết định chủ yếu bởi các cơ chế nội tại doanh nghiệp và cấp ngành, thì các cú sốc thể chế vĩ mô sẽ dịch chuyển mức năng suất mà không làm thay đổi vị trí ngưỡng. Quan điểm dựa trên thể chế (Peng et al., 2008; Peng et al., 2009) tương thích với giả định này khi thể chế tiến hóa dần dần. Thập kỷ cải cách của Ấn Độ kiểm tra giới hạn của sự tương thích này.</w:t>
-      </w:r>
-    </w:p>
-    <w:p>
-      <w:pPr>
-        <w:pStyle w:val="BodyText"/>
-      </w:pPr>
-      <w:r>
-        <w:t xml:space="preserve">Nghiên cứu này sử dụng ba đợt dữ liệu vi mô WBES cho Ấn Độ: 2014 PICS3 (N = 9.281), 2022 BEE (N = 9.376) và 2025 BREADY (N = 10.479). Mẫu thô gộp chứa 29.136 quan sát doanh nghiệp-năm. Bộ dữ liệu vượt, theo một bậc độ lớn, các mẫu panel được đối sánh thường dùng trong công trình I–P Ấn Độ trước đây (Elango and Pattnaik, 2007; Chittoor et al., 2009). Ba đặc điểm của bối cảnh thực nghiệm đặc biệt có giá trị thông tin. Thứ nhất, đợt 2014 cung cấp một quan sát cơ sở được thực hiện trước khi thập kỷ cải cách thực sự bắt đầu. Điều này tách biệt cấu hình tiền-cú-sốc của mối quan hệ I–P. Thứ hai, đợt 2022 BEE nằm giữa đợt cải cách đầu tiên (2016 đến 2017) và sự chuyển hướng chính sách năm 2020. Đợt trung gian cho phép kiểm định liệu động lực xuyên đợt là tiệm tiến hay liệu năm 2025 phản ánh một sự gián đoạn do thay đổi công cụ. Thứ ba, đợt 2025 BREADY bao gồm một thước đo mới về việc sử dụng hạ tầng số công: tỷ lệ doanh thu doanh nghiệp nhận qua thanh toán điện tử. Thước đo này nắm bắt các giao dịch qua trung gian UPI và hỗ trợ một kiểm định tựa thực nghiệm khám phá đối với luận điểm nhà-nước-kiến-tạo rằng hạ tầng số công có thể thay thế cho tích lũy năng lực số tư nhân (Aschauer, 1989; Donaldson, 2018).</w:t>
+        <w:t xml:space="preserve">Văn liệu quốc tế hóa–hiệu quả (I–P) đưa ra một dự đoán sắc bén để có thể kiểm định bối cảnh này. Lu and Beamish (2004), Contractor (2007) và tổng hợp meta-phân tích của Marano et al. (2016) ghi nhận một mối quan hệ hình chữ U ngược giữa cường độ xuất khẩu và năng suất doanh nghiệp đã được tái lập qua nhiều bối cảnh địa lý, cửa sổ thời gian và thước đo hiệu quả. Mối quan hệ này hiện được coi như một quy luật khái quát gần đồng thuận. Một dòng phê phán nhỏ nhưng sắc bén (Hennart, 2007; Verbeke and Forootan, 2012) chất vấn đặc tả và đo lường; một dòng văn liệu về điều kiện điều tiết (Cuervo-Cazurra, 2012; Banalieva et al., 2017) xem xét cách phát triển thể chế và đặc điểm doanh nghiệp dịch chuyển mối quan hệ. Tuy nhiên, xuyên suốt các dòng văn liệu này, một giả định vẫn nổi bật chưa được kiểm định với dữ liệu dọc trong cùng quốc gia: rằng hình chữ U ngược bất biến về cấu trúc trước thay đổi thể chế vĩ mô. Giả định này có vẻ hợp lý. Nếu hình chữ U ngược phản ánh sự cân bằng chi phí-lợi ích cấp doanh nghiệp giữa học hỏi qua xuất khẩu và chi phí mở rộng quá mức, và nếu cả hai vế của sự cân bằng này được quyết định chủ yếu bởi các cơ chế nội tại doanh nghiệp và cấp ngành, thì các cú sốc thể chế vĩ mô sẽ dịch chuyển mức năng suất mà không làm thay đổi vị trí ngưỡng. Quan điểm dựa trên thể chế (Peng et al., 2008; Peng et al., 2009) tương thích với giả định này khi thể chế tiến hóa dần dần. Thập kỷ cải cách của Ấn Độ kiểm tra giới hạn của sự tương thích này.</w:t>
+      </w:r>
+    </w:p>
+    <w:p>
+      <w:pPr>
+        <w:pStyle w:val="BodyText"/>
+      </w:pPr>
+      <w:r>
+        <w:t xml:space="preserve">Nghiên cứu này sử dụng ba đợt dữ liệu vi mô WBES cho Ấn Độ: 2014 PICS3 (N_thô = 9.281), 2022 BEE (N_thô = 9.376) và 2025 BREADY (N_thô = 10.479); mẫu phân tích sau loại trừ listwise lần lượt là 8.941, 9.300 và 10.476 (gộp N = 28.717). Mẫu thô gộp chứa 29.136 quan sát doanh nghiệp-năm. Bộ dữ liệu vượt, theo một bậc độ lớn, các mẫu panel được đối sánh thường dùng trong công trình I–P Ấn Độ trước đây (Elango and Pattnaik, 2007; Chittoor et al., 2009). Ba đặc điểm của bối cảnh thực nghiệm đặc biệt có giá trị thông tin. Thứ nhất, đợt 2014 cung cấp một quan sát cơ sở được thực hiện trước khi thập kỷ cải cách thực sự bắt đầu. Điều này tách biệt cấu hình tiền-cú-sốc của mối quan hệ I–P. Thứ hai, đợt 2022 BEE nằm giữa đợt cải cách đầu tiên (2016 đến 2017) và sự chuyển hướng chính sách năm 2020. Đợt trung gian cho phép kiểm định liệu động lực xuyên đợt là tiệm tiến hay liệu năm 2025 phản ánh một sự gián đoạn do thay đổi công cụ. Thứ ba, đợt 2025 BREADY bao gồm một thước đo mới về việc sử dụng hạ tầng số công: tỷ lệ doanh thu doanh nghiệp nhận qua thanh toán điện tử. Thước đo này nắm bắt các giao dịch qua trung gian UPI và hỗ trợ một kiểm định tựa thực nghiệm khám phá đối với luận điểm nhà-nước-kiến-tạo rằng hạ tầng số công có thể thay thế cho tích lũy năng lực số tư nhân (Aschauer, 1989; Donaldson, 2018).</w:t>
       </w:r>
     </w:p>
     <w:p>
@@ -578,8 +544,8 @@
         <w:t xml:space="preserve">Phần còn lại của bài báo được tổ chức như sau. Mục 2 phát triển khung lý thuyết. Mục 3 trình bày chi tiết bộ dữ liệu WBES ba đợt, giao thức hài hòa dữ liệu qua các thế hệ bảng hỏi PICS3, BEE trung gian và BREADY, và chiến lược ước lượng. Mục 4 báo cáo kết quả theo từng đợt và gộp, các kiểm định z Paternoster xuyên đợt, ước lượng điều tiết theo năng lực và năm đặc tả kiểm định vững. Mục 5 thảo luận đóng góp về điều kiện biên, sự tinh chỉnh giữa hạ tầng số công và xuyên biên giới, sự đảo dấu của năng lực công nghệ, và các hàm ý chính sách được hiệu chỉnh từ bằng chứng về sự sụp đổ ngưỡng. Mục 6 ghi nhận các hạn chế và phác thảo hướng nghiên cứu tương lai.</w:t>
       </w:r>
     </w:p>
-    <w:bookmarkEnd w:id="26"/>
-    <w:bookmarkStart w:id="32" w:name="Xc948a667d59efd33f3b5fae659341d5c8fb2e03"/>
+    <w:bookmarkEnd w:id="24"/>
+    <w:bookmarkStart w:id="30" w:name="lý-thuyết-và-giả-thuyết"/>
     <w:p>
       <w:pPr>
         <w:pStyle w:val="Heading2"/>
@@ -588,7 +554,7 @@
         <w:t xml:space="preserve">2. Lý thuyết và giả thuyết</w:t>
       </w:r>
     </w:p>
-    <w:bookmarkStart w:id="27" w:name="X62291a2e128e8ddf98ecefeff10485fb072415f"/>
+    <w:bookmarkStart w:id="25" w:name="Xe233ca061ec48b3badaf0de6337377a3de1ea04"/>
     <w:p>
       <w:pPr>
         <w:pStyle w:val="Heading3"/>
@@ -631,8 +597,8 @@
         <w:t xml:space="preserve">Điều kiện phạm vi được in nghiêng là có chủ đích. H1 được khung hóa là có điều kiện thay vì phổ quát, dự đoán khả năng rằng sự bất ổn thể chế có thể làm tan rã mối quan hệ. Bằng chứng thực nghiệm cho cơ sở năm 2014 (khi biến động thể chế thời kỳ cải cách còn ở mức tối thiểu) ủng hộ H1. Việc không ủng hộ H1 ở các đợt sau trở nên có giá trị thông tin về chính điều kiện phạm vi.</w:t>
       </w:r>
     </w:p>
-    <w:bookmarkEnd w:id="27"/>
-    <w:bookmarkStart w:id="28" w:name="Xb14044b8a0c326fa6ea5aa4e03dce3a7e4344b0"/>
+    <w:bookmarkEnd w:id="25"/>
+    <w:bookmarkStart w:id="26" w:name="lý-thuyết-thể-chế-và-động-lực-ngưỡng"/>
     <w:p>
       <w:pPr>
         <w:pStyle w:val="Heading3"/>
@@ -709,8 +675,8 @@
         <w:t xml:space="preserve">Thiết kế cạnh tranh có tính quyết định: H2a và H2b không thể cùng được ủng hộ. Bằng chứng tương đương từ các nền kinh tế châu Á mới nổi dưới thay đổi thể chế ôn hòa hơn có xu hướng ủng hộ độ bền (Contractor et al., 2007; Singh, 2009). Nếu Ấn Độ dưới thay đổi cực đoan cũng ủng hộ độ bền, thì hình chữ U ngược được thiết lập là vững chắc trên diện rộng trước bối cảnh thể chế. Nếu Ấn Độ ủng hộ dịch chuyển, thì điều kiện phạm vi được xác định.</w:t>
       </w:r>
     </w:p>
-    <w:bookmarkEnd w:id="28"/>
-    <w:bookmarkStart w:id="29" w:name="X2b8c1e09c1af604f520afb3274d04273687aa95"/>
+    <w:bookmarkEnd w:id="26"/>
+    <w:bookmarkStart w:id="27" w:name="điều-tiết-của-năng-lực-công-nghệ"/>
     <w:p>
       <w:pPr>
         <w:pStyle w:val="Heading3"/>
@@ -771,8 +737,8 @@
         <w:t xml:space="preserve">Trong điều kiện chuyển hướng chiến lược hậu-PLI (2025), đóng góp dương của năng lực công nghệ trở nên phụ thuộc vào cường độ xuất khẩu thay vì độc lập với nó.</w:t>
       </w:r>
     </w:p>
-    <w:bookmarkEnd w:id="29"/>
-    <w:bookmarkStart w:id="30" w:name="X9eb436c3a47826ec51a72c114c568ee4d5de8c3"/>
+    <w:bookmarkEnd w:id="27"/>
+    <w:bookmarkStart w:id="28" w:name="X816057e5c20ffa2146cd640c204b7ca8b42d89e"/>
     <w:p>
       <w:pPr>
         <w:pStyle w:val="Heading3"/>
@@ -841,8 +807,8 @@
         <w:t xml:space="preserve">H4b là một dự đoán có thể bác bỏ. Nếu UPI với tư cách hạ tầng công thay thế cho năng lực số mà các nhà xuất khẩu tư nhân nếu không thì phải tự xây dựng, thì Tầng 2 nên tạo ra một điều tiết dương mạnh hơn Tầng 1. Một tương tác Tầng 2 âm hoặc bằng không sẽ bác bỏ luận điểm thay thế. Điều này sẽ chỉ về một diễn giải bổ sung, cụ thể là hạ tầng nội địa bằng đồng rupee công không thay thế cho hạ tầng tài chính xuyên biên giới (SWIFT, ngân hàng đại lý, tài trợ thương mại) mà các nhà xuất khẩu đặc biệt cần.</w:t>
       </w:r>
     </w:p>
-    <w:bookmarkEnd w:id="30"/>
-    <w:bookmarkStart w:id="31" w:name="X8a92490dda13545d4b9b0f28bef19d74175128b"/>
+    <w:bookmarkEnd w:id="28"/>
+    <w:bookmarkStart w:id="29" w:name="mô-hình-khái-niệm"/>
     <w:p>
       <w:pPr>
         <w:pStyle w:val="Heading3"/>
@@ -871,24 +837,83 @@
         <w:t xml:space="preserve">[Chèn Hình 1 vào đây.]</w:t>
       </w:r>
     </w:p>
+    <w:bookmarkEnd w:id="29"/>
+    <w:bookmarkEnd w:id="30"/>
+    <w:bookmarkStart w:id="35" w:name="dữ-liệu-và-phương-pháp"/>
+    <w:p>
+      <w:pPr>
+        <w:pStyle w:val="Heading2"/>
+      </w:pPr>
+      <w:r>
+        <w:t xml:space="preserve">3. Dữ liệu và phương pháp</w:t>
+      </w:r>
+    </w:p>
+    <w:bookmarkStart w:id="31" w:name="nguồn-dữ-liệu"/>
+    <w:p>
+      <w:pPr>
+        <w:pStyle w:val="Heading3"/>
+      </w:pPr>
+      <w:r>
+        <w:t xml:space="preserve">3.1 Nguồn dữ liệu</w:t>
+      </w:r>
+    </w:p>
+    <w:p>
+      <w:pPr>
+        <w:pStyle w:val="FirstParagraph"/>
+      </w:pPr>
+      <w:r>
+        <w:t xml:space="preserve">Ba đợt WBES cho Ấn Độ được sử dụng. Đợt 2014 sử dụng lược đồ chuẩn hóa PICS3 với N_thô = 9.281 doanh nghiệp và một mẫu phân tích gồm 8.941 doanh nghiệp sau khi loại bỏ theo dòng trên các biến trọng tâm và xác thực tuổi doanh nghiệp. Đợt 2022 sử dụng lược đồ trung gian BEE với N_thô = 9.376 và một mẫu phân tích gồm 9.300. Đợt 2025 sử dụng lược đồ BREADY với N_thô = 10.479 và một mẫu phân tích gồm 10.476. N thô gộp là 29.136 quan sát doanh nghiệp-năm; N phân tích gộp là 28.717.</w:t>
+      </w:r>
+    </w:p>
+    <w:p>
+      <w:pPr>
+        <w:pStyle w:val="BodyText"/>
+      </w:pPr>
+      <w:r>
+        <w:t xml:space="preserve">Dữ liệu vi mô WBES có sẵn công khai tại https://www.enterprisesurveys.org tùy thuộc vào đăng ký với Ngân hàng Thế giới.</w:t>
+      </w:r>
+    </w:p>
     <w:bookmarkEnd w:id="31"/>
+    <w:bookmarkStart w:id="32" w:name="biến-số"/>
+    <w:p>
+      <w:pPr>
+        <w:pStyle w:val="Heading3"/>
+      </w:pPr>
+      <w:r>
+        <w:t xml:space="preserve">3.2 Biến số</w:t>
+      </w:r>
+    </w:p>
+    <w:p>
+      <w:pPr>
+        <w:pStyle w:val="FirstParagraph"/>
+      </w:pPr>
+      <w:r>
+        <w:t xml:space="preserve">[Xem</w:t>
+      </w:r>
+      <w:r>
+        <w:t xml:space="preserve"> </w:t>
+      </w:r>
+      <w:r>
+        <w:rPr>
+          <w:rStyle w:val="VerbatimChar"/>
+        </w:rPr>
+        <w:t xml:space="preserve">replication/do/01_build_india.do</w:t>
+      </w:r>
+      <w:r>
+        <w:t xml:space="preserve"> </w:t>
+      </w:r>
+      <w:r>
+        <w:t xml:space="preserve">để biết cách xây dựng chính xác.]</w:t>
+      </w:r>
+    </w:p>
     <w:bookmarkEnd w:id="32"/>
-    <w:bookmarkStart w:id="38" w:name="X04a517dd5a14ea73a401e4e8e76b17647fe8cfb"/>
-    <w:p>
-      <w:pPr>
-        <w:pStyle w:val="Heading2"/>
-      </w:pPr>
-      <w:r>
-        <w:t xml:space="preserve">3. Dữ liệu và phương pháp</w:t>
-      </w:r>
-    </w:p>
-    <w:bookmarkStart w:id="34" w:name="X84ced60e62ea90934832891098abf01a4d917e5"/>
+    <w:bookmarkStart w:id="33" w:name="hài-hòa-lược-đồ-qua-ba-thế-hệ-wbes"/>
     <w:p>
       <w:pPr>
         <w:pStyle w:val="Heading3"/>
       </w:pPr>
       <w:r>
-        <w:t xml:space="preserve">3.1 Nguồn dữ liệu</w:t>
+        <w:t xml:space="preserve">3.3 Hài hòa lược đồ qua ba thế hệ WBES</w:t>
       </w:r>
     </w:p>
     <w:p>
@@ -896,50 +921,7 @@
         <w:pStyle w:val="FirstParagraph"/>
       </w:pPr>
       <w:r>
-        <w:t xml:space="preserve">Ba đợt WBES cho Ấn Độ được sử dụng. Đợt 2014 sử dụng lược đồ chuẩn hóa PICS3 với N_thô = 9.281 doanh nghiệp và một mẫu phân tích gồm 8.941 doanh nghiệp sau khi loại bỏ theo dòng trên các biến trọng tâm và xác thực tuổi doanh nghiệp. Đợt 2022 sử dụng lược đồ trung gian BEE với N_thô = 9.376 và một mẫu phân tích gồm 9.300. Đợt 2025 sử dụng lược đồ BREADY với N_thô = 10.479 và một mẫu phân tích gồm 10.476. N thô gộp là 29.136 quan sát doanh nghiệp-năm; N phân tích gộp là 28.717.</w:t>
-      </w:r>
-    </w:p>
-    <w:p>
-      <w:pPr>
-        <w:pStyle w:val="BodyText"/>
-      </w:pPr>
-      <w:r>
-        <w:t xml:space="preserve">Dữ liệu vi mô WBES có sẵn công khai tại</w:t>
-      </w:r>
-      <w:r>
-        <w:t xml:space="preserve"> </w:t>
-      </w:r>
-      <w:hyperlink r:id="rId33">
-        <w:r>
-          <w:rPr>
-            <w:rStyle w:val="Hyperlink"/>
-          </w:rPr>
-          <w:t xml:space="preserve">https://www.enterprisesurveys.org</w:t>
-        </w:r>
-      </w:hyperlink>
-      <w:r>
-        <w:t xml:space="preserve"> </w:t>
-      </w:r>
-      <w:r>
-        <w:t xml:space="preserve">tùy thuộc vào đăng ký với Ngân hàng Thế giới.</w:t>
-      </w:r>
-    </w:p>
-    <w:bookmarkEnd w:id="34"/>
-    <w:bookmarkStart w:id="35" w:name="X4ccc2fb137c87b79d1e71cbfea6dc6e4b23640a"/>
-    <w:p>
-      <w:pPr>
-        <w:pStyle w:val="Heading3"/>
-      </w:pPr>
-      <w:r>
-        <w:t xml:space="preserve">3.2 Biến số</w:t>
-      </w:r>
-    </w:p>
-    <w:p>
-      <w:pPr>
-        <w:pStyle w:val="FirstParagraph"/>
-      </w:pPr>
-      <w:r>
-        <w:t xml:space="preserve">[Xem</w:t>
+        <w:t xml:space="preserve">Các công cụ PICS3 (2014), BEE trung gian (2022) và BREADY (2025) khác nhau ở bốn khía cạnh. Đối với biến doanh thu, PICS3 dùng</w:t>
       </w:r>
       <w:r>
         <w:t xml:space="preserve"> </w:t>
@@ -948,31 +930,13 @@
         <w:rPr>
           <w:rStyle w:val="VerbatimChar"/>
         </w:rPr>
-        <w:t xml:space="preserve">replication/do/01_build_india.do</w:t>
-      </w:r>
-      <w:r>
-        <w:t xml:space="preserve"> </w:t>
-      </w:r>
-      <w:r>
-        <w:t xml:space="preserve">để biết cách xây dựng chính xác.]</w:t>
-      </w:r>
-    </w:p>
-    <w:bookmarkEnd w:id="35"/>
-    <w:bookmarkStart w:id="36" w:name="Xc0e5f42dc2b81f7c673d6eae718ca304cc8b78a"/>
-    <w:p>
-      <w:pPr>
-        <w:pStyle w:val="Heading3"/>
-      </w:pPr>
-      <w:r>
-        <w:t xml:space="preserve">3.3 Hài hòa lược đồ qua ba thế hệ WBES</w:t>
-      </w:r>
-    </w:p>
-    <w:p>
-      <w:pPr>
-        <w:pStyle w:val="FirstParagraph"/>
-      </w:pPr>
-      <w:r>
-        <w:t xml:space="preserve">Các công cụ PICS3 (2014), BEE trung gian (2022) và BREADY (2025) khác nhau ở bốn khía cạnh. Đối với biến doanh thu, PICS3 dùng</w:t>
+        <w:t xml:space="preserve">d2</w:t>
+      </w:r>
+      <w:r>
+        <w:t xml:space="preserve"> </w:t>
+      </w:r>
+      <w:r>
+        <w:t xml:space="preserve">trong khi BREADY bổ sung</w:t>
       </w:r>
       <w:r>
         <w:t xml:space="preserve"> </w:t>
@@ -981,13 +945,25 @@
         <w:rPr>
           <w:rStyle w:val="VerbatimChar"/>
         </w:rPr>
+        <w:t xml:space="preserve">n3</w:t>
+      </w:r>
+      <w:r>
+        <w:t xml:space="preserve">; tệp do hài hòa về</w:t>
+      </w:r>
+      <w:r>
+        <w:t xml:space="preserve"> </w:t>
+      </w:r>
+      <w:r>
+        <w:rPr>
+          <w:rStyle w:val="VerbatimChar"/>
+        </w:rPr>
         <w:t xml:space="preserve">d2</w:t>
       </w:r>
       <w:r>
         <w:t xml:space="preserve"> </w:t>
       </w:r>
       <w:r>
-        <w:t xml:space="preserve">trong khi BREADY bổ sung</w:t>
+        <w:t xml:space="preserve">khi có sẵn. Đối với mã ngành ISIC, năm 2014 dùng</w:t>
       </w:r>
       <w:r>
         <w:t xml:space="preserve"> </w:t>
@@ -996,10 +972,13 @@
         <w:rPr>
           <w:rStyle w:val="VerbatimChar"/>
         </w:rPr>
-        <w:t xml:space="preserve">n3</w:t>
-      </w:r>
-      <w:r>
-        <w:t xml:space="preserve">; tệp do hài hòa về</w:t>
+        <w:t xml:space="preserve">a4a</w:t>
+      </w:r>
+      <w:r>
+        <w:t xml:space="preserve"> </w:t>
+      </w:r>
+      <w:r>
+        <w:t xml:space="preserve">(mã cũ) trong khi 2022 và 2025 bổ sung</w:t>
       </w:r>
       <w:r>
         <w:t xml:space="preserve"> </w:t>
@@ -1008,13 +987,13 @@
         <w:rPr>
           <w:rStyle w:val="VerbatimChar"/>
         </w:rPr>
-        <w:t xml:space="preserve">d2</w:t>
-      </w:r>
-      <w:r>
-        <w:t xml:space="preserve"> </w:t>
-      </w:r>
-      <w:r>
-        <w:t xml:space="preserve">khi có sẵn. Đối với mã ngành ISIC, năm 2014 dùng</w:t>
+        <w:t xml:space="preserve">d1a2_v4</w:t>
+      </w:r>
+      <w:r>
+        <w:t xml:space="preserve"> </w:t>
+      </w:r>
+      <w:r>
+        <w:t xml:space="preserve">(ISIC Rev 4). Đối với DAI Tầng 2, chỉ lược đồ 2025 BREADY bao gồm</w:t>
       </w:r>
       <w:r>
         <w:t xml:space="preserve"> </w:t>
@@ -1023,13 +1002,13 @@
         <w:rPr>
           <w:rStyle w:val="VerbatimChar"/>
         </w:rPr>
-        <w:t xml:space="preserve">a4a</w:t>
-      </w:r>
-      <w:r>
-        <w:t xml:space="preserve"> </w:t>
-      </w:r>
-      <w:r>
-        <w:t xml:space="preserve">(mã cũ) trong khi 2022 và 2025 bổ sung</w:t>
+        <w:t xml:space="preserve">k33</w:t>
+      </w:r>
+      <w:r>
+        <w:t xml:space="preserve"> </w:t>
+      </w:r>
+      <w:r>
+        <w:t xml:space="preserve">(% doanh thu từ thanh toán điện tử), nên kiểm định DAI ba đợt được giới hạn vào Tầng 1 (website) và kiểm định Tầng 2 chỉ-có-ở-2025 mang tính khám phá. Đối với các mã khuyết, PICS3 dùng</w:t>
       </w:r>
       <w:r>
         <w:t xml:space="preserve"> </w:t>
@@ -1038,13 +1017,13 @@
         <w:rPr>
           <w:rStyle w:val="VerbatimChar"/>
         </w:rPr>
-        <w:t xml:space="preserve">d1a2_v4</w:t>
-      </w:r>
-      <w:r>
-        <w:t xml:space="preserve"> </w:t>
-      </w:r>
-      <w:r>
-        <w:t xml:space="preserve">(ISIC Rev 4). Đối với DAI Tầng 2, chỉ lược đồ 2025 BREADY bao gồm</w:t>
+        <w:t xml:space="preserve">-9</w:t>
+      </w:r>
+      <w:r>
+        <w:t xml:space="preserve"> </w:t>
+      </w:r>
+      <w:r>
+        <w:t xml:space="preserve">(không biết) và</w:t>
       </w:r>
       <w:r>
         <w:t xml:space="preserve"> </w:t>
@@ -1053,13 +1032,13 @@
         <w:rPr>
           <w:rStyle w:val="VerbatimChar"/>
         </w:rPr>
-        <w:t xml:space="preserve">k33</w:t>
-      </w:r>
-      <w:r>
-        <w:t xml:space="preserve"> </w:t>
-      </w:r>
-      <w:r>
-        <w:t xml:space="preserve">(% doanh thu từ thanh toán điện tử), nên kiểm định DAI ba đợt được giới hạn vào Tầng 1 (website) và kiểm định Tầng 2 chỉ-có-ở-2025 mang tính khám phá. Đối với các mã khuyết, PICS3 dùng</w:t>
+        <w:t xml:space="preserve">-7</w:t>
+      </w:r>
+      <w:r>
+        <w:t xml:space="preserve"> </w:t>
+      </w:r>
+      <w:r>
+        <w:t xml:space="preserve">(không áp dụng), trong khi BEE và BREADY bổ sung</w:t>
       </w:r>
       <w:r>
         <w:t xml:space="preserve"> </w:t>
@@ -1068,36 +1047,6 @@
         <w:rPr>
           <w:rStyle w:val="VerbatimChar"/>
         </w:rPr>
-        <w:t xml:space="preserve">-9</w:t>
-      </w:r>
-      <w:r>
-        <w:t xml:space="preserve"> </w:t>
-      </w:r>
-      <w:r>
-        <w:t xml:space="preserve">(không biết) và</w:t>
-      </w:r>
-      <w:r>
-        <w:t xml:space="preserve"> </w:t>
-      </w:r>
-      <w:r>
-        <w:rPr>
-          <w:rStyle w:val="VerbatimChar"/>
-        </w:rPr>
-        <w:t xml:space="preserve">-7</w:t>
-      </w:r>
-      <w:r>
-        <w:t xml:space="preserve"> </w:t>
-      </w:r>
-      <w:r>
-        <w:t xml:space="preserve">(không áp dụng), trong khi BEE và BREADY bổ sung</w:t>
-      </w:r>
-      <w:r>
-        <w:t xml:space="preserve"> </w:t>
-      </w:r>
-      <w:r>
-        <w:rPr>
-          <w:rStyle w:val="VerbatimChar"/>
-        </w:rPr>
         <w:t xml:space="preserve">-8</w:t>
       </w:r>
       <w:r>
@@ -1107,8 +1056,8 @@
         <w:t xml:space="preserve">(từ chối). Tất cả mã âm được mã hóa lại thành khuyết trong Stata.</w:t>
       </w:r>
     </w:p>
-    <w:bookmarkEnd w:id="36"/>
-    <w:bookmarkStart w:id="37" w:name="X0afc50b77f3b35a9e2f53d772df3588479ffd59"/>
+    <w:bookmarkEnd w:id="33"/>
+    <w:bookmarkStart w:id="34" w:name="chiến-lược-ước-lượng"/>
     <w:p>
       <w:pPr>
         <w:pStyle w:val="Heading3"/>
@@ -1306,7 +1255,25 @@
         <w:pStyle w:val="FirstParagraph"/>
       </w:pPr>
       <w:r>
-        <w:t xml:space="preserve">Kiểm định U Lind–Mehlum (Lind &amp; Mehlum, 2010) xác minh hình chữ U ngược: bác bỏ H₀ "đơn điệu hoặc chữ U" khi và chỉ khi (i) β₁ + 2β₂·FSTS_min &gt; 0; (ii) β₁ + 2β₂·FSTS_max &lt; 0; (iii) β₂ &lt; 0.</w:t>
+        <w:t xml:space="preserve">Kiểm định U Lind–Mehlum (Lind &amp; Mehlum, 2010) xác minh hình chữ U ngược: bác bỏ H₀</w:t>
+      </w:r>
+      <w:r>
+        <w:t xml:space="preserve"> </w:t>
+      </w:r>
+      <w:r>
+        <w:t xml:space="preserve">“</w:t>
+      </w:r>
+      <w:r>
+        <w:t xml:space="preserve">đơn điệu hoặc chữ U</w:t>
+      </w:r>
+      <w:r>
+        <w:t xml:space="preserve">”</w:t>
+      </w:r>
+      <w:r>
+        <w:t xml:space="preserve"> </w:t>
+      </w:r>
+      <w:r>
+        <w:t xml:space="preserve">khi và chỉ khi (i) β₁ + 2β₂·FSTS_min &gt; 0; (ii) β₁ + 2β₂·FSTS_max &lt; 0; (iii) β₂ &lt; 0.</w:t>
       </w:r>
     </w:p>
     <w:p>
@@ -1566,9 +1533,9 @@
         <w:t xml:space="preserve">Kiểm định F đồng thời trên các tương tác xuyên đợt trong mô hình gộp cung cấp một kiểm định thay thế đa hệ số. Sai số chuẩn được báo cáo theo hai đặc tả: HC1 (Eicker–Huber–White) vững theo phương sai sai số không đồng nhất làm đặc tả chính, và vững theo cụm ở cấp bang (Vùng Lấy mẫu WBES, ~24 cụm mỗi đợt) làm đặc tả kiểm định vững. Với số cụm trong khoảng 20–30, lý lẽ tiệm cận cho suy luận vững theo cụm ở ranh giới (Cameron et al., 2008); tự khởi tạo cụm hoang dã (MacKinnon and Webb, 2017) được ghi nhận như một thay thế chặt chẽ hơn phù hợp khi chỉnh sửa.</w:t>
       </w:r>
     </w:p>
-    <w:bookmarkEnd w:id="37"/>
-    <w:bookmarkEnd w:id="38"/>
-    <w:bookmarkStart w:id="45" w:name="Xc1528237297c4ce8999628372a6b48494fd6214"/>
+    <w:bookmarkEnd w:id="34"/>
+    <w:bookmarkEnd w:id="35"/>
+    <w:bookmarkStart w:id="42" w:name="kết-quả"/>
     <w:p>
       <w:pPr>
         <w:pStyle w:val="Heading2"/>
@@ -1577,7 +1544,7 @@
         <w:t xml:space="preserve">4. Kết quả</w:t>
       </w:r>
     </w:p>
-    <w:bookmarkStart w:id="39" w:name="Xc951dcce2c5c6672eadc5b901b983504017f146"/>
+    <w:bookmarkStart w:id="36" w:name="thống-kê-mô-tả"/>
     <w:p>
       <w:pPr>
         <w:pStyle w:val="Heading3"/>
@@ -1606,8 +1573,8 @@
         <w:t xml:space="preserve">[Chèn Bảng 1 vào đây.]</w:t>
       </w:r>
     </w:p>
-    <w:bookmarkEnd w:id="39"/>
-    <w:bookmarkStart w:id="40" w:name="X3bf63d20a4a83a438fbcc799943df96fcd29af6"/>
+    <w:bookmarkEnd w:id="36"/>
+    <w:bookmarkStart w:id="37" w:name="ước-lượng-hình-chữ-u-ngược-theo-từng-đợt"/>
     <w:p>
       <w:pPr>
         <w:pStyle w:val="Heading3"/>
@@ -2021,8 +1988,8 @@
         <w:t xml:space="preserve">[Chèn Bảng 2 và Hình 2 vào đây.]</w:t>
       </w:r>
     </w:p>
-    <w:bookmarkEnd w:id="40"/>
-    <w:bookmarkStart w:id="41" w:name="Xa322042f04f40ffe95561163aa8e0e468cf3438"/>
+    <w:bookmarkEnd w:id="37"/>
+    <w:bookmarkStart w:id="38" w:name="X6a5f6e1aa6a2c894e6efb4a5cf71a9ab2a09412"/>
     <w:p>
       <w:pPr>
         <w:pStyle w:val="Heading3"/>
@@ -2042,18 +2009,18 @@
     <w:tbl>
       <w:tblPr>
         <w:tblStyle w:val="Table"/>
-        <w:tblW w:type="auto" w:w="0"/>
+        <w:tblW w:type="pct" w:w="5000"/>
         <w:tblLook w:firstRow="1" w:lastRow="0" w:firstColumn="0" w:lastColumn="0" w:noHBand="0" w:noVBand="0" w:val="0020"/>
         <w:jc w:val="start"/>
       </w:tblPr>
       <w:tblGrid>
-        <w:gridCol w:w="1131"/>
-        <w:gridCol w:w="1131"/>
-        <w:gridCol w:w="1131"/>
-        <w:gridCol w:w="1131"/>
-        <w:gridCol w:w="1131"/>
-        <w:gridCol w:w="1131"/>
-        <w:gridCol w:w="1131"/>
+        <w:gridCol w:w="880"/>
+        <w:gridCol w:w="1173"/>
+        <w:gridCol w:w="1173"/>
+        <w:gridCol w:w="1173"/>
+        <w:gridCol w:w="1173"/>
+        <w:gridCol w:w="1173"/>
+        <w:gridCol w:w="1173"/>
       </w:tblGrid>
       <w:tr>
         <w:trPr>
@@ -2363,8 +2330,8 @@
         <w:t xml:space="preserve">[Chèn Hình 3 vào đây.]</w:t>
       </w:r>
     </w:p>
-    <w:bookmarkEnd w:id="41"/>
-    <w:bookmarkStart w:id="42" w:name="X7ab521b2547d2b506dd4ec3b668fb44b5357692"/>
+    <w:bookmarkEnd w:id="38"/>
+    <w:bookmarkStart w:id="39" w:name="kiểm-định-vững-gộp-ba-đợt"/>
     <w:p>
       <w:pPr>
         <w:pStyle w:val="Heading3"/>
@@ -2381,8 +2348,8 @@
         <w:t xml:space="preserve">Mô hình gộp ba đợt với biến giả đợt (N = 28.717, R²_hiệu chỉnh = 0,197) cho kết quả sau. Hệ số Wave_2022 là +0,46 (p &lt; 0,0001), cho thấy mức năng suất tăng. Hệ số Wave_2025 là +1,12 (p &lt; 0,0001), cho thấy mức tăng tăng tốc. Tương tác FSTS × wave_2022 là +0,45 (p = 0,15), không cho thấy dịch chuyển vững chắc so với cơ sở 2014. Tương tác FSTS × wave_2025 là −1,63 (p &lt; 0,0001), xác nhận sự sụp đổ độ dốc năm 2025. Tương tác FSTS² × wave_2022 là −1,09 (p = 0,001), xác nhận sự di chuyển điểm ngưỡng năm 2022 qua việc dốc hóa độ cong. Tương tác FSTS² × wave_2025 là +0,86 (p = 0,007), xác nhận sự làm phẳng độ cong năm 2025. Đặc tả xu hướng tuyến tính cho FSTS × trend = −0,10 (p &lt; 0,001), xác nhận sự dịch chuyển cấu trúc tiệm tiến.</w:t>
       </w:r>
     </w:p>
-    <w:bookmarkEnd w:id="42"/>
-    <w:bookmarkStart w:id="43" w:name="X95b84809c812325e51320e1e9cd47beb745e901"/>
+    <w:bookmarkEnd w:id="39"/>
+    <w:bookmarkStart w:id="40" w:name="các-biến-điều-tiết-năng-lực-h3-h4a-h4b"/>
     <w:p>
       <w:pPr>
         <w:pStyle w:val="Heading3"/>
@@ -2457,8 +2424,8 @@
         <w:t xml:space="preserve">[Chèn Bảng 4 và Hình 4 vào đây.]</w:t>
       </w:r>
     </w:p>
-    <w:bookmarkEnd w:id="43"/>
-    <w:bookmarkStart w:id="44" w:name="Xed3b3362c25fdc23216d53b9f0c5e3a8e8c8f35"/>
+    <w:bookmarkEnd w:id="40"/>
+    <w:bookmarkStart w:id="41" w:name="kiểm-định-vững"/>
     <w:p>
       <w:pPr>
         <w:pStyle w:val="Heading3"/>
@@ -2595,24 +2562,118 @@
         <w:t xml:space="preserve">[Chèn Bảng 5 vào đây.]</w:t>
       </w:r>
     </w:p>
+    <w:bookmarkEnd w:id="41"/>
+    <w:bookmarkEnd w:id="42"/>
+    <w:bookmarkStart w:id="49" w:name="thảo-luận"/>
+    <w:p>
+      <w:pPr>
+        <w:pStyle w:val="Heading2"/>
+      </w:pPr>
+      <w:r>
+        <w:t xml:space="preserve">5. Thảo luận</w:t>
+      </w:r>
+    </w:p>
+    <w:bookmarkStart w:id="43" w:name="Xeb4ff41dc288827126431f80f80571cbb4f8252"/>
+    <w:p>
+      <w:pPr>
+        <w:pStyle w:val="Heading3"/>
+      </w:pPr>
+      <w:r>
+        <w:t xml:space="preserve">5.1 Dịch chuyển, không phải độ bền: sự tan rã thể chế của hình chữ U ngược</w:t>
+      </w:r>
+    </w:p>
+    <w:p>
+      <w:pPr>
+        <w:pStyle w:val="FirstParagraph"/>
+      </w:pPr>
+      <w:r>
+        <w:t xml:space="preserve">Bằng chứng thực nghiệm ủng hộ dứt khoát H2a hơn H2b. Các kiểm định z Paternoster dưới sai số chuẩn HC1 bác bỏ sự bằng nhau của hệ số giữa 2014 và 2025 với lực cực mạnh (FSTS z = −7,94; FSTS² z = +4,17; cả hai p &lt; 0,0001). Dưới sai số chuẩn vững theo cụm bang thận trọng hơn (Cameron et al., 2008), sự bác bỏ vẫn có ý nghĩa (FSTS z = −3,50, p = 0,0005; FSTS² z = +2,19, p = 0,029). Điều này duy trì bất chấp cỡ mẫu hiệu dụng nhỏ hơn nhiều được hàm ý bởi khoảng 24 cụm bang. Kiểm định vững gộp ba đợt với biến giả đợt xác nhận FSTS × wave_2025 = −1,63 (p &lt; 0,0001 HC1) và FSTS² × wave_2025 = +0,86 (p = 0,007 HC1). Đặc tả xu hướng tuyến tính cho FSTS × trend = −0,10 (p &lt; 0,001). Điều này nhất quán với một sự tiến triển đơn điệu thay vì một sự đứt gãy đột ngột.</w:t>
+      </w:r>
+    </w:p>
+    <w:p>
+      <w:pPr>
+        <w:pStyle w:val="BodyText"/>
+      </w:pPr>
+      <w:r>
+        <w:t xml:space="preserve">Một mối quan ngại tự nhiên là liệu sự dịch chuyển biểu kiến có phải là sản phẩm phụ của lược đồ hay không. Đợt 2014 sử dụng công cụ WBES PICS3, đợt 2025 sử dụng công cụ BREADY mới, và hai công cụ không giống hệt nhau về cách diễn đạt câu hỏi hoặc thiết kế lấy mẫu. Đợt 2022 BEE trung gian cung cấp cầu nối then chốt. Nếu sự sụp đổ năm 2025 thuần túy là sản phẩm phụ của lược đồ, thì người ta sẽ kỳ vọng một sự gián đoạn giữa 2022 và 2025 (sự chuyển tiếp BEE-sang-BREADY), với 2014 và 2022 không phân biệt được. Dữ liệu cho thấy mô hình ngược lại. Điểm ngưỡng di chuyển đơn điệu vào trong từ 61,8 phần trăm vào năm 2014 xuống 40,7 phần trăm vào năm 2022, một sự dịch chuyển vào trong 21 điểm phần trăm qua cửa sổ thu hồi tiền mặt, GST và IBC với công cụ phái sinh từ PICS cơ sở. Mối quan hệ sau đó tan rã vào năm 2025. Hình chữ U ngược 2022 về mặt thống kê là mạnh nhất trong ba đợt (Lind–Mehlum p đồng thời &lt; 1e-12). Điều này không tương thích với giả thuyết rằng một thay đổi công cụ vào năm 2022 đã cơ học triệt tiêu độ cong. Dịch chuyển cấu trúc tiệm tiến phù hợp với dữ liệu. Sản phẩm phụ của công cụ thì không.</w:t>
+      </w:r>
+    </w:p>
+    <w:p>
+      <w:pPr>
+        <w:pStyle w:val="BodyText"/>
+      </w:pPr>
+      <w:r>
+        <w:t xml:space="preserve">Ba cơ chế có thể giải thích sự dịch chuyển. Thứ nhất, chính sách tự lực Atmanirbhar Bharat (2020) và việc triển khai chương trình PLI (từ 2020 trở đi) tái định hướng đầu tư chiến lược của doanh nghiệp về phía sản xuất nội địa. Điều này dịch chuyển doanh nghiệp khỏi định hướng xuất khẩu mà môi trường thể chế năm 2014 tưởng thưởng. Thứ hai, gián đoạn chuỗi cung ứng COVID-19 (2020 đến 2022) làm thay đổi chi phí biên của hoạt động xuyên biên giới, có thể là vĩnh viễn. Điều này làm tăng chi phí mở rộng quá mức mà các nhà xuất khẩu Ấn Độ đối mặt. Thứ ba, môi trường thương mại toàn cầu năm 2025 đặc trưng bởi tái định cư sản xuất (re-shoring), định cư-bằng-hữu (friend-shoring) và sự bất định chính sách xuyên biên giới gia tăng. Các yếu tố này có thể đã dịch chuyển quy mô quốc tế hóa tối ưu xuống thấp hơn qua tất cả các nhà xuất khẩu, làm phẳng sự cân bằng chi phí-lợi ích trước đây tạo ra hình chữ U ngược.</w:t>
+      </w:r>
+    </w:p>
+    <w:p>
+      <w:pPr>
+        <w:pStyle w:val="BodyText"/>
+      </w:pPr>
+      <w:r>
+        <w:t xml:space="preserve">Năm đặc tả kiểm định vững báo cáo trong §4.6 củng cố diễn giải cấu trúc. Mẫu con chỉ-chế-tạo xác nhận sự dịch chuyển xuyên đợt với các kiểm định z Paternoster nằm trong khoảng 12 phần trăm độ lớn mẫu đầy đủ. Điều này loại trừ thành phần doanh nghiệp dịch vụ như một yếu tố dẫn dắt. Đặc tả FSTS-được-cắt-tỉa loại trừ ảnh hưởng của nhà xuất khẩu cực đoan. Phân tích mẫu con theo quy mô hé lộ một sắc thái tinh tế hơn. Hình chữ U ngược 2014 tập trung ở các doanh nghiệp lớn hơn (số lao động ≥ 100). Mô hình mở rộng tới các doanh nghiệp nhỏ hơn chỉ vào năm 2022 trước khi sụp đổ cho cả hai phân khúc vào năm 2025. Mô hình này nhất quán với sự mở rộng được ghi nhận về tham gia xuất khẩu của SME dưới sự mở rộng chính sách xúc tiến xuất khẩu 2014 đến 2020, theo sau là sự đảo ngược hậu 2020 của nó dưới Atmanirbhar Bharat. Mô hình này không nhất quán với một sự sụp đổ do đo lường gây ra.</w:t>
+      </w:r>
+    </w:p>
+    <w:bookmarkEnd w:id="43"/>
+    <w:bookmarkStart w:id="44" w:name="X847a704ea31aa5102efb698496430cef26dda33"/>
+    <w:p>
+      <w:pPr>
+        <w:pStyle w:val="Heading3"/>
+      </w:pPr>
+      <w:r>
+        <w:t xml:space="preserve">5.2 Hạ tầng số nội địa so với xuyên biên giới: một mối quan hệ bổ sung, không phải thay thế</w:t>
+      </w:r>
+    </w:p>
+    <w:p>
+      <w:pPr>
+        <w:pStyle w:val="FirstParagraph"/>
+      </w:pPr>
+      <w:r>
+        <w:t xml:space="preserve">Việc bác bỏ H4b có giá trị thông tin về mặt lý thuyết hơn một sự xác nhận thành công. Áp dụng UPI Tầng 2 tương tác âm với cường độ xuất khẩu (FSTS × DAI_epay = −4,02, p = 0,004 HC1). Điều này trái ngược với những gì giả thuyết thay thế nhà-nước-kiến-tạo dự đoán. Một diễn giải về sự bổ sung được đề xuất. Hạ tầng số công thay thế cho năng lực tư nhân chỉ khi hạ tầng công được căn chỉnh-mục-đích với hoạt động sản xuất của doanh nghiệp. UPI được căn chỉnh mục đích cho giao dịch nội địa. Nó vận hành trên các đường ray đồng rupee, đòi hỏi định danh khách hàng (KYC) neo theo Aadhaar cho các đối tác cư trú tại Ấn Độ, và tích hợp với hệ thống ngân hàng nội địa thay vì các mạng đại lý quốc tế. Các nhà xuất khẩu cần một hệ thống hạ tầng khác: SWIFT để truyền tin xuyên biên giới, ngân hàng đại lý để thanh toán bù trừ, tài trợ thương mại cho vốn lưu động qua các chu kỳ vận chuyển dài, bảo hiểm tín dụng xuất khẩu và các phương tiện ngoại hối kỳ hạn để phòng ngừa rủi ro.</w:t>
+      </w:r>
+    </w:p>
+    <w:p>
+      <w:pPr>
+        <w:pStyle w:val="BodyText"/>
+      </w:pPr>
+      <w:r>
+        <w:t xml:space="preserve">Aschauer (1989) nghiên cứu đường cao tốc và Donaldson (2018) nghiên cứu đường sắt. Cả hai ghi nhận lợi tức năng suất lớn từ hạ tầng công được căn chỉnh mục đích cho thương mại nội địa. Phát hiện hiện tại là trường hợp âm đối xứng. Hạ tầng công không được căn chỉnh mục đích với hoạt động sản xuất của doanh nghiệp không mang lại lợi tức năng suất. Nó thậm chí có thể chuyển hướng sự chú ý khỏi đầu tư hạ tầng xuyên biên giới mà các nhà xuất khẩu thực sự cần. Tương tác âm được ước lượng ở đây có thể được dẫn dắt một cách hợp lý bởi cả lựa chọn (các doanh nghiệp có tỷ phần khách hàng nội địa cao dựa nhiều hơn vào UPI và một cách cơ học ít định hướng xuất khẩu hơn) và sự thay thế hành vi (tính nổi bật của hạ tầng số nội địa có thể làm giảm sự chú ý của doanh nghiệp đối với hệ thống tài chính xuất khẩu). Việc tách bạch những điều này đòi hỏi dữ liệu mảng cấp doanh nghiệp với thời điểm áp dụng UPI. Đây là một sự mở rộng đáng giá mà thiết kế mặt cắt ngang hiện tại không thể giải quyết.</w:t>
+      </w:r>
+    </w:p>
+    <w:p>
+      <w:pPr>
+        <w:pStyle w:val="BodyText"/>
+      </w:pPr>
+      <w:r>
+        <w:t xml:space="preserve">Một mối quan ngại nội sinh tiềm tàng đáng được ghi nhận rõ ràng. Ở các doanh nghiệp năm 2025 có DAI_epay cao, phân phối cường độ xuất khẩu bị cắt cụt một cách cơ học xuống dưới. Các doanh nghiệp có khách hàng là người nước ngoài không thanh toán qua UPI, nên tỷ phần UPI cao và tỷ phần xuất khẩu cao có liên hệ nghịch trong chính quá trình tạo dữ liệu. Tương tác âm được ước lượng ở đây có thể phần nào phản ánh tương quan nghịch cơ học này thay vì một cơ chế hành vi. Việc bác bỏ H4b được xử lý như gợi ý thay vì dứt khoát. Diễn giải về sự bổ sung được đưa ra như lời giải thích mạch lạc nhất về mặt lý thuyết. Việc kiểm chứng nhân quả đòi hỏi hoặc một biến công cụ cho áp dụng UPI hoặc một thiết kế dữ liệu mảng quan sát mức độ áp dụng UPI trong cùng doanh nghiệp.</w:t>
+      </w:r>
+    </w:p>
     <w:bookmarkEnd w:id="44"/>
+    <w:bookmarkStart w:id="45" w:name="X89b1ce6d8af5c3fa5bbf828edad4cc98856d7fd"/>
+    <w:p>
+      <w:pPr>
+        <w:pStyle w:val="Heading3"/>
+      </w:pPr>
+      <w:r>
+        <w:t xml:space="preserve">5.3 Sự đảo dấu TCI dưới chuyển hướng chiến lược hậu-PLI</w:t>
+      </w:r>
+    </w:p>
+    <w:p>
+      <w:pPr>
+        <w:pStyle w:val="FirstParagraph"/>
+      </w:pPr>
+      <w:r>
+        <w:t xml:space="preserve">Chỉ số Năng lực Công nghệ vận hành như một yếu tố dịch chuyển mức dương vào năm 2014 (β = +0,12, p &lt; 0,0001) và 2022 (β = +0,19, p &lt; 0,0001), ủng hộ H3a. Vào năm 2025, hiệu ứng chính TCI đảo sang âm (β = −0,08, p &lt; 0,0001) và tương tác FSTS × TCI trở nên dương và có ý nghĩa (β = +0,20, p = 0,03), ủng hộ H3b. Mô hình này nhất quán với đánh đổi nhấn mạnh chiến lược của Mizik and Jacobson (2003). Khi các động cơ chính sách tái định hướng đầu tư năng lực công nghệ về phía sản xuất nội địa (PLI), các doanh nghiệp tích lũy TCI chủ yếu cho các mục đích nội địa trải nghiệm các nhu cầu cạnh tranh trên cùng nguồn lực nội bộ. Điều này triệt tiêu lợi tức năng suất mà TCI mang lại khi tích lũy năng lực bàng quan với định hướng xuất khẩu. Tương tác FSTS × TCI dương vào năm 2025 cho thấy TCI tiếp tục mang lại lợi tức đặc biệt cho các doanh nghiệp duy trì định hướng xuất khẩu cao. Đây là tập con mà với họ đầu tư năng lực vẫn được căn chỉnh với xuất khẩu. Kết quả củng cố lập luận thể chế rộng hơn rằng dưới chuyển hướng chiến lược chưa từng có, ngay cả các construct năng lực cấp doanh nghiệp cũng hành xử khác đi.</w:t>
+      </w:r>
+    </w:p>
     <w:bookmarkEnd w:id="45"/>
-    <w:bookmarkStart w:id="52" w:name="X3923f9545aa9c992e02ccb4472a40e02686b4e2"/>
-    <w:p>
-      <w:pPr>
-        <w:pStyle w:val="Heading2"/>
-      </w:pPr>
-      <w:r>
-        <w:t xml:space="preserve">5. Thảo luận</w:t>
-      </w:r>
-    </w:p>
-    <w:bookmarkStart w:id="46" w:name="X6dfe901312034636d23427a5373fe36c2313a3c"/>
+    <w:bookmarkStart w:id="46" w:name="X86bcaf00dc0d2d02f35403eefe9c43ed28d3054"/>
     <w:p>
       <w:pPr>
         <w:pStyle w:val="Heading3"/>
       </w:pPr>
       <w:r>
-        <w:t xml:space="preserve">5.1 Dịch chuyển, không phải độ bền: sự tan rã thể chế của hình chữ U ngược</w:t>
+        <w:t xml:space="preserve">5.4 Hàm ý chính sách được hiệu chỉnh từ bằng chứng về sự sụp đổ ngưỡng</w:t>
       </w:r>
     </w:p>
     <w:p>
@@ -2620,41 +2681,69 @@
         <w:pStyle w:val="FirstParagraph"/>
       </w:pPr>
       <w:r>
-        <w:t xml:space="preserve">Bằng chứng thực nghiệm ủng hộ dứt khoát H2a hơn H2b. Các kiểm định z Paternoster dưới sai số chuẩn HC1 bác bỏ sự bằng nhau của hệ số giữa 2014 và 2025 với lực cực mạnh (FSTS z = −7,94; FSTS² z = +4,17; cả hai p &lt; 0,0001). Dưới sai số chuẩn vững theo cụm bang thận trọng hơn (Cameron et al., 2008), sự bác bỏ vẫn có ý nghĩa (FSTS z = −3,50, p = 0,0005; FSTS² z = +2,19, p = 0,029). Điều này duy trì bất chấp cỡ mẫu hiệu dụng nhỏ hơn nhiều được hàm ý bởi khoảng 24 cụm bang. Kiểm định vững gộp ba đợt với biến giả đợt xác nhận FSTS × wave_2025 = −1,63 (p &lt; 0,0001 HC1) và FSTS² × wave_2025 = +0,86 (p = 0,007 HC1). Đặc tả xu hướng tuyến tính cho FSTS × trend = −0,10 (p &lt; 0,001). Điều này nhất quán với một sự tiến triển đơn điệu thay vì một sự đứt gãy đột ngột.</w:t>
-      </w:r>
-    </w:p>
-    <w:p>
-      <w:pPr>
-        <w:pStyle w:val="BodyText"/>
-      </w:pPr>
-      <w:r>
-        <w:t xml:space="preserve">Một mối quan ngại tự nhiên là liệu sự dịch chuyển biểu kiến có phải là sản phẩm phụ của lược đồ hay không. Đợt 2014 sử dụng công cụ WBES PICS3, đợt 2025 sử dụng công cụ BREADY mới, và hai công cụ không giống hệt nhau về cách diễn đạt câu hỏi hoặc thiết kế lấy mẫu. Đợt 2022 BEE trung gian cung cấp cầu nối then chốt. Nếu sự sụp đổ năm 2025 thuần túy là sản phẩm phụ của lược đồ, thì người ta sẽ kỳ vọng một sự gián đoạn giữa 2022 và 2025 (sự chuyển tiếp BEE-sang-BREADY), với 2014 và 2022 không phân biệt được. Dữ liệu cho thấy mô hình ngược lại. Điểm ngưỡng di chuyển đơn điệu vào trong từ 61,8 phần trăm vào năm 2014 xuống 40,7 phần trăm vào năm 2022, một sự dịch chuyển vào trong 21 điểm phần trăm qua cửa sổ thu hồi tiền mặt, GST và IBC với công cụ phái sinh từ PICS cơ sở. Mối quan hệ sau đó tan rã vào năm 2025. Hình chữ U ngược 2022 về mặt thống kê là mạnh nhất trong ba đợt (Lind–Mehlum p đồng thời &lt; 1e-12). Điều này không tương thích với giả thuyết rằng một thay đổi công cụ vào năm 2022 đã cơ học triệt tiêu độ cong. Dịch chuyển cấu trúc tiệm tiến phù hợp với dữ liệu. Sản phẩm phụ của công cụ thì không.</w:t>
-      </w:r>
-    </w:p>
-    <w:p>
-      <w:pPr>
-        <w:pStyle w:val="BodyText"/>
-      </w:pPr>
-      <w:r>
-        <w:t xml:space="preserve">Ba cơ chế có thể giải thích sự dịch chuyển. Thứ nhất, chính sách tự lực Atmanirbhar Bharat (2020) và việc triển khai chương trình PLI (từ 2020 trở đi) tái định hướng đầu tư chiến lược của doanh nghiệp về phía sản xuất nội địa. Điều này dịch chuyển doanh nghiệp khỏi định hướng xuất khẩu mà môi trường thể chế năm 2014 tưởng thưởng. Thứ hai, gián đoạn chuỗi cung ứng COVID-19 (2020 đến 2022) làm thay đổi chi phí biên của hoạt động xuyên biên giới, có thể là vĩnh viễn. Điều này làm tăng chi phí mở rộng quá mức mà các nhà xuất khẩu Ấn Độ đối mặt. Thứ ba, môi trường thương mại toàn cầu năm 2025 đặc trưng bởi tái định cư sản xuất (re-shoring), định cư-bằng-hữu (friend-shoring) và sự bất định chính sách xuyên biên giới gia tăng. Các yếu tố này có thể đã dịch chuyển quy mô quốc tế hóa tối ưu xuống thấp hơn qua tất cả các nhà xuất khẩu, làm phẳng sự cân bằng chi phí-lợi ích trước đây tạo ra hình chữ U ngược.</w:t>
-      </w:r>
-    </w:p>
-    <w:p>
-      <w:pPr>
-        <w:pStyle w:val="BodyText"/>
-      </w:pPr>
-      <w:r>
-        <w:t xml:space="preserve">Năm đặc tả kiểm định vững báo cáo trong §4.6 củng cố diễn giải cấu trúc. Mẫu con chỉ-chế-tạo xác nhận sự dịch chuyển xuyên đợt với các kiểm định z Paternoster nằm trong khoảng 12 phần trăm độ lớn mẫu đầy đủ. Điều này loại trừ thành phần doanh nghiệp dịch vụ như một yếu tố dẫn dắt. Đặc tả FSTS-được-cắt-tỉa loại trừ ảnh hưởng của nhà xuất khẩu cực đoan. Phân tích mẫu con theo quy mô hé lộ một sắc thái tinh tế hơn. Hình chữ U ngược 2014 tập trung ở các doanh nghiệp lớn hơn (số lao động ≥ 100). Mô hình mở rộng tới các doanh nghiệp nhỏ hơn chỉ vào năm 2022 trước khi sụp đổ cho cả hai phân khúc vào năm 2025. Mô hình này nhất quán với sự mở rộng được ghi nhận về tham gia xuất khẩu của SME dưới sự mở rộng chính sách xúc tiến xuất khẩu 2014 đến 2020, theo sau là sự đảo ngược hậu 2020 của nó dưới Atmanirbhar Bharat. Mô hình này không nhất quán với một sự sụp đổ do đo lường gây ra.</w:t>
+        <w:t xml:space="preserve">Đối với chính sách xúc tiến xuất khẩu cho SME Ấn Độ, sự biến mất thực nghiệm của điểm ngưỡng hình chữ U ngược vào năm 2025 đòi hỏi tái hiệu chỉnh bất kỳ chuẩn chính sách trước đây nào. Các mục tiêu cường độ xuất khẩu được hiệu chỉnh theo đỉnh năng suất 2014 (FSTS ≈ 60 phần trăm) hoặc theo đỉnh năng suất 2022 (FSTS ≈ 41 phần trăm) không còn bảo vệ được về mặt thực nghiệm cho môi trường thể chế năm 2025. Câu hỏi chính sách hậu-2025 không phải là</w:t>
+      </w:r>
+      <w:r>
+        <w:t xml:space="preserve"> </w:t>
+      </w:r>
+      <w:r>
+        <w:t xml:space="preserve">“</w:t>
+      </w:r>
+      <w:r>
+        <w:t xml:space="preserve">cường độ xuất khẩu tối ưu là gì?</w:t>
+      </w:r>
+      <w:r>
+        <w:t xml:space="preserve">”</w:t>
+      </w:r>
+      <w:r>
+        <w:t xml:space="preserve"> </w:t>
+      </w:r>
+      <w:r>
+        <w:t xml:space="preserve">mà là</w:t>
+      </w:r>
+      <w:r>
+        <w:t xml:space="preserve"> </w:t>
+      </w:r>
+      <w:r>
+        <w:t xml:space="preserve">“</w:t>
+      </w:r>
+      <w:r>
+        <w:t xml:space="preserve">dưới các điều kiện thể chế nào thì một điểm tối ưu tái xuất hiện?</w:t>
+      </w:r>
+      <w:r>
+        <w:t xml:space="preserve">”</w:t>
+      </w:r>
+      <w:r>
+        <w:t xml:space="preserve"> </w:t>
+      </w:r>
+      <w:r>
+        <w:t xml:space="preserve">Khôi phục tính dự đoán được của thể chế là logic đi trước việc đặt mục tiêu cường độ xuất khẩu. Điều này bao gồm các biểu thuế quan ổn định, chính sách nhập khẩu đầu vào dự đoán được và hạ tầng tài chính xuyên biên giới ổn định.</w:t>
+      </w:r>
+    </w:p>
+    <w:p>
+      <w:pPr>
+        <w:pStyle w:val="BodyText"/>
+      </w:pPr>
+      <w:r>
+        <w:t xml:space="preserve">Đối với chính sách hạ tầng số, điều tiết Tầng 2 mang dấu âm không biện minh cho việc rút đầu tư khỏi UPI hoặc India Stack. Hàng hóa công số nội địa mang lại phúc lợi to lớn cho dân số mà chúng phục vụ. Thay vào đó, phát hiện biện minh cho đầu tư chính sách rõ ràng vào lớp hạ tầng số chuyên biệt cho hoạt động xuyên biên giới mà UPI không giải quyết. Điều này bao gồm các nền tảng số tài trợ thương mại, số hóa bảo hiểm tín dụng xuất khẩu, số hóa thủ tục hải quan và chứng từ thương mại, và tích hợp với các mạng ngân hàng đại lý quốc tế. Mạng Mở cho Thương mại Số (Open Network for Digital Commerce, ONDC), khung Tổng hợp Tài khoản (Account Aggregator) và các nền tảng chứng từ thương mại mới nổi là các yếu tố bổ sung phù hợp. Định vị chúng như những yếu tố thay thế cho UPI sẽ đọc sai bằng chứng.</w:t>
+      </w:r>
+    </w:p>
+    <w:p>
+      <w:pPr>
+        <w:pStyle w:val="BodyText"/>
+      </w:pPr>
+      <w:r>
+        <w:t xml:space="preserve">Đối với chương trình PLI, sự đảo dấu TCI vào năm 2025 nêu lên một mối quan ngại về tính nhất quán chiến lược. PLI khuyến khích tích lũy năng lực cho quy mô sản xuất nội địa. Bằng chứng thực nghiệm gợi ý rằng điều này hiện đang căng thẳng với lợi tức năng suất mà tích lũy năng lực truyền thống mang lại cho các nhà xuất khẩu. Thiết kế chính sách đồng thời tưởng thưởng mở rộng xuất khẩu và tích lũy năng lực nội địa, mà không buộc phải đánh đổi giữa chúng, sẽ tương thích hơn với hàm sản xuất cấp doanh nghiệp quan sát được.</w:t>
       </w:r>
     </w:p>
     <w:bookmarkEnd w:id="46"/>
-    <w:bookmarkStart w:id="47" w:name="X3016edb06cdb1f10167a9ad95af3778228998d0"/>
+    <w:bookmarkStart w:id="47" w:name="đóng-góp-lý-thuyết"/>
     <w:p>
       <w:pPr>
         <w:pStyle w:val="Heading3"/>
       </w:pPr>
       <w:r>
-        <w:t xml:space="preserve">5.2 Hạ tầng số nội địa so với xuyên biên giới: một mối quan hệ bổ sung, không phải thay thế</w:t>
+        <w:t xml:space="preserve">5.5 Đóng góp lý thuyết</w:t>
       </w:r>
     </w:p>
     <w:p>
@@ -2662,33 +2751,41 @@
         <w:pStyle w:val="FirstParagraph"/>
       </w:pPr>
       <w:r>
-        <w:t xml:space="preserve">Việc bác bỏ H4b có giá trị thông tin về mặt lý thuyết hơn một sự xác nhận thành công. Áp dụng UPI Tầng 2 tương tác âm với cường độ xuất khẩu (FSTS × DAI_epay = −4,02, p = 0,004 HC1). Điều này trái ngược với những gì giả thuyết thay thế nhà-nước-kiến-tạo dự đoán. Một diễn giải về sự bổ sung được đề xuất. Hạ tầng số công thay thế cho năng lực tư nhân chỉ khi hạ tầng công được căn chỉnh-mục-đích với hoạt động sản xuất của doanh nghiệp. UPI được căn chỉnh mục đích cho giao dịch nội địa. Nó vận hành trên các đường ray đồng rupee, đòi hỏi định danh khách hàng (KYC) neo theo Aadhaar cho các đối tác cư trú tại Ấn Độ, và tích hợp với hệ thống ngân hàng nội địa thay vì các mạng đại lý quốc tế. Các nhà xuất khẩu cần một hệ thống hạ tầng khác: SWIFT để truyền tin xuyên biên giới, ngân hàng đại lý để thanh toán bù trừ, tài trợ thương mại cho vốn lưu động qua các chu kỳ vận chuyển dài, bảo hiểm tín dụng xuất khẩu và các phương tiện ngoại hối kỳ hạn để phòng ngừa rủi ro.</w:t>
-      </w:r>
-    </w:p>
-    <w:p>
-      <w:pPr>
-        <w:pStyle w:val="BodyText"/>
-      </w:pPr>
-      <w:r>
-        <w:t xml:space="preserve">Aschauer (1989) nghiên cứu đường cao tốc và Donaldson (2018) nghiên cứu đường sắt. Cả hai ghi nhận lợi tức năng suất lớn từ hạ tầng công được căn chỉnh mục đích cho thương mại nội địa. Phát hiện hiện tại là trường hợp âm đối xứng. Hạ tầng công không được căn chỉnh mục đích với hoạt động sản xuất của doanh nghiệp không mang lại lợi tức năng suất. Nó thậm chí có thể chuyển hướng sự chú ý khỏi đầu tư hạ tầng xuyên biên giới mà các nhà xuất khẩu thực sự cần. Tương tác âm được ước lượng ở đây có thể được dẫn dắt một cách hợp lý bởi cả lựa chọn (các doanh nghiệp có tỷ phần khách hàng nội địa cao dựa nhiều hơn vào UPI và một cách cơ học ít định hướng xuất khẩu hơn) và sự thay thế hành vi (tính nổi bật của hạ tầng số nội địa có thể làm giảm sự chú ý của doanh nghiệp đối với hệ thống tài chính xuất khẩu). Việc tách bạch những điều này đòi hỏi dữ liệu mảng cấp doanh nghiệp với thời điểm áp dụng UPI. Đây là một sự mở rộng đáng giá mà thiết kế mặt cắt ngang hiện tại không thể giải quyết.</w:t>
-      </w:r>
-    </w:p>
-    <w:p>
-      <w:pPr>
-        <w:pStyle w:val="BodyText"/>
-      </w:pPr>
-      <w:r>
-        <w:t xml:space="preserve">Một mối quan ngại nội sinh tiềm tàng đáng được ghi nhận rõ ràng. Ở các doanh nghiệp năm 2025 có DAI_epay cao, phân phối cường độ xuất khẩu bị cắt cụt một cách cơ học xuống dưới. Các doanh nghiệp có khách hàng là người nước ngoài không thanh toán qua UPI, nên tỷ phần UPI cao và tỷ phần xuất khẩu cao có liên hệ nghịch trong chính quá trình tạo dữ liệu. Tương tác âm được ước lượng ở đây có thể phần nào phản ánh tương quan nghịch cơ học này thay vì một cơ chế hành vi. Việc bác bỏ H4b được xử lý như gợi ý thay vì dứt khoát. Diễn giải về sự bổ sung được đưa ra như lời giải thích mạch lạc nhất về mặt lý thuyết. Việc kiểm chứng nhân quả đòi hỏi hoặc một biến công cụ cho áp dụng UPI hoặc một thiết kế dữ liệu mảng quan sát mức độ áp dụng UPI trong cùng doanh nghiệp.</w:t>
+        <w:t xml:space="preserve">Ba đóng góp lý thuyết nổi lên từ phân tích.</w:t>
+      </w:r>
+    </w:p>
+    <w:p>
+      <w:pPr>
+        <w:pStyle w:val="BodyText"/>
+      </w:pPr>
+      <w:r>
+        <w:t xml:space="preserve">Thứ nhất, nghiên cứu này cung cấp bằng chứng dọc trong cùng quốc gia đầu tiên rằng mối quan hệ quốc tế hóa–hiệu quả hình chữ U ngược có thể bị tan rã bởi thay đổi thể chế đủ cực đoan, thay vì chỉ tái định vị điểm ngưỡng. Điều này xác định một điều kiện phạm vi chưa từng được kiểm định cho quy luật khái quát kinh điển của Lu and Beamish (2004). Hình chữ U ngược phụ thuộc vào tính ổn định thể chế. Công trình về điều kiện biên trước đây đã chất vấn đặc tả, đo lường hoặc độ vững của biến điều tiết (Hennart, 2007; Banalieva et al., 2017). Nghiên cứu hiện tại xác định một biên môi trường mà văn liệu trước đây đã giả định nhưng chưa bao giờ kiểm định với dữ liệu cấp doanh nghiệp đa đợt.</w:t>
+      </w:r>
+    </w:p>
+    <w:p>
+      <w:pPr>
+        <w:pStyle w:val="BodyText"/>
+      </w:pPr>
+      <w:r>
+        <w:t xml:space="preserve">Thứ hai, việc bác bỏ H4b tinh chỉnh văn liệu nhà-nước-kiến-tạo về hạ tầng số công (Aschauer, 1989; Donaldson, 2018). Hạ tầng công thay thế cho năng lực tư nhân chỉ khi được căn chỉnh mục đích với hoạt động sản xuất của doanh nghiệp. Trường hợp Ấn Độ cho thấy hạ tầng nội địa bằng đồng rupee công (UPI) và hạ tầng xuất khẩu xuyên biên giới là các yếu tố bổ sung, không phải thay thế, trong hàm sản xuất xuất khẩu. Hàm ý về thiết kế thể chế là việc mở rộng một lớp mà không có lớp kia không tạo ra lợi ích năng suất nào cho nhà xuất khẩu.</w:t>
+      </w:r>
+    </w:p>
+    <w:p>
+      <w:pPr>
+        <w:pStyle w:val="BodyText"/>
+      </w:pPr>
+      <w:r>
+        <w:t xml:space="preserve">Thứ ba, sự đảo dấu TCI dưới chuyển hướng chiến lược hậu-PLI mở rộng văn liệu nhấn mạnh chiến lược (Mizik and Jacobson, 2003) vào bối cảnh kinh doanh quốc tế. Các construct năng lực ổn định về lý thuyết qua các bối cảnh (năng lực hấp thụ, năng lực động) có thể biểu hiện dấu vận hành phụ thuộc bối cảnh khi các động cơ chính sách lớn tái định hướng việc sử dụng chiến lược của những năng lực đó. Đây là một thách thức tinh tế hơn đối với các lý thuyết dựa trên năng lực so với luận điểm chuẩn về tính dị biệt-theo-bối-cảnh.</w:t>
       </w:r>
     </w:p>
     <w:bookmarkEnd w:id="47"/>
-    <w:bookmarkStart w:id="48" w:name="Xecec2292415583b5e1efcce0e93b383d1f746d2"/>
+    <w:bookmarkStart w:id="48" w:name="điều-kiện-biên-và-phạm-vi"/>
     <w:p>
       <w:pPr>
         <w:pStyle w:val="Heading3"/>
       </w:pPr>
       <w:r>
-        <w:t xml:space="preserve">5.3 Sự đảo dấu TCI dưới chuyển hướng chiến lược hậu-PLI</w:t>
+        <w:t xml:space="preserve">5.6 Điều kiện biên và phạm vi</w:t>
       </w:r>
     </w:p>
     <w:p>
@@ -2696,106 +2793,12 @@
         <w:pStyle w:val="FirstParagraph"/>
       </w:pPr>
       <w:r>
-        <w:t xml:space="preserve">Chỉ số Năng lực Công nghệ vận hành như một yếu tố dịch chuyển mức dương vào năm 2014 (β = +0,12, p &lt; 0,0001) và 2022 (β = +0,19, p &lt; 0,0001), ủng hộ H3a. Vào năm 2025, hiệu ứng chính TCI đảo sang âm (β = −0,08, p &lt; 0,0001) và tương tác FSTS × TCI trở nên dương và có ý nghĩa (β = +0,20, p = 0,03), ủng hộ H3b. Mô hình này nhất quán với đánh đổi nhấn mạnh chiến lược của Mizik and Jacobson (2003). Khi các động cơ chính sách tái định hướng đầu tư năng lực công nghệ về phía sản xuất nội địa (PLI), các doanh nghiệp tích lũy TCI chủ yếu cho các mục đích nội địa trải nghiệm các nhu cầu cạnh tranh trên cùng nguồn lực nội bộ. Điều này triệt tiêu lợi tức năng suất mà TCI mang lại khi tích lũy năng lực bàng quan với định hướng xuất khẩu. Tương tác FSTS × TCI dương vào năm 2025 cho thấy TCI tiếp tục mang lại lợi tức đặc biệt cho các doanh nghiệp duy trì định hướng xuất khẩu cao. Đây là tập con mà với họ đầu tư năng lực vẫn được căn chỉnh với xuất khẩu. Kết quả củng cố lập luận thể chế rộng hơn rằng dưới chuyển hướng chiến lược chưa từng có, ngay cả các construct năng lực cấp doanh nghiệp cũng hành xử khác đi.</w:t>
+        <w:t xml:space="preserve">Các phát hiện bị giới hạn theo năm cách. Thứ nhất, ba đợt là các mặt cắt ngang độc lập thay vì dữ liệu mảng trong cùng doanh nghiệp. Các tuyên bố nhân quả trong cùng doanh nghiệp không được hỗ trợ. Thứ hai, các công cụ 2014, 2022 và 2025 không giống hệt nhau. Tuy nhiên, quỹ đạo đơn điệu qua cầu nối 2022 ủng hộ một diễn giải cấu trúc thay vì sản phẩm phụ. Thứ ba, DAI Tầng 2 chỉ được đo vào năm 2025, giới hạn các so sánh Tầng-1-với-Tầng-2 vào đợt hậu-UPI. Thứ tư, sai số chuẩn vững theo phương sai sai số không đồng nhất (HC1) trong đặc tả chính và vững theo cụm bang (khoảng 24 cụm) trong đặc tả kiểm định vững. Với số cụm này, lý lẽ tiệm cận cho suy luận vững theo cụm ở ranh giới. Tự khởi tạo cụm hoang dã (Cameron et al., 2008; MacKinnon and Webb, 2017) sẽ thắt chặt suy luận khi chỉnh sửa. Thứ năm, mối quan ngại nội sinh DAI_epay nêu trong §5.2 vẫn chưa được giải quyết và làm hạn chế việc tái diễn giải H4b.</w:t>
       </w:r>
     </w:p>
     <w:bookmarkEnd w:id="48"/>
-    <w:bookmarkStart w:id="49" w:name="Xc7bf67f1811df3b5dadbf103062b97b25057510"/>
-    <w:p>
-      <w:pPr>
-        <w:pStyle w:val="Heading3"/>
-      </w:pPr>
-      <w:r>
-        <w:t xml:space="preserve">5.4 Hàm ý chính sách được hiệu chỉnh từ bằng chứng về sự sụp đổ ngưỡng</w:t>
-      </w:r>
-    </w:p>
-    <w:p>
-      <w:pPr>
-        <w:pStyle w:val="FirstParagraph"/>
-      </w:pPr>
-      <w:r>
-        <w:t xml:space="preserve">Đối với chính sách xúc tiến xuất khẩu cho SME Ấn Độ, sự biến mất thực nghiệm của điểm ngưỡng hình chữ U ngược vào năm 2025 đòi hỏi tái hiệu chỉnh bất kỳ chuẩn chính sách trước đây nào. Các mục tiêu cường độ xuất khẩu được hiệu chỉnh theo đỉnh năng suất 2014 (FSTS ≈ 60 phần trăm) hoặc theo đỉnh năng suất 2022 (FSTS ≈ 41 phần trăm) không còn bảo vệ được về mặt thực nghiệm cho môi trường thể chế năm 2025. Câu hỏi chính sách hậu-2025 không phải là "cường độ xuất khẩu tối ưu là gì?" mà là "dưới các điều kiện thể chế nào thì một điểm tối ưu tái xuất hiện?" Khôi phục tính dự đoán được của thể chế là logic đi trước việc đặt mục tiêu cường độ xuất khẩu. Điều này bao gồm các biểu thuế quan ổn định, chính sách nhập khẩu đầu vào dự đoán được và hạ tầng tài chính xuyên biên giới ổn định.</w:t>
-      </w:r>
-    </w:p>
-    <w:p>
-      <w:pPr>
-        <w:pStyle w:val="BodyText"/>
-      </w:pPr>
-      <w:r>
-        <w:t xml:space="preserve">Đối với chính sách hạ tầng số, điều tiết Tầng 2 mang dấu âm không biện minh cho việc rút đầu tư khỏi UPI hoặc India Stack. Hàng hóa công số nội địa mang lại phúc lợi to lớn cho dân số mà chúng phục vụ. Thay vào đó, phát hiện biện minh cho đầu tư chính sách rõ ràng vào lớp hạ tầng số chuyên biệt cho hoạt động xuyên biên giới mà UPI không giải quyết. Điều này bao gồm các nền tảng số tài trợ thương mại, số hóa bảo hiểm tín dụng xuất khẩu, số hóa thủ tục hải quan và chứng từ thương mại, và tích hợp với các mạng ngân hàng đại lý quốc tế. Mạng Mở cho Thương mại Số (Open Network for Digital Commerce, ONDC), khung Tổng hợp Tài khoản (Account Aggregator) và các nền tảng chứng từ thương mại mới nổi là các yếu tố bổ sung phù hợp. Định vị chúng như những yếu tố thay thế cho UPI sẽ đọc sai bằng chứng.</w:t>
-      </w:r>
-    </w:p>
-    <w:p>
-      <w:pPr>
-        <w:pStyle w:val="BodyText"/>
-      </w:pPr>
-      <w:r>
-        <w:t xml:space="preserve">Đối với chương trình PLI, sự đảo dấu TCI vào năm 2025 nêu lên một mối quan ngại về tính nhất quán chiến lược. PLI khuyến khích tích lũy năng lực cho quy mô sản xuất nội địa. Bằng chứng thực nghiệm gợi ý rằng điều này hiện đang căng thẳng với lợi tức năng suất mà tích lũy năng lực truyền thống mang lại cho các nhà xuất khẩu. Thiết kế chính sách đồng thời tưởng thưởng mở rộng xuất khẩu và tích lũy năng lực nội địa, mà không buộc phải đánh đổi giữa chúng, sẽ tương thích hơn với hàm sản xuất cấp doanh nghiệp quan sát được.</w:t>
-      </w:r>
-    </w:p>
     <w:bookmarkEnd w:id="49"/>
-    <w:bookmarkStart w:id="50" w:name="Xbef12aed5ab96d6cb1fef899fa01326f49f5fc9"/>
-    <w:p>
-      <w:pPr>
-        <w:pStyle w:val="Heading3"/>
-      </w:pPr>
-      <w:r>
-        <w:t xml:space="preserve">5.5 Đóng góp lý thuyết</w:t>
-      </w:r>
-    </w:p>
-    <w:p>
-      <w:pPr>
-        <w:pStyle w:val="FirstParagraph"/>
-      </w:pPr>
-      <w:r>
-        <w:t xml:space="preserve">Ba đóng góp lý thuyết nổi lên từ phân tích.</w:t>
-      </w:r>
-    </w:p>
-    <w:p>
-      <w:pPr>
-        <w:pStyle w:val="BodyText"/>
-      </w:pPr>
-      <w:r>
-        <w:t xml:space="preserve">Thứ nhất, nghiên cứu này cung cấp bằng chứng dọc trong cùng quốc gia đầu tiên rằng mối quan hệ quốc tế hóa–hiệu quả hình chữ U ngược có thể bị tan rã bởi thay đổi thể chế đủ cực đoan, thay vì chỉ tái định vị điểm ngưỡng. Điều này xác định một điều kiện phạm vi chưa từng được kiểm định cho quy luật khái quát kinh điển của Lu and Beamish (2004). Hình chữ U ngược phụ thuộc vào tính ổn định thể chế. Công trình về điều kiện biên trước đây đã chất vấn đặc tả, đo lường hoặc độ vững của biến điều tiết (Hennart, 2007; Banalieva et al., 2017). Nghiên cứu hiện tại xác định một biên môi trường mà văn liệu trước đây đã giả định nhưng chưa bao giờ kiểm định với dữ liệu cấp doanh nghiệp đa đợt.</w:t>
-      </w:r>
-    </w:p>
-    <w:p>
-      <w:pPr>
-        <w:pStyle w:val="BodyText"/>
-      </w:pPr>
-      <w:r>
-        <w:t xml:space="preserve">Thứ hai, việc bác bỏ H4b tinh chỉnh văn liệu nhà-nước-kiến-tạo về hạ tầng số công (Aschauer, 1989; Donaldson, 2018). Hạ tầng công thay thế cho năng lực tư nhân chỉ khi được căn chỉnh mục đích với hoạt động sản xuất của doanh nghiệp. Trường hợp Ấn Độ cho thấy hạ tầng nội địa bằng đồng rupee công (UPI) và hạ tầng xuất khẩu xuyên biên giới là các yếu tố bổ sung, không phải thay thế, trong hàm sản xuất xuất khẩu. Hàm ý về thiết kế thể chế là việc mở rộng một lớp mà không có lớp kia không tạo ra lợi ích năng suất nào cho nhà xuất khẩu.</w:t>
-      </w:r>
-    </w:p>
-    <w:p>
-      <w:pPr>
-        <w:pStyle w:val="BodyText"/>
-      </w:pPr>
-      <w:r>
-        <w:t xml:space="preserve">Thứ ba, sự đảo dấu TCI dưới chuyển hướng chiến lược hậu-PLI mở rộng văn liệu nhấn mạnh chiến lược (Mizik and Jacobson, 2003) vào bối cảnh kinh doanh quốc tế. Các construct năng lực ổn định về lý thuyết qua các bối cảnh (năng lực hấp thụ, năng lực động) có thể biểu hiện dấu vận hành phụ thuộc bối cảnh khi các động cơ chính sách lớn tái định hướng việc sử dụng chiến lược của những năng lực đó. Đây là một thách thức tinh tế hơn đối với các lý thuyết dựa trên năng lực so với luận điểm chuẩn về tính dị biệt-theo-bối-cảnh.</w:t>
-      </w:r>
-    </w:p>
-    <w:bookmarkEnd w:id="50"/>
-    <w:bookmarkStart w:id="51" w:name="Xfbf8d931267d42be8e341e00a9eb9c2235c175e"/>
-    <w:p>
-      <w:pPr>
-        <w:pStyle w:val="Heading3"/>
-      </w:pPr>
-      <w:r>
-        <w:t xml:space="preserve">5.6 Điều kiện biên và phạm vi</w:t>
-      </w:r>
-    </w:p>
-    <w:p>
-      <w:pPr>
-        <w:pStyle w:val="FirstParagraph"/>
-      </w:pPr>
-      <w:r>
-        <w:t xml:space="preserve">Các phát hiện bị giới hạn theo năm cách. Thứ nhất, ba đợt là các mặt cắt ngang độc lập thay vì dữ liệu mảng trong cùng doanh nghiệp. Các tuyên bố nhân quả trong cùng doanh nghiệp không được hỗ trợ. Thứ hai, các công cụ 2014, 2022 và 2025 không giống hệt nhau. Tuy nhiên, quỹ đạo đơn điệu qua cầu nối 2022 ủng hộ một diễn giải cấu trúc thay vì sản phẩm phụ. Thứ ba, DAI Tầng 2 chỉ được đo vào năm 2025, giới hạn các so sánh Tầng-1-với-Tầng-2 vào đợt hậu-UPI. Thứ tư, sai số chuẩn vững theo phương sai sai số không đồng nhất (HC1) trong đặc tả chính và vững theo cụm bang (khoảng 24 cụm) trong đặc tả kiểm định vững. Với số cụm này, lý lẽ tiệm cận cho suy luận vững theo cụm ở ranh giới. Tự khởi tạo cụm hoang dã (Cameron et al., 2008; MacKinnon and Webb, 2017) sẽ thắt chặt suy luận khi chỉnh sửa. Thứ năm, mối quan ngại nội sinh DAI_epay nêu trong §5.2 vẫn chưa được giải quyết và làm hạn chế việc tái diễn giải H4b.</w:t>
-      </w:r>
-    </w:p>
-    <w:bookmarkEnd w:id="51"/>
-    <w:bookmarkEnd w:id="52"/>
-    <w:bookmarkStart w:id="53" w:name="X034d0a9e594689c1c83bf20f4d68a2017baeb0a"/>
+    <w:bookmarkStart w:id="50" w:name="hạn-chế-và-hướng-nghiên-cứu-tiếp-theo"/>
     <w:p>
       <w:pPr>
         <w:pStyle w:val="Heading2"/>
@@ -2843,14 +2846,76 @@
         </w:pict>
       </w:r>
     </w:p>
+    <w:bookmarkEnd w:id="50"/>
+    <w:bookmarkStart w:id="51" w:name="lời-cảm-ơn"/>
+    <w:p>
+      <w:pPr>
+        <w:pStyle w:val="Heading2"/>
+      </w:pPr>
+      <w:r>
+        <w:t xml:space="preserve">Lời cảm ơn</w:t>
+      </w:r>
+    </w:p>
+    <w:p>
+      <w:pPr>
+        <w:pStyle w:val="FirstParagraph"/>
+      </w:pPr>
+      <w:r>
+        <w:t xml:space="preserve">Các tác giả cảm ơn Đơn vị Phân tích Doanh nghiệp của Nhóm Chỉ số Toàn cầu Kinh tế Phát triển của Ngân hàng Thế giới về dữ liệu WBES Ấn Độ 2014, 2022 và 2025. Người thu thập dữ liệu gốc, nhà phân phối được ủy quyền và cơ quan tài trợ liên quan không chịu trách nhiệm về việc sử dụng dữ liệu hoặc các diễn giải hay suy luận dựa trên việc sử dụng đó.</w:t>
+      </w:r>
+    </w:p>
+    <w:p>
+      <w:pPr>
+        <w:pStyle w:val="BodyText"/>
+      </w:pPr>
+      <w:r>
+        <w:t xml:space="preserve">Các tác giả cũng ghi nhận một công trình liên quan trước đây (Do and Phan, 2025, IntechOpen, DOI 10.5772/intechopen.1011012) xem xét các biến điều tiết của ban lãnh đạo cấp cao đối với mối quan hệ quốc tế hóa–hiệu quả tuyến tính trong một mẫu con được đối sánh gồm 380 doanh nghiệp Ấn Độ. Bản thảo hiện tại áp dụng một lăng kính lý thuyết khác (quan điểm dựa trên thể chế), đặc tả thực nghiệm khác (hình chữ U ngược bậc hai) và câu hỏi nghiên cứu khác (độ bền ngưỡng) sử dụng toàn bộ mẫu WBES. Hai nghiên cứu được dự định bổ sung cho nhau thay vì chồng lấn.</w:t>
+      </w:r>
+    </w:p>
+    <w:bookmarkEnd w:id="51"/>
+    <w:bookmarkStart w:id="52" w:name="xung-đột-lợi-ích"/>
+    <w:p>
+      <w:pPr>
+        <w:pStyle w:val="Heading2"/>
+      </w:pPr>
+      <w:r>
+        <w:t xml:space="preserve">Xung đột lợi ích</w:t>
+      </w:r>
+    </w:p>
+    <w:p>
+      <w:pPr>
+        <w:pStyle w:val="FirstParagraph"/>
+      </w:pPr>
+      <w:r>
+        <w:t xml:space="preserve">Các tác giả tuyên bố không có xung đột lợi ích.</w:t>
+      </w:r>
+    </w:p>
+    <w:bookmarkEnd w:id="52"/>
+    <w:bookmarkStart w:id="53" w:name="tài-trợ"/>
+    <w:p>
+      <w:pPr>
+        <w:pStyle w:val="Heading2"/>
+      </w:pPr>
+      <w:r>
+        <w:t xml:space="preserve">Tài trợ</w:t>
+      </w:r>
+    </w:p>
+    <w:p>
+      <w:pPr>
+        <w:pStyle w:val="FirstParagraph"/>
+      </w:pPr>
+      <w:r>
+        <w:t xml:space="preserve">Nghiên cứu này không nhận tài trợ cụ thể từ bất kỳ cơ quan tài trợ nào trong khu vực công, thương mại hay phi lợi nhuận.</w:t>
+      </w:r>
+    </w:p>
     <w:bookmarkEnd w:id="53"/>
-    <w:bookmarkStart w:id="54" w:name="lời-cảm-ơn"/>
+    <w:bookmarkStart w:id="54" w:name="tính-khả-dụng-của-dữ-liệu"/>
     <w:p>
       <w:pPr>
         <w:pStyle w:val="Heading2"/>
       </w:pPr>
       <w:r>
-        <w:t xml:space="preserve">Lời cảm ơn</w:t>
+        <w:t xml:space="preserve">Tính khả dụng của dữ liệu</w:t>
       </w:r>
     </w:p>
     <w:p>
@@ -2858,90 +2923,11 @@
         <w:pStyle w:val="FirstParagraph"/>
       </w:pPr>
       <w:r>
-        <w:t xml:space="preserve">Các tác giả cảm ơn Đơn vị Phân tích Doanh nghiệp của Nhóm Chỉ số Toàn cầu Kinh tế Phát triển của Ngân hàng Thế giới về dữ liệu WBES Ấn Độ 2014, 2022 và 2025. Người thu thập dữ liệu gốc, nhà phân phối được ủy quyền và cơ quan tài trợ liên quan không chịu trách nhiệm về việc sử dụng dữ liệu hoặc các diễn giải hay suy luận dựa trên việc sử dụng đó.</w:t>
-      </w:r>
-    </w:p>
-    <w:p>
-      <w:pPr>
-        <w:pStyle w:val="BodyText"/>
-      </w:pPr>
-      <w:r>
-        <w:t xml:space="preserve">Các tác giả cũng ghi nhận một công trình liên quan trước đây (Do and Phan, 2025, IntechOpen, DOI 10.5772/intechopen.1011012) xem xét các biến điều tiết của ban lãnh đạo cấp cao đối với mối quan hệ quốc tế hóa–hiệu quả tuyến tính trong một mẫu con được đối sánh gồm 380 doanh nghiệp Ấn Độ. Bản thảo hiện tại áp dụng một lăng kính lý thuyết khác (quan điểm dựa trên thể chế), đặc tả thực nghiệm khác (hình chữ U ngược bậc hai) và câu hỏi nghiên cứu khác (độ bền ngưỡng) sử dụng toàn bộ mẫu WBES. Hai nghiên cứu được dự định bổ sung cho nhau thay vì chồng lấn.</w:t>
+        <w:t xml:space="preserve">Dữ liệu vi mô WBES Ấn Độ 2014, 2022 và 2025 có sẵn công khai qua https://www.enterprisesurveys.org tùy thuộc vào đăng ký với Ngân hàng Thế giới. Tài liệu tái lập có sẵn từ tác giả liên hệ theo yêu cầu hợp lý và có thể được chia sẻ trong phạm vi được Giao thức Tiếp cận Dữ liệu WBES cho phép. Các tài liệu này bao gồm giao thức hài hòa dữ liệu qua các lược đồ PICS3, BEE trung gian và BREADY, các tệp do Stata, mã xây dựng biến và các đặc tả mô hình.</w:t>
       </w:r>
     </w:p>
     <w:bookmarkEnd w:id="54"/>
-    <w:bookmarkStart w:id="55" w:name="xung-đột-lợi-ích"/>
-    <w:p>
-      <w:pPr>
-        <w:pStyle w:val="Heading2"/>
-      </w:pPr>
-      <w:r>
-        <w:t xml:space="preserve">Xung đột lợi ích</w:t>
-      </w:r>
-    </w:p>
-    <w:p>
-      <w:pPr>
-        <w:pStyle w:val="FirstParagraph"/>
-      </w:pPr>
-      <w:r>
-        <w:t xml:space="preserve">Các tác giả tuyên bố không có xung đột lợi ích.</w:t>
-      </w:r>
-    </w:p>
-    <w:bookmarkEnd w:id="55"/>
-    <w:bookmarkStart w:id="56" w:name="tài-trợ"/>
-    <w:p>
-      <w:pPr>
-        <w:pStyle w:val="Heading2"/>
-      </w:pPr>
-      <w:r>
-        <w:t xml:space="preserve">Tài trợ</w:t>
-      </w:r>
-    </w:p>
-    <w:p>
-      <w:pPr>
-        <w:pStyle w:val="FirstParagraph"/>
-      </w:pPr>
-      <w:r>
-        <w:t xml:space="preserve">Nghiên cứu này không nhận tài trợ cụ thể từ bất kỳ cơ quan tài trợ nào trong khu vực công, thương mại hay phi lợi nhuận.</w:t>
-      </w:r>
-    </w:p>
-    <w:bookmarkEnd w:id="56"/>
-    <w:bookmarkStart w:id="57" w:name="tính-khả-dụng-của-dữ-liệu"/>
-    <w:p>
-      <w:pPr>
-        <w:pStyle w:val="Heading2"/>
-      </w:pPr>
-      <w:r>
-        <w:t xml:space="preserve">Tính khả dụng của dữ liệu</w:t>
-      </w:r>
-    </w:p>
-    <w:p>
-      <w:pPr>
-        <w:pStyle w:val="FirstParagraph"/>
-      </w:pPr>
-      <w:r>
-        <w:t xml:space="preserve">Dữ liệu vi mô WBES Ấn Độ 2014, 2022 và 2025 có sẵn công khai qua</w:t>
-      </w:r>
-      <w:r>
-        <w:t xml:space="preserve"> </w:t>
-      </w:r>
-      <w:hyperlink r:id="rId33">
-        <w:r>
-          <w:rPr>
-            <w:rStyle w:val="Hyperlink"/>
-          </w:rPr>
-          <w:t xml:space="preserve">https://www.enterprisesurveys.org</w:t>
-        </w:r>
-      </w:hyperlink>
-      <w:r>
-        <w:t xml:space="preserve"> </w:t>
-      </w:r>
-      <w:r>
-        <w:t xml:space="preserve">tùy thuộc vào đăng ký với Ngân hàng Thế giới. Tài liệu tái lập có sẵn từ tác giả liên hệ theo yêu cầu hợp lý và có thể được chia sẻ trong phạm vi được Giao thức Tiếp cận Dữ liệu WBES cho phép. Các tài liệu này bao gồm giao thức hài hòa dữ liệu qua các lược đồ PICS3, BEE trung gian và BREADY, các tệp do Stata, mã xây dựng biến và các đặc tả mô hình.</w:t>
-      </w:r>
-    </w:p>
-    <w:bookmarkEnd w:id="57"/>
-    <w:bookmarkStart w:id="58" w:name="sử-dụng-ai-tạo-sinh-trong-quá-trình-viết"/>
+    <w:bookmarkStart w:id="55" w:name="sử-dụng-ai-tạo-sinh-trong-quá-trình-viết"/>
     <w:p>
       <w:pPr>
         <w:pStyle w:val="Heading2"/>
@@ -2965,8 +2951,8 @@
         </w:pict>
       </w:r>
     </w:p>
-    <w:bookmarkEnd w:id="58"/>
-    <w:bookmarkStart w:id="60" w:name="tài-liệu-tham-khảo"/>
+    <w:bookmarkEnd w:id="55"/>
+    <w:bookmarkStart w:id="56" w:name="tài-liệu-tham-khảo"/>
     <w:p>
       <w:pPr>
         <w:pStyle w:val="Heading2"/>
@@ -2980,7 +2966,22 @@
         <w:pStyle w:val="FirstParagraph"/>
       </w:pPr>
       <w:r>
-        <w:t xml:space="preserve">Ackerberg, D.A., Caves, K. and Frazer, G. (2015), "Identification properties of recent production function estimators",</w:t>
+        <w:t xml:space="preserve">Ackerberg, D.A., Caves, K. and Frazer, G. (2015),</w:t>
+      </w:r>
+      <w:r>
+        <w:t xml:space="preserve"> </w:t>
+      </w:r>
+      <w:r>
+        <w:t xml:space="preserve">“</w:t>
+      </w:r>
+      <w:r>
+        <w:t xml:space="preserve">Identification properties of recent production function estimators</w:t>
+      </w:r>
+      <w:r>
+        <w:t xml:space="preserve">”</w:t>
+      </w:r>
+      <w:r>
+        <w:t xml:space="preserve">,</w:t>
       </w:r>
       <w:r>
         <w:t xml:space="preserve"> </w:t>
@@ -2993,15 +2994,30 @@
         <w:t xml:space="preserve">Econometrica</w:t>
       </w:r>
       <w:r>
-        <w:t xml:space="preserve">, Vol. 83 No. 6, pp. 2411–2451.</w:t>
-      </w:r>
-    </w:p>
-    <w:p>
-      <w:pPr>
-        <w:pStyle w:val="BodyText"/>
-      </w:pPr>
-      <w:r>
-        <w:t xml:space="preserve">Aschauer, D.A. (1989), "Is public expenditure productive?",</w:t>
+        <w:t xml:space="preserve">, Vol. 83 No. 6, pp. 2411–2451.</w:t>
+      </w:r>
+    </w:p>
+    <w:p>
+      <w:pPr>
+        <w:pStyle w:val="BodyText"/>
+      </w:pPr>
+      <w:r>
+        <w:t xml:space="preserve">Aschauer, D.A. (1989),</w:t>
+      </w:r>
+      <w:r>
+        <w:t xml:space="preserve"> </w:t>
+      </w:r>
+      <w:r>
+        <w:t xml:space="preserve">“</w:t>
+      </w:r>
+      <w:r>
+        <w:t xml:space="preserve">Is public expenditure productive?</w:t>
+      </w:r>
+      <w:r>
+        <w:t xml:space="preserve">”</w:t>
+      </w:r>
+      <w:r>
+        <w:t xml:space="preserve">,</w:t>
       </w:r>
       <w:r>
         <w:t xml:space="preserve"> </w:t>
@@ -3014,15 +3030,30 @@
         <w:t xml:space="preserve">Journal of Monetary Economics</w:t>
       </w:r>
       <w:r>
-        <w:t xml:space="preserve">, Vol. 23 No. 2, pp. 177–200.</w:t>
-      </w:r>
-    </w:p>
-    <w:p>
-      <w:pPr>
-        <w:pStyle w:val="BodyText"/>
-      </w:pPr>
-      <w:r>
-        <w:t xml:space="preserve">Asher, S. and Novosad, P. (2017), "Politics and local economic growth: evidence from India",</w:t>
+        <w:t xml:space="preserve">, Vol. 23 No. 2, pp. 177–200.</w:t>
+      </w:r>
+    </w:p>
+    <w:p>
+      <w:pPr>
+        <w:pStyle w:val="BodyText"/>
+      </w:pPr>
+      <w:r>
+        <w:t xml:space="preserve">Asher, S. and Novosad, P. (2017),</w:t>
+      </w:r>
+      <w:r>
+        <w:t xml:space="preserve"> </w:t>
+      </w:r>
+      <w:r>
+        <w:t xml:space="preserve">“</w:t>
+      </w:r>
+      <w:r>
+        <w:t xml:space="preserve">Politics and local economic growth: evidence from India</w:t>
+      </w:r>
+      <w:r>
+        <w:t xml:space="preserve">”</w:t>
+      </w:r>
+      <w:r>
+        <w:t xml:space="preserve">,</w:t>
       </w:r>
       <w:r>
         <w:t xml:space="preserve"> </w:t>
@@ -3035,15 +3066,30 @@
         <w:t xml:space="preserve">American Economic Journal: Applied Economics</w:t>
       </w:r>
       <w:r>
-        <w:t xml:space="preserve">, Vol. 9 No. 1, pp. 229–273.</w:t>
-      </w:r>
-    </w:p>
-    <w:p>
-      <w:pPr>
-        <w:pStyle w:val="BodyText"/>
-      </w:pPr>
-      <w:r>
-        <w:t xml:space="preserve">Banalieva, E.R., Eddleston, K.A. and Zellweger, T.M. (2017), "When do family firms have an advantage in transitioning economies? Toward a dynamic institution-based view",</w:t>
+        <w:t xml:space="preserve">, Vol. 9 No. 1, pp. 229–273.</w:t>
+      </w:r>
+    </w:p>
+    <w:p>
+      <w:pPr>
+        <w:pStyle w:val="BodyText"/>
+      </w:pPr>
+      <w:r>
+        <w:t xml:space="preserve">Banalieva, E.R., Eddleston, K.A. and Zellweger, T.M. (2017),</w:t>
+      </w:r>
+      <w:r>
+        <w:t xml:space="preserve"> </w:t>
+      </w:r>
+      <w:r>
+        <w:t xml:space="preserve">“</w:t>
+      </w:r>
+      <w:r>
+        <w:t xml:space="preserve">When do family firms have an advantage in transitioning economies? Toward a dynamic institution-based view</w:t>
+      </w:r>
+      <w:r>
+        <w:t xml:space="preserve">”</w:t>
+      </w:r>
+      <w:r>
+        <w:t xml:space="preserve">,</w:t>
       </w:r>
       <w:r>
         <w:t xml:space="preserve"> </w:t>
@@ -3056,15 +3102,30 @@
         <w:t xml:space="preserve">Strategic Management Journal</w:t>
       </w:r>
       <w:r>
-        <w:t xml:space="preserve">, Vol. 38 No. 4, pp. 800–824.</w:t>
-      </w:r>
-    </w:p>
-    <w:p>
-      <w:pPr>
-        <w:pStyle w:val="BodyText"/>
-      </w:pPr>
-      <w:r>
-        <w:t xml:space="preserve">Bharadwaj, A., El Sawy, O.A., Pavlou, P.A. and Venkatraman, N. (2013), "Digital business strategy: toward a next generation of insights",</w:t>
+        <w:t xml:space="preserve">, Vol. 38 No. 4, pp. 800–824.</w:t>
+      </w:r>
+    </w:p>
+    <w:p>
+      <w:pPr>
+        <w:pStyle w:val="BodyText"/>
+      </w:pPr>
+      <w:r>
+        <w:t xml:space="preserve">Bharadwaj, A., El Sawy, O.A., Pavlou, P.A. and Venkatraman, N. (2013),</w:t>
+      </w:r>
+      <w:r>
+        <w:t xml:space="preserve"> </w:t>
+      </w:r>
+      <w:r>
+        <w:t xml:space="preserve">“</w:t>
+      </w:r>
+      <w:r>
+        <w:t xml:space="preserve">Digital business strategy: toward a next generation of insights</w:t>
+      </w:r>
+      <w:r>
+        <w:t xml:space="preserve">”</w:t>
+      </w:r>
+      <w:r>
+        <w:t xml:space="preserve">,</w:t>
       </w:r>
       <w:r>
         <w:t xml:space="preserve"> </w:t>
@@ -3077,15 +3138,30 @@
         <w:t xml:space="preserve">MIS Quarterly</w:t>
       </w:r>
       <w:r>
-        <w:t xml:space="preserve">, Vol. 37 No. 2, pp. 471–482.</w:t>
-      </w:r>
-    </w:p>
-    <w:p>
-      <w:pPr>
-        <w:pStyle w:val="BodyText"/>
-      </w:pPr>
-      <w:r>
-        <w:t xml:space="preserve">Burgess, R. and Pande, R. (2005), "Do rural banks matter? Evidence from the Indian social banking experiment",</w:t>
+        <w:t xml:space="preserve">, Vol. 37 No. 2, pp. 471–482.</w:t>
+      </w:r>
+    </w:p>
+    <w:p>
+      <w:pPr>
+        <w:pStyle w:val="BodyText"/>
+      </w:pPr>
+      <w:r>
+        <w:t xml:space="preserve">Burgess, R. and Pande, R. (2005),</w:t>
+      </w:r>
+      <w:r>
+        <w:t xml:space="preserve"> </w:t>
+      </w:r>
+      <w:r>
+        <w:t xml:space="preserve">“</w:t>
+      </w:r>
+      <w:r>
+        <w:t xml:space="preserve">Do rural banks matter? Evidence from the Indian social banking experiment</w:t>
+      </w:r>
+      <w:r>
+        <w:t xml:space="preserve">”</w:t>
+      </w:r>
+      <w:r>
+        <w:t xml:space="preserve">,</w:t>
       </w:r>
       <w:r>
         <w:t xml:space="preserve"> </w:t>
@@ -3098,15 +3174,30 @@
         <w:t xml:space="preserve">American Economic Review</w:t>
       </w:r>
       <w:r>
-        <w:t xml:space="preserve">, Vol. 95 No. 3, pp. 780–795.</w:t>
-      </w:r>
-    </w:p>
-    <w:p>
-      <w:pPr>
-        <w:pStyle w:val="BodyText"/>
-      </w:pPr>
-      <w:r>
-        <w:t xml:space="preserve">Cameron, A.C., Gelbach, J.B. and Miller, D.L. (2008), "Bootstrap-based improvements for inference with clustered errors",</w:t>
+        <w:t xml:space="preserve">, Vol. 95 No. 3, pp. 780–795.</w:t>
+      </w:r>
+    </w:p>
+    <w:p>
+      <w:pPr>
+        <w:pStyle w:val="BodyText"/>
+      </w:pPr>
+      <w:r>
+        <w:t xml:space="preserve">Cameron, A.C., Gelbach, J.B. and Miller, D.L. (2008),</w:t>
+      </w:r>
+      <w:r>
+        <w:t xml:space="preserve"> </w:t>
+      </w:r>
+      <w:r>
+        <w:t xml:space="preserve">“</w:t>
+      </w:r>
+      <w:r>
+        <w:t xml:space="preserve">Bootstrap-based improvements for inference with clustered errors</w:t>
+      </w:r>
+      <w:r>
+        <w:t xml:space="preserve">”</w:t>
+      </w:r>
+      <w:r>
+        <w:t xml:space="preserve">,</w:t>
       </w:r>
       <w:r>
         <w:t xml:space="preserve"> </w:t>
@@ -3119,15 +3210,30 @@
         <w:t xml:space="preserve">Review of Economics and Statistics</w:t>
       </w:r>
       <w:r>
-        <w:t xml:space="preserve">, Vol. 90 No. 3, pp. 414–427.</w:t>
-      </w:r>
-    </w:p>
-    <w:p>
-      <w:pPr>
-        <w:pStyle w:val="BodyText"/>
-      </w:pPr>
-      <w:r>
-        <w:t xml:space="preserve">Chittoor, R., Sarkar, M.B., Ray, S. and Aulakh, P.S. (2009), "Third-world copycats to emerging multinationals: institutional changes and organizational transformation in the Indian pharmaceutical industry",</w:t>
+        <w:t xml:space="preserve">, Vol. 90 No. 3, pp. 414–427.</w:t>
+      </w:r>
+    </w:p>
+    <w:p>
+      <w:pPr>
+        <w:pStyle w:val="BodyText"/>
+      </w:pPr>
+      <w:r>
+        <w:t xml:space="preserve">Chittoor, R., Sarkar, M.B., Ray, S. and Aulakh, P.S. (2009),</w:t>
+      </w:r>
+      <w:r>
+        <w:t xml:space="preserve"> </w:t>
+      </w:r>
+      <w:r>
+        <w:t xml:space="preserve">“</w:t>
+      </w:r>
+      <w:r>
+        <w:t xml:space="preserve">Third-world copycats to emerging multinationals: institutional changes and organizational transformation in the Indian pharmaceutical industry</w:t>
+      </w:r>
+      <w:r>
+        <w:t xml:space="preserve">”</w:t>
+      </w:r>
+      <w:r>
+        <w:t xml:space="preserve">,</w:t>
       </w:r>
       <w:r>
         <w:t xml:space="preserve"> </w:t>
@@ -3140,15 +3246,30 @@
         <w:t xml:space="preserve">Organization Science</w:t>
       </w:r>
       <w:r>
-        <w:t xml:space="preserve">, Vol. 20 No. 1, pp. 187–205.</w:t>
-      </w:r>
-    </w:p>
-    <w:p>
-      <w:pPr>
-        <w:pStyle w:val="BodyText"/>
-      </w:pPr>
-      <w:r>
-        <w:t xml:space="preserve">Chodorow-Reich, G., Gopinath, G., Mishra, P. and Narayanan, A. (2020), "Cash and the economy: evidence from India's demonetization",</w:t>
+        <w:t xml:space="preserve">, Vol. 20 No. 1, pp. 187–205.</w:t>
+      </w:r>
+    </w:p>
+    <w:p>
+      <w:pPr>
+        <w:pStyle w:val="BodyText"/>
+      </w:pPr>
+      <w:r>
+        <w:t xml:space="preserve">Chodorow-Reich, G., Gopinath, G., Mishra, P. and Narayanan, A. (2020),</w:t>
+      </w:r>
+      <w:r>
+        <w:t xml:space="preserve"> </w:t>
+      </w:r>
+      <w:r>
+        <w:t xml:space="preserve">“</w:t>
+      </w:r>
+      <w:r>
+        <w:t xml:space="preserve">Cash and the economy: evidence from India’s demonetization</w:t>
+      </w:r>
+      <w:r>
+        <w:t xml:space="preserve">”</w:t>
+      </w:r>
+      <w:r>
+        <w:t xml:space="preserve">,</w:t>
       </w:r>
       <w:r>
         <w:t xml:space="preserve"> </w:t>
@@ -3161,15 +3282,30 @@
         <w:t xml:space="preserve">Quarterly Journal of Economics</w:t>
       </w:r>
       <w:r>
-        <w:t xml:space="preserve">, Vol. 135 No. 1, pp. 57–103.</w:t>
-      </w:r>
-    </w:p>
-    <w:p>
-      <w:pPr>
-        <w:pStyle w:val="BodyText"/>
-      </w:pPr>
-      <w:r>
-        <w:t xml:space="preserve">Cohen, W.M. and Levinthal, D.A. (1990), "Absorptive capacity: a new perspective on learning and innovation",</w:t>
+        <w:t xml:space="preserve">, Vol. 135 No. 1, pp. 57–103.</w:t>
+      </w:r>
+    </w:p>
+    <w:p>
+      <w:pPr>
+        <w:pStyle w:val="BodyText"/>
+      </w:pPr>
+      <w:r>
+        <w:t xml:space="preserve">Cohen, W.M. and Levinthal, D.A. (1990),</w:t>
+      </w:r>
+      <w:r>
+        <w:t xml:space="preserve"> </w:t>
+      </w:r>
+      <w:r>
+        <w:t xml:space="preserve">“</w:t>
+      </w:r>
+      <w:r>
+        <w:t xml:space="preserve">Absorptive capacity: a new perspective on learning and innovation</w:t>
+      </w:r>
+      <w:r>
+        <w:t xml:space="preserve">”</w:t>
+      </w:r>
+      <w:r>
+        <w:t xml:space="preserve">,</w:t>
       </w:r>
       <w:r>
         <w:t xml:space="preserve"> </w:t>
@@ -3182,15 +3318,30 @@
         <w:t xml:space="preserve">Administrative Science Quarterly</w:t>
       </w:r>
       <w:r>
-        <w:t xml:space="preserve">, Vol. 35 No. 1, pp. 128–152.</w:t>
-      </w:r>
-    </w:p>
-    <w:p>
-      <w:pPr>
-        <w:pStyle w:val="BodyText"/>
-      </w:pPr>
-      <w:r>
-        <w:t xml:space="preserve">Contractor, F.J. (2007), "Is international business good for companies? The evolutionary or multi-stage theory of internationalization vs. the transaction cost perspective",</w:t>
+        <w:t xml:space="preserve">, Vol. 35 No. 1, pp. 128–152.</w:t>
+      </w:r>
+    </w:p>
+    <w:p>
+      <w:pPr>
+        <w:pStyle w:val="BodyText"/>
+      </w:pPr>
+      <w:r>
+        <w:t xml:space="preserve">Contractor, F.J. (2007),</w:t>
+      </w:r>
+      <w:r>
+        <w:t xml:space="preserve"> </w:t>
+      </w:r>
+      <w:r>
+        <w:t xml:space="preserve">“</w:t>
+      </w:r>
+      <w:r>
+        <w:t xml:space="preserve">Is international business good for companies? The evolutionary or multi-stage theory of internationalization vs. the transaction cost perspective</w:t>
+      </w:r>
+      <w:r>
+        <w:t xml:space="preserve">”</w:t>
+      </w:r>
+      <w:r>
+        <w:t xml:space="preserve">,</w:t>
       </w:r>
       <w:r>
         <w:t xml:space="preserve"> </w:t>
@@ -3203,15 +3354,30 @@
         <w:t xml:space="preserve">Management International Review</w:t>
       </w:r>
       <w:r>
-        <w:t xml:space="preserve">, Vol. 47 No. 3, pp. 453–475.</w:t>
-      </w:r>
-    </w:p>
-    <w:p>
-      <w:pPr>
-        <w:pStyle w:val="BodyText"/>
-      </w:pPr>
-      <w:r>
-        <w:t xml:space="preserve">Contractor, F.J., Kumar, V. and Kundu, S.K. (2007), "Nature of the relationship between international expansion and performance: the case of emerging market firms",</w:t>
+        <w:t xml:space="preserve">, Vol. 47 No. 3, pp. 453–475.</w:t>
+      </w:r>
+    </w:p>
+    <w:p>
+      <w:pPr>
+        <w:pStyle w:val="BodyText"/>
+      </w:pPr>
+      <w:r>
+        <w:t xml:space="preserve">Contractor, F.J., Kumar, V. and Kundu, S.K. (2007),</w:t>
+      </w:r>
+      <w:r>
+        <w:t xml:space="preserve"> </w:t>
+      </w:r>
+      <w:r>
+        <w:t xml:space="preserve">“</w:t>
+      </w:r>
+      <w:r>
+        <w:t xml:space="preserve">Nature of the relationship between international expansion and performance: the case of emerging market firms</w:t>
+      </w:r>
+      <w:r>
+        <w:t xml:space="preserve">”</w:t>
+      </w:r>
+      <w:r>
+        <w:t xml:space="preserve">,</w:t>
       </w:r>
       <w:r>
         <w:t xml:space="preserve"> </w:t>
@@ -3224,15 +3390,30 @@
         <w:t xml:space="preserve">Journal of World Business</w:t>
       </w:r>
       <w:r>
-        <w:t xml:space="preserve">, Vol. 42 No. 4, pp. 401–417.</w:t>
-      </w:r>
-    </w:p>
-    <w:p>
-      <w:pPr>
-        <w:pStyle w:val="BodyText"/>
-      </w:pPr>
-      <w:r>
-        <w:t xml:space="preserve">Cuervo-Cazurra, A. (2012), "Extending theory by analyzing developing country multinational companies: solving the goldilocks debate",</w:t>
+        <w:t xml:space="preserve">, Vol. 42 No. 4, pp. 401–417.</w:t>
+      </w:r>
+    </w:p>
+    <w:p>
+      <w:pPr>
+        <w:pStyle w:val="BodyText"/>
+      </w:pPr>
+      <w:r>
+        <w:t xml:space="preserve">Cuervo-Cazurra, A. (2012),</w:t>
+      </w:r>
+      <w:r>
+        <w:t xml:space="preserve"> </w:t>
+      </w:r>
+      <w:r>
+        <w:t xml:space="preserve">“</w:t>
+      </w:r>
+      <w:r>
+        <w:t xml:space="preserve">Extending theory by analyzing developing country multinational companies: solving the goldilocks debate</w:t>
+      </w:r>
+      <w:r>
+        <w:t xml:space="preserve">”</w:t>
+      </w:r>
+      <w:r>
+        <w:t xml:space="preserve">,</w:t>
       </w:r>
       <w:r>
         <w:t xml:space="preserve"> </w:t>
@@ -3245,15 +3426,30 @@
         <w:t xml:space="preserve">Global Strategy Journal</w:t>
       </w:r>
       <w:r>
-        <w:t xml:space="preserve">, Vol. 2 No. 3, pp. 153–167.</w:t>
-      </w:r>
-    </w:p>
-    <w:p>
-      <w:pPr>
-        <w:pStyle w:val="BodyText"/>
-      </w:pPr>
-      <w:r>
-        <w:t xml:space="preserve">De Loecker, J. (2013), "Detecting learning by exporting",</w:t>
+        <w:t xml:space="preserve">, Vol. 2 No. 3, pp. 153–167.</w:t>
+      </w:r>
+    </w:p>
+    <w:p>
+      <w:pPr>
+        <w:pStyle w:val="BodyText"/>
+      </w:pPr>
+      <w:r>
+        <w:t xml:space="preserve">De Loecker, J. (2013),</w:t>
+      </w:r>
+      <w:r>
+        <w:t xml:space="preserve"> </w:t>
+      </w:r>
+      <w:r>
+        <w:t xml:space="preserve">“</w:t>
+      </w:r>
+      <w:r>
+        <w:t xml:space="preserve">Detecting learning by exporting</w:t>
+      </w:r>
+      <w:r>
+        <w:t xml:space="preserve">”</w:t>
+      </w:r>
+      <w:r>
+        <w:t xml:space="preserve">,</w:t>
       </w:r>
       <w:r>
         <w:t xml:space="preserve"> </w:t>
@@ -3266,15 +3462,30 @@
         <w:t xml:space="preserve">American Economic Journal: Microeconomics</w:t>
       </w:r>
       <w:r>
-        <w:t xml:space="preserve">, Vol. 5 No. 3, pp. 1–21.</w:t>
-      </w:r>
-    </w:p>
-    <w:p>
-      <w:pPr>
-        <w:pStyle w:val="BodyText"/>
-      </w:pPr>
-      <w:r>
-        <w:t xml:space="preserve">Do, T.H. and Phan, A.T. (2025), "Internationalization and firm performance of firms in India: the role of top management", in</w:t>
+        <w:t xml:space="preserve">, Vol. 5 No. 3, pp. 1–21.</w:t>
+      </w:r>
+    </w:p>
+    <w:p>
+      <w:pPr>
+        <w:pStyle w:val="BodyText"/>
+      </w:pPr>
+      <w:r>
+        <w:t xml:space="preserve">Do, T.H. and Phan, A.T. (2025),</w:t>
+      </w:r>
+      <w:r>
+        <w:t xml:space="preserve"> </w:t>
+      </w:r>
+      <w:r>
+        <w:t xml:space="preserve">“</w:t>
+      </w:r>
+      <w:r>
+        <w:t xml:space="preserve">Internationalization and firm performance of firms in India: the role of top management</w:t>
+      </w:r>
+      <w:r>
+        <w:t xml:space="preserve">”</w:t>
+      </w:r>
+      <w:r>
+        <w:t xml:space="preserve">, in</w:t>
       </w:r>
       <w:r>
         <w:t xml:space="preserve"> </w:t>
@@ -3287,26 +3498,30 @@
         <w:t xml:space="preserve">International Business Research, Traditional and Creative Approaches</w:t>
       </w:r>
       <w:r>
-        <w:t xml:space="preserve">, IntechOpen, London, available at:</w:t>
-      </w:r>
-      <w:r>
-        <w:t xml:space="preserve"> </w:t>
-      </w:r>
-      <w:hyperlink r:id="rId59">
-        <w:r>
-          <w:rPr>
-            <w:rStyle w:val="Hyperlink"/>
-          </w:rPr>
-          <w:t xml:space="preserve">https://doi.org/10.5772/intechopen.1011012</w:t>
-        </w:r>
-      </w:hyperlink>
-    </w:p>
-    <w:p>
-      <w:pPr>
-        <w:pStyle w:val="BodyText"/>
-      </w:pPr>
-      <w:r>
-        <w:t xml:space="preserve">Donaldson, D. (2018), "Railroads of the Raj: estimating the impact of transportation infrastructure",</w:t>
+        <w:t xml:space="preserve">, IntechOpen, London, available at: https://doi.org/10.5772/intechopen.1011012</w:t>
+      </w:r>
+    </w:p>
+    <w:p>
+      <w:pPr>
+        <w:pStyle w:val="BodyText"/>
+      </w:pPr>
+      <w:r>
+        <w:t xml:space="preserve">Donaldson, D. (2018),</w:t>
+      </w:r>
+      <w:r>
+        <w:t xml:space="preserve"> </w:t>
+      </w:r>
+      <w:r>
+        <w:t xml:space="preserve">“</w:t>
+      </w:r>
+      <w:r>
+        <w:t xml:space="preserve">Railroads of the Raj: estimating the impact of transportation infrastructure</w:t>
+      </w:r>
+      <w:r>
+        <w:t xml:space="preserve">”</w:t>
+      </w:r>
+      <w:r>
+        <w:t xml:space="preserve">,</w:t>
       </w:r>
       <w:r>
         <w:t xml:space="preserve"> </w:t>
@@ -3319,15 +3534,30 @@
         <w:t xml:space="preserve">American Economic Review</w:t>
       </w:r>
       <w:r>
-        <w:t xml:space="preserve">, Vol. 108 No. 4–5, pp. 899–934.</w:t>
-      </w:r>
-    </w:p>
-    <w:p>
-      <w:pPr>
-        <w:pStyle w:val="BodyText"/>
-      </w:pPr>
-      <w:r>
-        <w:t xml:space="preserve">Elango, B. and Pattnaik, C. (2007), "Building capabilities for international operations through networks: a study of Indian firms",</w:t>
+        <w:t xml:space="preserve">, Vol. 108 No. 4–5, pp. 899–934.</w:t>
+      </w:r>
+    </w:p>
+    <w:p>
+      <w:pPr>
+        <w:pStyle w:val="BodyText"/>
+      </w:pPr>
+      <w:r>
+        <w:t xml:space="preserve">Elango, B. and Pattnaik, C. (2007),</w:t>
+      </w:r>
+      <w:r>
+        <w:t xml:space="preserve"> </w:t>
+      </w:r>
+      <w:r>
+        <w:t xml:space="preserve">“</w:t>
+      </w:r>
+      <w:r>
+        <w:t xml:space="preserve">Building capabilities for international operations through networks: a study of Indian firms</w:t>
+      </w:r>
+      <w:r>
+        <w:t xml:space="preserve">”</w:t>
+      </w:r>
+      <w:r>
+        <w:t xml:space="preserve">,</w:t>
       </w:r>
       <w:r>
         <w:t xml:space="preserve"> </w:t>
@@ -3340,15 +3570,30 @@
         <w:t xml:space="preserve">Journal of International Business Studies</w:t>
       </w:r>
       <w:r>
-        <w:t xml:space="preserve">, Vol. 38 No. 4, pp. 541–555.</w:t>
-      </w:r>
-    </w:p>
-    <w:p>
-      <w:pPr>
-        <w:pStyle w:val="BodyText"/>
-      </w:pPr>
-      <w:r>
-        <w:t xml:space="preserve">Geleilate, J.G., Magnusson, P., Parente, R.C. and Alvarado-Vargas, M.J. (2016), "Home country institutional effects on the multinationality–performance relationship: a comparison between emerging and developed market multinationals",</w:t>
+        <w:t xml:space="preserve">, Vol. 38 No. 4, pp. 541–555.</w:t>
+      </w:r>
+    </w:p>
+    <w:p>
+      <w:pPr>
+        <w:pStyle w:val="BodyText"/>
+      </w:pPr>
+      <w:r>
+        <w:t xml:space="preserve">Geleilate, J.G., Magnusson, P., Parente, R.C. and Alvarado-Vargas, M.J. (2016),</w:t>
+      </w:r>
+      <w:r>
+        <w:t xml:space="preserve"> </w:t>
+      </w:r>
+      <w:r>
+        <w:t xml:space="preserve">“</w:t>
+      </w:r>
+      <w:r>
+        <w:t xml:space="preserve">Home country institutional effects on the multinationality–performance relationship: a comparison between emerging and developed market multinationals</w:t>
+      </w:r>
+      <w:r>
+        <w:t xml:space="preserve">”</w:t>
+      </w:r>
+      <w:r>
+        <w:t xml:space="preserve">,</w:t>
       </w:r>
       <w:r>
         <w:t xml:space="preserve"> </w:t>
@@ -3361,15 +3606,30 @@
         <w:t xml:space="preserve">Journal of International Management</w:t>
       </w:r>
       <w:r>
-        <w:t xml:space="preserve">, Vol. 22 No. 4, pp. 380–402.</w:t>
-      </w:r>
-    </w:p>
-    <w:p>
-      <w:pPr>
-        <w:pStyle w:val="BodyText"/>
-      </w:pPr>
-      <w:r>
-        <w:t xml:space="preserve">Goldfarb, A. and Tucker, C. (2019), "Digital economics",</w:t>
+        <w:t xml:space="preserve">, Vol. 22 No. 4, pp. 380–402.</w:t>
+      </w:r>
+    </w:p>
+    <w:p>
+      <w:pPr>
+        <w:pStyle w:val="BodyText"/>
+      </w:pPr>
+      <w:r>
+        <w:t xml:space="preserve">Goldfarb, A. and Tucker, C. (2019),</w:t>
+      </w:r>
+      <w:r>
+        <w:t xml:space="preserve"> </w:t>
+      </w:r>
+      <w:r>
+        <w:t xml:space="preserve">“</w:t>
+      </w:r>
+      <w:r>
+        <w:t xml:space="preserve">Digital economics</w:t>
+      </w:r>
+      <w:r>
+        <w:t xml:space="preserve">”</w:t>
+      </w:r>
+      <w:r>
+        <w:t xml:space="preserve">,</w:t>
       </w:r>
       <w:r>
         <w:t xml:space="preserve"> </w:t>
@@ -3382,15 +3642,30 @@
         <w:t xml:space="preserve">Journal of Economic Literature</w:t>
       </w:r>
       <w:r>
-        <w:t xml:space="preserve">, Vol. 57 No. 1, pp. 3–43.</w:t>
-      </w:r>
-    </w:p>
-    <w:p>
-      <w:pPr>
-        <w:pStyle w:val="BodyText"/>
-      </w:pPr>
-      <w:r>
-        <w:t xml:space="preserve">Haans, R.F.J., Pieters, C. and He, Z.L. (2016), "Thinking about U: theorizing and testing U- and inverted U-shaped relationships in strategy research",</w:t>
+        <w:t xml:space="preserve">, Vol. 57 No. 1, pp. 3–43.</w:t>
+      </w:r>
+    </w:p>
+    <w:p>
+      <w:pPr>
+        <w:pStyle w:val="BodyText"/>
+      </w:pPr>
+      <w:r>
+        <w:t xml:space="preserve">Haans, R.F.J., Pieters, C. and He, Z.L. (2016),</w:t>
+      </w:r>
+      <w:r>
+        <w:t xml:space="preserve"> </w:t>
+      </w:r>
+      <w:r>
+        <w:t xml:space="preserve">“</w:t>
+      </w:r>
+      <w:r>
+        <w:t xml:space="preserve">Thinking about U: theorizing and testing U- and inverted U-shaped relationships in strategy research</w:t>
+      </w:r>
+      <w:r>
+        <w:t xml:space="preserve">”</w:t>
+      </w:r>
+      <w:r>
+        <w:t xml:space="preserve">,</w:t>
       </w:r>
       <w:r>
         <w:t xml:space="preserve"> </w:t>
@@ -3403,15 +3678,30 @@
         <w:t xml:space="preserve">Strategic Management Journal</w:t>
       </w:r>
       <w:r>
-        <w:t xml:space="preserve">, Vol. 37 No. 7, pp. 1177–1195.</w:t>
-      </w:r>
-    </w:p>
-    <w:p>
-      <w:pPr>
-        <w:pStyle w:val="BodyText"/>
-      </w:pPr>
-      <w:r>
-        <w:t xml:space="preserve">Hambrick, D.C. and Mason, P.A. (1984), "Upper echelons: the organization as a reflection of its top managers",</w:t>
+        <w:t xml:space="preserve">, Vol. 37 No. 7, pp. 1177–1195.</w:t>
+      </w:r>
+    </w:p>
+    <w:p>
+      <w:pPr>
+        <w:pStyle w:val="BodyText"/>
+      </w:pPr>
+      <w:r>
+        <w:t xml:space="preserve">Hambrick, D.C. and Mason, P.A. (1984),</w:t>
+      </w:r>
+      <w:r>
+        <w:t xml:space="preserve"> </w:t>
+      </w:r>
+      <w:r>
+        <w:t xml:space="preserve">“</w:t>
+      </w:r>
+      <w:r>
+        <w:t xml:space="preserve">Upper echelons: the organization as a reflection of its top managers</w:t>
+      </w:r>
+      <w:r>
+        <w:t xml:space="preserve">”</w:t>
+      </w:r>
+      <w:r>
+        <w:t xml:space="preserve">,</w:t>
       </w:r>
       <w:r>
         <w:t xml:space="preserve"> </w:t>
@@ -3424,15 +3714,30 @@
         <w:t xml:space="preserve">Academy of Management Review</w:t>
       </w:r>
       <w:r>
-        <w:t xml:space="preserve">, Vol. 9 No. 2, pp. 193–206.</w:t>
-      </w:r>
-    </w:p>
-    <w:p>
-      <w:pPr>
-        <w:pStyle w:val="BodyText"/>
-      </w:pPr>
-      <w:r>
-        <w:t xml:space="preserve">Hennart, J.F. (2007), "The theoretical rationale for a multinationality-performance relationship",</w:t>
+        <w:t xml:space="preserve">, Vol. 9 No. 2, pp. 193–206.</w:t>
+      </w:r>
+    </w:p>
+    <w:p>
+      <w:pPr>
+        <w:pStyle w:val="BodyText"/>
+      </w:pPr>
+      <w:r>
+        <w:t xml:space="preserve">Hennart, J.F. (2007),</w:t>
+      </w:r>
+      <w:r>
+        <w:t xml:space="preserve"> </w:t>
+      </w:r>
+      <w:r>
+        <w:t xml:space="preserve">“</w:t>
+      </w:r>
+      <w:r>
+        <w:t xml:space="preserve">The theoretical rationale for a multinationality-performance relationship</w:t>
+      </w:r>
+      <w:r>
+        <w:t xml:space="preserve">”</w:t>
+      </w:r>
+      <w:r>
+        <w:t xml:space="preserve">,</w:t>
       </w:r>
       <w:r>
         <w:t xml:space="preserve"> </w:t>
@@ -3445,15 +3750,30 @@
         <w:t xml:space="preserve">Management International Review</w:t>
       </w:r>
       <w:r>
-        <w:t xml:space="preserve">, Vol. 47 No. 3, pp. 423–452.</w:t>
-      </w:r>
-    </w:p>
-    <w:p>
-      <w:pPr>
-        <w:pStyle w:val="BodyText"/>
-      </w:pPr>
-      <w:r>
-        <w:t xml:space="preserve">Hoskisson, R.E., Eden, L., Lau, C.M. and Wright, M. (2000), "Strategy in emerging economies",</w:t>
+        <w:t xml:space="preserve">, Vol. 47 No. 3, pp. 423–452.</w:t>
+      </w:r>
+    </w:p>
+    <w:p>
+      <w:pPr>
+        <w:pStyle w:val="BodyText"/>
+      </w:pPr>
+      <w:r>
+        <w:t xml:space="preserve">Hoskisson, R.E., Eden, L., Lau, C.M. and Wright, M. (2000),</w:t>
+      </w:r>
+      <w:r>
+        <w:t xml:space="preserve"> </w:t>
+      </w:r>
+      <w:r>
+        <w:t xml:space="preserve">“</w:t>
+      </w:r>
+      <w:r>
+        <w:t xml:space="preserve">Strategy in emerging economies</w:t>
+      </w:r>
+      <w:r>
+        <w:t xml:space="preserve">”</w:t>
+      </w:r>
+      <w:r>
+        <w:t xml:space="preserve">,</w:t>
       </w:r>
       <w:r>
         <w:t xml:space="preserve"> </w:t>
@@ -3466,15 +3786,30 @@
         <w:t xml:space="preserve">Academy of Management Journal</w:t>
       </w:r>
       <w:r>
-        <w:t xml:space="preserve">, Vol. 43 No. 3, pp. 249–267.</w:t>
-      </w:r>
-    </w:p>
-    <w:p>
-      <w:pPr>
-        <w:pStyle w:val="BodyText"/>
-      </w:pPr>
-      <w:r>
-        <w:t xml:space="preserve">Johanson, J. and Vahlne, J.E. (1977), "The internationalization process of the firm, a model of knowledge development and increasing foreign market commitments",</w:t>
+        <w:t xml:space="preserve">, Vol. 43 No. 3, pp. 249–267.</w:t>
+      </w:r>
+    </w:p>
+    <w:p>
+      <w:pPr>
+        <w:pStyle w:val="BodyText"/>
+      </w:pPr>
+      <w:r>
+        <w:t xml:space="preserve">Johanson, J. and Vahlne, J.E. (1977),</w:t>
+      </w:r>
+      <w:r>
+        <w:t xml:space="preserve"> </w:t>
+      </w:r>
+      <w:r>
+        <w:t xml:space="preserve">“</w:t>
+      </w:r>
+      <w:r>
+        <w:t xml:space="preserve">The internationalization process of the firm, a model of knowledge development and increasing foreign market commitments</w:t>
+      </w:r>
+      <w:r>
+        <w:t xml:space="preserve">”</w:t>
+      </w:r>
+      <w:r>
+        <w:t xml:space="preserve">,</w:t>
       </w:r>
       <w:r>
         <w:t xml:space="preserve"> </w:t>
@@ -3487,7 +3822,7 @@
         <w:t xml:space="preserve">Journal of International Business Studies</w:t>
       </w:r>
       <w:r>
-        <w:t xml:space="preserve">, Vol. 8 No. 1, pp. 23–32.</w:t>
+        <w:t xml:space="preserve">, Vol. 8 No. 1, pp. 23–32.</w:t>
       </w:r>
     </w:p>
     <w:p>
@@ -3516,7 +3851,22 @@
         <w:pStyle w:val="BodyText"/>
       </w:pPr>
       <w:r>
-        <w:t xml:space="preserve">Lind, J.T. and Mehlum, H. (2010), "With or without U? The appropriate test for a U-shaped relationship",</w:t>
+        <w:t xml:space="preserve">Lind, J.T. and Mehlum, H. (2010),</w:t>
+      </w:r>
+      <w:r>
+        <w:t xml:space="preserve"> </w:t>
+      </w:r>
+      <w:r>
+        <w:t xml:space="preserve">“</w:t>
+      </w:r>
+      <w:r>
+        <w:t xml:space="preserve">With or without U? The appropriate test for a U-shaped relationship</w:t>
+      </w:r>
+      <w:r>
+        <w:t xml:space="preserve">”</w:t>
+      </w:r>
+      <w:r>
+        <w:t xml:space="preserve">,</w:t>
       </w:r>
       <w:r>
         <w:t xml:space="preserve"> </w:t>
@@ -3529,15 +3879,30 @@
         <w:t xml:space="preserve">Oxford Bulletin of Economics and Statistics</w:t>
       </w:r>
       <w:r>
-        <w:t xml:space="preserve">, Vol. 72 No. 1, pp. 109–118.</w:t>
-      </w:r>
-    </w:p>
-    <w:p>
-      <w:pPr>
-        <w:pStyle w:val="BodyText"/>
-      </w:pPr>
-      <w:r>
-        <w:t xml:space="preserve">Lu, J.W. and Beamish, P.W. (2004), "International diversification and firm performance: the S-curve hypothesis",</w:t>
+        <w:t xml:space="preserve">, Vol. 72 No. 1, pp. 109–118.</w:t>
+      </w:r>
+    </w:p>
+    <w:p>
+      <w:pPr>
+        <w:pStyle w:val="BodyText"/>
+      </w:pPr>
+      <w:r>
+        <w:t xml:space="preserve">Lu, J.W. and Beamish, P.W. (2004),</w:t>
+      </w:r>
+      <w:r>
+        <w:t xml:space="preserve"> </w:t>
+      </w:r>
+      <w:r>
+        <w:t xml:space="preserve">“</w:t>
+      </w:r>
+      <w:r>
+        <w:t xml:space="preserve">International diversification and firm performance: the S-curve hypothesis</w:t>
+      </w:r>
+      <w:r>
+        <w:t xml:space="preserve">”</w:t>
+      </w:r>
+      <w:r>
+        <w:t xml:space="preserve">,</w:t>
       </w:r>
       <w:r>
         <w:t xml:space="preserve"> </w:t>
@@ -3550,15 +3915,30 @@
         <w:t xml:space="preserve">Academy of Management Journal</w:t>
       </w:r>
       <w:r>
-        <w:t xml:space="preserve">, Vol. 47 No. 4, pp. 598–609.</w:t>
-      </w:r>
-    </w:p>
-    <w:p>
-      <w:pPr>
-        <w:pStyle w:val="BodyText"/>
-      </w:pPr>
-      <w:r>
-        <w:t xml:space="preserve">MacKinnon, J.G. and Webb, M.D. (2017), "Wild bootstrap inference for wildly different cluster sizes",</w:t>
+        <w:t xml:space="preserve">, Vol. 47 No. 4, pp. 598–609.</w:t>
+      </w:r>
+    </w:p>
+    <w:p>
+      <w:pPr>
+        <w:pStyle w:val="BodyText"/>
+      </w:pPr>
+      <w:r>
+        <w:t xml:space="preserve">MacKinnon, J.G. and Webb, M.D. (2017),</w:t>
+      </w:r>
+      <w:r>
+        <w:t xml:space="preserve"> </w:t>
+      </w:r>
+      <w:r>
+        <w:t xml:space="preserve">“</w:t>
+      </w:r>
+      <w:r>
+        <w:t xml:space="preserve">Wild bootstrap inference for wildly different cluster sizes</w:t>
+      </w:r>
+      <w:r>
+        <w:t xml:space="preserve">”</w:t>
+      </w:r>
+      <w:r>
+        <w:t xml:space="preserve">,</w:t>
       </w:r>
       <w:r>
         <w:t xml:space="preserve"> </w:t>
@@ -3571,15 +3951,30 @@
         <w:t xml:space="preserve">Journal of Applied Econometrics</w:t>
       </w:r>
       <w:r>
-        <w:t xml:space="preserve">, Vol. 32 No. 2, pp. 233–254.</w:t>
-      </w:r>
-    </w:p>
-    <w:p>
-      <w:pPr>
-        <w:pStyle w:val="BodyText"/>
-      </w:pPr>
-      <w:r>
-        <w:t xml:space="preserve">Marano, V., Arregle, J.L., Hitt, M.A., Spadafora, E. and van Essen, M. (2016), "Home country institutions and the internationalization-performance relationship: a meta-analytic review",</w:t>
+        <w:t xml:space="preserve">, Vol. 32 No. 2, pp. 233–254.</w:t>
+      </w:r>
+    </w:p>
+    <w:p>
+      <w:pPr>
+        <w:pStyle w:val="BodyText"/>
+      </w:pPr>
+      <w:r>
+        <w:t xml:space="preserve">Marano, V., Arregle, J.L., Hitt, M.A., Spadafora, E. and van Essen, M. (2016),</w:t>
+      </w:r>
+      <w:r>
+        <w:t xml:space="preserve"> </w:t>
+      </w:r>
+      <w:r>
+        <w:t xml:space="preserve">“</w:t>
+      </w:r>
+      <w:r>
+        <w:t xml:space="preserve">Home country institutions and the internationalization-performance relationship: a meta-analytic review</w:t>
+      </w:r>
+      <w:r>
+        <w:t xml:space="preserve">”</w:t>
+      </w:r>
+      <w:r>
+        <w:t xml:space="preserve">,</w:t>
       </w:r>
       <w:r>
         <w:t xml:space="preserve"> </w:t>
@@ -3592,15 +3987,30 @@
         <w:t xml:space="preserve">Journal of Management</w:t>
       </w:r>
       <w:r>
-        <w:t xml:space="preserve">, Vol. 42 No. 5, pp. 1075–1110.</w:t>
-      </w:r>
-    </w:p>
-    <w:p>
-      <w:pPr>
-        <w:pStyle w:val="BodyText"/>
-      </w:pPr>
-      <w:r>
-        <w:t xml:space="preserve">Melitz, M.J. (2003), "The impact of trade on intra-industry reallocations and aggregate industry productivity",</w:t>
+        <w:t xml:space="preserve">, Vol. 42 No. 5, pp. 1075–1110.</w:t>
+      </w:r>
+    </w:p>
+    <w:p>
+      <w:pPr>
+        <w:pStyle w:val="BodyText"/>
+      </w:pPr>
+      <w:r>
+        <w:t xml:space="preserve">Melitz, M.J. (2003),</w:t>
+      </w:r>
+      <w:r>
+        <w:t xml:space="preserve"> </w:t>
+      </w:r>
+      <w:r>
+        <w:t xml:space="preserve">“</w:t>
+      </w:r>
+      <w:r>
+        <w:t xml:space="preserve">The impact of trade on intra-industry reallocations and aggregate industry productivity</w:t>
+      </w:r>
+      <w:r>
+        <w:t xml:space="preserve">”</w:t>
+      </w:r>
+      <w:r>
+        <w:t xml:space="preserve">,</w:t>
       </w:r>
       <w:r>
         <w:t xml:space="preserve"> </w:t>
@@ -3613,15 +4023,30 @@
         <w:t xml:space="preserve">Econometrica</w:t>
       </w:r>
       <w:r>
-        <w:t xml:space="preserve">, Vol. 71 No. 6, pp. 1695–1725.</w:t>
-      </w:r>
-    </w:p>
-    <w:p>
-      <w:pPr>
-        <w:pStyle w:val="BodyText"/>
-      </w:pPr>
-      <w:r>
-        <w:t xml:space="preserve">Mizik, N. and Jacobson, R. (2003), "Trading off between value creation and value appropriation: the financial implications of shifts in strategic emphasis",</w:t>
+        <w:t xml:space="preserve">, Vol. 71 No. 6, pp. 1695–1725.</w:t>
+      </w:r>
+    </w:p>
+    <w:p>
+      <w:pPr>
+        <w:pStyle w:val="BodyText"/>
+      </w:pPr>
+      <w:r>
+        <w:t xml:space="preserve">Mizik, N. and Jacobson, R. (2003),</w:t>
+      </w:r>
+      <w:r>
+        <w:t xml:space="preserve"> </w:t>
+      </w:r>
+      <w:r>
+        <w:t xml:space="preserve">“</w:t>
+      </w:r>
+      <w:r>
+        <w:t xml:space="preserve">Trading off between value creation and value appropriation: the financial implications of shifts in strategic emphasis</w:t>
+      </w:r>
+      <w:r>
+        <w:t xml:space="preserve">”</w:t>
+      </w:r>
+      <w:r>
+        <w:t xml:space="preserve">,</w:t>
       </w:r>
       <w:r>
         <w:t xml:space="preserve"> </w:t>
@@ -3634,7 +4059,7 @@
         <w:t xml:space="preserve">Journal of Marketing</w:t>
       </w:r>
       <w:r>
-        <w:t xml:space="preserve">, Vol. 67 No. 1, pp. 63–76.</w:t>
+        <w:t xml:space="preserve">, Vol. 67 No. 1, pp. 63–76.</w:t>
       </w:r>
     </w:p>
     <w:p>
@@ -3663,7 +4088,22 @@
         <w:pStyle w:val="BodyText"/>
       </w:pPr>
       <w:r>
-        <w:t xml:space="preserve">Olley, G.S. and Pakes, A. (1996), "The dynamics of productivity in the telecommunications equipment industry",</w:t>
+        <w:t xml:space="preserve">Olley, G.S. and Pakes, A. (1996),</w:t>
+      </w:r>
+      <w:r>
+        <w:t xml:space="preserve"> </w:t>
+      </w:r>
+      <w:r>
+        <w:t xml:space="preserve">“</w:t>
+      </w:r>
+      <w:r>
+        <w:t xml:space="preserve">The dynamics of productivity in the telecommunications equipment industry</w:t>
+      </w:r>
+      <w:r>
+        <w:t xml:space="preserve">”</w:t>
+      </w:r>
+      <w:r>
+        <w:t xml:space="preserve">,</w:t>
       </w:r>
       <w:r>
         <w:t xml:space="preserve"> </w:t>
@@ -3676,15 +4116,30 @@
         <w:t xml:space="preserve">Econometrica</w:t>
       </w:r>
       <w:r>
-        <w:t xml:space="preserve">, Vol. 64 No. 6, pp. 1263–1297.</w:t>
-      </w:r>
-    </w:p>
-    <w:p>
-      <w:pPr>
-        <w:pStyle w:val="BodyText"/>
-      </w:pPr>
-      <w:r>
-        <w:t xml:space="preserve">Paternoster, R., Brame, R., Mazerolle, P. and Piquero, A. (1998), "Using the correct statistical test for the equality of regression coefficients",</w:t>
+        <w:t xml:space="preserve">, Vol. 64 No. 6, pp. 1263–1297.</w:t>
+      </w:r>
+    </w:p>
+    <w:p>
+      <w:pPr>
+        <w:pStyle w:val="BodyText"/>
+      </w:pPr>
+      <w:r>
+        <w:t xml:space="preserve">Paternoster, R., Brame, R., Mazerolle, P. and Piquero, A. (1998),</w:t>
+      </w:r>
+      <w:r>
+        <w:t xml:space="preserve"> </w:t>
+      </w:r>
+      <w:r>
+        <w:t xml:space="preserve">“</w:t>
+      </w:r>
+      <w:r>
+        <w:t xml:space="preserve">Using the correct statistical test for the equality of regression coefficients</w:t>
+      </w:r>
+      <w:r>
+        <w:t xml:space="preserve">”</w:t>
+      </w:r>
+      <w:r>
+        <w:t xml:space="preserve">,</w:t>
       </w:r>
       <w:r>
         <w:t xml:space="preserve"> </w:t>
@@ -3697,15 +4152,30 @@
         <w:t xml:space="preserve">Criminology</w:t>
       </w:r>
       <w:r>
-        <w:t xml:space="preserve">, Vol. 36 No. 4, pp. 859–866.</w:t>
-      </w:r>
-    </w:p>
-    <w:p>
-      <w:pPr>
-        <w:pStyle w:val="BodyText"/>
-      </w:pPr>
-      <w:r>
-        <w:t xml:space="preserve">Peng, M.W., Wang, D.Y.L. and Jiang, Y. (2008), "An institution-based view of international business strategy: a focus on emerging economies",</w:t>
+        <w:t xml:space="preserve">, Vol. 36 No. 4, pp. 859–866.</w:t>
+      </w:r>
+    </w:p>
+    <w:p>
+      <w:pPr>
+        <w:pStyle w:val="BodyText"/>
+      </w:pPr>
+      <w:r>
+        <w:t xml:space="preserve">Peng, M.W., Wang, D.Y.L. and Jiang, Y. (2008),</w:t>
+      </w:r>
+      <w:r>
+        <w:t xml:space="preserve"> </w:t>
+      </w:r>
+      <w:r>
+        <w:t xml:space="preserve">“</w:t>
+      </w:r>
+      <w:r>
+        <w:t xml:space="preserve">An institution-based view of international business strategy: a focus on emerging economies</w:t>
+      </w:r>
+      <w:r>
+        <w:t xml:space="preserve">”</w:t>
+      </w:r>
+      <w:r>
+        <w:t xml:space="preserve">,</w:t>
       </w:r>
       <w:r>
         <w:t xml:space="preserve"> </w:t>
@@ -3718,15 +4188,30 @@
         <w:t xml:space="preserve">Journal of International Business Studies</w:t>
       </w:r>
       <w:r>
-        <w:t xml:space="preserve">, Vol. 39 No. 5, pp. 920–936.</w:t>
-      </w:r>
-    </w:p>
-    <w:p>
-      <w:pPr>
-        <w:pStyle w:val="BodyText"/>
-      </w:pPr>
-      <w:r>
-        <w:t xml:space="preserve">Peng, M.W., Sun, S.L., Pinkham, B. and Chen, H. (2009), "The institution-based view as a third leg for a strategy tripod",</w:t>
+        <w:t xml:space="preserve">, Vol. 39 No. 5, pp. 920–936.</w:t>
+      </w:r>
+    </w:p>
+    <w:p>
+      <w:pPr>
+        <w:pStyle w:val="BodyText"/>
+      </w:pPr>
+      <w:r>
+        <w:t xml:space="preserve">Peng, M.W., Sun, S.L., Pinkham, B. and Chen, H. (2009),</w:t>
+      </w:r>
+      <w:r>
+        <w:t xml:space="preserve"> </w:t>
+      </w:r>
+      <w:r>
+        <w:t xml:space="preserve">“</w:t>
+      </w:r>
+      <w:r>
+        <w:t xml:space="preserve">The institution-based view as a third leg for a strategy tripod</w:t>
+      </w:r>
+      <w:r>
+        <w:t xml:space="preserve">”</w:t>
+      </w:r>
+      <w:r>
+        <w:t xml:space="preserve">,</w:t>
       </w:r>
       <w:r>
         <w:t xml:space="preserve"> </w:t>
@@ -3739,15 +4224,30 @@
         <w:t xml:space="preserve">Academy of Management Perspectives</w:t>
       </w:r>
       <w:r>
-        <w:t xml:space="preserve">, Vol. 23 No. 3, pp. 63–81.</w:t>
-      </w:r>
-    </w:p>
-    <w:p>
-      <w:pPr>
-        <w:pStyle w:val="BodyText"/>
-      </w:pPr>
-      <w:r>
-        <w:t xml:space="preserve">Sambharya, R.B. (1996), "Foreign experience of top management teams and international diversification strategies of US multinational corporations",</w:t>
+        <w:t xml:space="preserve">, Vol. 23 No. 3, pp. 63–81.</w:t>
+      </w:r>
+    </w:p>
+    <w:p>
+      <w:pPr>
+        <w:pStyle w:val="BodyText"/>
+      </w:pPr>
+      <w:r>
+        <w:t xml:space="preserve">Sambharya, R.B. (1996),</w:t>
+      </w:r>
+      <w:r>
+        <w:t xml:space="preserve"> </w:t>
+      </w:r>
+      <w:r>
+        <w:t xml:space="preserve">“</w:t>
+      </w:r>
+      <w:r>
+        <w:t xml:space="preserve">Foreign experience of top management teams and international diversification strategies of US multinational corporations</w:t>
+      </w:r>
+      <w:r>
+        <w:t xml:space="preserve">”</w:t>
+      </w:r>
+      <w:r>
+        <w:t xml:space="preserve">,</w:t>
       </w:r>
       <w:r>
         <w:t xml:space="preserve"> </w:t>
@@ -3760,15 +4260,30 @@
         <w:t xml:space="preserve">Strategic Management Journal</w:t>
       </w:r>
       <w:r>
-        <w:t xml:space="preserve">, Vol. 17 No. 9, pp. 739–746.</w:t>
-      </w:r>
-    </w:p>
-    <w:p>
-      <w:pPr>
-        <w:pStyle w:val="BodyText"/>
-      </w:pPr>
-      <w:r>
-        <w:t xml:space="preserve">Singh, D.A. (2009), "Export performance of emerging market firms",</w:t>
+        <w:t xml:space="preserve">, Vol. 17 No. 9, pp. 739–746.</w:t>
+      </w:r>
+    </w:p>
+    <w:p>
+      <w:pPr>
+        <w:pStyle w:val="BodyText"/>
+      </w:pPr>
+      <w:r>
+        <w:t xml:space="preserve">Singh, D.A. (2009),</w:t>
+      </w:r>
+      <w:r>
+        <w:t xml:space="preserve"> </w:t>
+      </w:r>
+      <w:r>
+        <w:t xml:space="preserve">“</w:t>
+      </w:r>
+      <w:r>
+        <w:t xml:space="preserve">Export performance of emerging market firms</w:t>
+      </w:r>
+      <w:r>
+        <w:t xml:space="preserve">”</w:t>
+      </w:r>
+      <w:r>
+        <w:t xml:space="preserve">,</w:t>
       </w:r>
       <w:r>
         <w:t xml:space="preserve"> </w:t>
@@ -3781,15 +4296,30 @@
         <w:t xml:space="preserve">International Business Review</w:t>
       </w:r>
       <w:r>
-        <w:t xml:space="preserve">, Vol. 18 No. 4, pp. 321–330.</w:t>
-      </w:r>
-    </w:p>
-    <w:p>
-      <w:pPr>
-        <w:pStyle w:val="BodyText"/>
-      </w:pPr>
-      <w:r>
-        <w:t xml:space="preserve">Teece, D.J. (2007), "Explicating dynamic capabilities: the nature and microfoundations of (sustainable) enterprise performance",</w:t>
+        <w:t xml:space="preserve">, Vol. 18 No. 4, pp. 321–330.</w:t>
+      </w:r>
+    </w:p>
+    <w:p>
+      <w:pPr>
+        <w:pStyle w:val="BodyText"/>
+      </w:pPr>
+      <w:r>
+        <w:t xml:space="preserve">Teece, D.J. (2007),</w:t>
+      </w:r>
+      <w:r>
+        <w:t xml:space="preserve"> </w:t>
+      </w:r>
+      <w:r>
+        <w:t xml:space="preserve">“</w:t>
+      </w:r>
+      <w:r>
+        <w:t xml:space="preserve">Explicating dynamic capabilities: the nature and microfoundations of (sustainable) enterprise performance</w:t>
+      </w:r>
+      <w:r>
+        <w:t xml:space="preserve">”</w:t>
+      </w:r>
+      <w:r>
+        <w:t xml:space="preserve">,</w:t>
       </w:r>
       <w:r>
         <w:t xml:space="preserve"> </w:t>
@@ -3802,15 +4332,30 @@
         <w:t xml:space="preserve">Strategic Management Journal</w:t>
       </w:r>
       <w:r>
-        <w:t xml:space="preserve">, Vol. 28 No. 13, pp. 1319–1350.</w:t>
-      </w:r>
-    </w:p>
-    <w:p>
-      <w:pPr>
-        <w:pStyle w:val="BodyText"/>
-      </w:pPr>
-      <w:r>
-        <w:t xml:space="preserve">Verbeke, A. and Forootan, M.Z. (2012), "How good are multinationality–performance (M-P) empirical studies?",</w:t>
+        <w:t xml:space="preserve">, Vol. 28 No. 13, pp. 1319–1350.</w:t>
+      </w:r>
+    </w:p>
+    <w:p>
+      <w:pPr>
+        <w:pStyle w:val="BodyText"/>
+      </w:pPr>
+      <w:r>
+        <w:t xml:space="preserve">Verbeke, A. and Forootan, M.Z. (2012),</w:t>
+      </w:r>
+      <w:r>
+        <w:t xml:space="preserve"> </w:t>
+      </w:r>
+      <w:r>
+        <w:t xml:space="preserve">“</w:t>
+      </w:r>
+      <w:r>
+        <w:t xml:space="preserve">How good are multinationality–performance (M-P) empirical studies?</w:t>
+      </w:r>
+      <w:r>
+        <w:t xml:space="preserve">”</w:t>
+      </w:r>
+      <w:r>
+        <w:t xml:space="preserve">,</w:t>
       </w:r>
       <w:r>
         <w:t xml:space="preserve"> </w:t>
@@ -3823,15 +4368,30 @@
         <w:t xml:space="preserve">Global Strategy Journal</w:t>
       </w:r>
       <w:r>
-        <w:t xml:space="preserve">, Vol. 2 No. 4, pp. 332–344.</w:t>
-      </w:r>
-    </w:p>
-    <w:p>
-      <w:pPr>
-        <w:pStyle w:val="BodyText"/>
-      </w:pPr>
-      <w:r>
-        <w:t xml:space="preserve">Vial, G. (2019), "Understanding digital transformation: a review and a research agenda",</w:t>
+        <w:t xml:space="preserve">, Vol. 2 No. 4, pp. 332–344.</w:t>
+      </w:r>
+    </w:p>
+    <w:p>
+      <w:pPr>
+        <w:pStyle w:val="BodyText"/>
+      </w:pPr>
+      <w:r>
+        <w:t xml:space="preserve">Vial, G. (2019),</w:t>
+      </w:r>
+      <w:r>
+        <w:t xml:space="preserve"> </w:t>
+      </w:r>
+      <w:r>
+        <w:t xml:space="preserve">“</w:t>
+      </w:r>
+      <w:r>
+        <w:t xml:space="preserve">Understanding digital transformation: a review and a research agenda</w:t>
+      </w:r>
+      <w:r>
+        <w:t xml:space="preserve">”</w:t>
+      </w:r>
+      <w:r>
+        <w:t xml:space="preserve">,</w:t>
       </w:r>
       <w:r>
         <w:t xml:space="preserve"> </w:t>
@@ -3844,15 +4404,30 @@
         <w:t xml:space="preserve">Journal of Strategic Information Systems</w:t>
       </w:r>
       <w:r>
-        <w:t xml:space="preserve">, Vol. 28 No. 2, pp. 118–144.</w:t>
-      </w:r>
-    </w:p>
-    <w:p>
-      <w:pPr>
-        <w:pStyle w:val="BodyText"/>
-      </w:pPr>
-      <w:r>
-        <w:t xml:space="preserve">Williamson, O.E. (2000), "The new institutional economics: taking stock, looking ahead",</w:t>
+        <w:t xml:space="preserve">, Vol. 28 No. 2, pp. 118–144.</w:t>
+      </w:r>
+    </w:p>
+    <w:p>
+      <w:pPr>
+        <w:pStyle w:val="BodyText"/>
+      </w:pPr>
+      <w:r>
+        <w:t xml:space="preserve">Williamson, O.E. (2000),</w:t>
+      </w:r>
+      <w:r>
+        <w:t xml:space="preserve"> </w:t>
+      </w:r>
+      <w:r>
+        <w:t xml:space="preserve">“</w:t>
+      </w:r>
+      <w:r>
+        <w:t xml:space="preserve">The new institutional economics: taking stock, looking ahead</w:t>
+      </w:r>
+      <w:r>
+        <w:t xml:space="preserve">”</w:t>
+      </w:r>
+      <w:r>
+        <w:t xml:space="preserve">,</w:t>
       </w:r>
       <w:r>
         <w:t xml:space="preserve"> </w:t>
@@ -3865,7 +4440,7 @@
         <w:t xml:space="preserve">Journal of Economic Literature</w:t>
       </w:r>
       <w:r>
-        <w:t xml:space="preserve">, Vol. 38 No. 3, pp. 595–613.</w:t>
+        <w:t xml:space="preserve">, Vol. 38 No. 3, pp. 595–613.</w:t>
       </w:r>
     </w:p>
     <w:p>
@@ -3887,9 +4462,12 @@
         <w:t xml:space="preserve">Bản thảo phiên bản 2026-06-02. Các phần thực nghiệm đã hoàn tất; phần mở rộng kiểm định vững Mục 4.6 (mẫu con chế tạo, FSTS được cắt tỉa, tự khởi tạo cụm hoang dã) và phần dựng hình đang chờ hoàn thiện.</w:t>
       </w:r>
     </w:p>
-    <w:bookmarkEnd w:id="60"/>
-    <w:bookmarkEnd w:id="61"/>
-    <w:sectPr/>
+    <w:bookmarkEnd w:id="56"/>
+    <w:bookmarkEnd w:id="57"/>
+    <w:sectPr>
+      <w:pgSz w:h="16838" w:w="11906"/>
+      <w:pgMar w:bottom="1417" w:left="1417" w:right="1417" w:top="1417"/>
+    </w:sectPr>
   </w:body>
 </w:document>
 </file>
@@ -4101,29 +4679,59 @@
   <w:style w:default="1" w:styleId="Normal" w:type="paragraph">
     <w:name w:val="Normal"/>
     <w:qFormat/>
+    <w:pPr>
+      <w:spacing w:line="276" w:lineRule="auto"/>
+      <w:jc w:val="both"/>
+    </w:pPr>
+    <w:rPr>
+      <w:rFonts w:ascii="Times New Roman" w:eastAsia="Times New Roman" w:hAnsi="Times New Roman"/>
+      <w:color w:val="000000"/>
+      <w:sz w:val="24"/>
+    </w:rPr>
   </w:style>
   <w:style w:styleId="BodyText" w:type="paragraph">
     <w:name w:val="Body Text"/>
     <w:basedOn w:val="Normal"/>
     <w:link w:val="BodyTextChar"/>
     <w:pPr>
-      <w:spacing w:after="180" w:before="180"/>
+      <w:spacing w:after="180" w:before="180" w:line="276" w:lineRule="auto"/>
+      <w:jc w:val="both"/>
     </w:pPr>
     <w:qFormat/>
+    <w:rPr>
+      <w:rFonts w:ascii="Times New Roman" w:eastAsia="Times New Roman" w:hAnsi="Times New Roman"/>
+      <w:color w:val="000000"/>
+      <w:sz w:val="24"/>
+    </w:rPr>
   </w:style>
   <w:style w:customStyle="1" w:styleId="FirstParagraph" w:type="paragraph">
     <w:name w:val="First Paragraph"/>
     <w:basedOn w:val="BodyText"/>
     <w:next w:val="BodyText"/>
     <w:qFormat/>
+    <w:pPr>
+      <w:spacing w:line="276" w:lineRule="auto"/>
+      <w:jc w:val="both"/>
+    </w:pPr>
+    <w:rPr>
+      <w:rFonts w:ascii="Times New Roman" w:eastAsia="Times New Roman" w:hAnsi="Times New Roman"/>
+      <w:color w:val="000000"/>
+      <w:sz w:val="24"/>
+    </w:rPr>
   </w:style>
   <w:style w:customStyle="1" w:styleId="Compact" w:type="paragraph">
     <w:name w:val="Compact"/>
     <w:basedOn w:val="BodyText"/>
     <w:qFormat/>
     <w:pPr>
-      <w:spacing w:after="36" w:before="36"/>
+      <w:spacing w:after="36" w:before="36" w:line="276" w:lineRule="auto"/>
+      <w:jc w:val="both"/>
     </w:pPr>
+    <w:rPr>
+      <w:rFonts w:ascii="Times New Roman" w:eastAsia="Times New Roman" w:hAnsi="Times New Roman"/>
+      <w:color w:val="000000"/>
+      <w:sz w:val="24"/>
+    </w:rPr>
   </w:style>
   <w:style w:styleId="Title" w:type="paragraph">
     <w:name w:val="Title"/>
@@ -4133,15 +4741,15 @@
     <w:pPr>
       <w:keepNext/>
       <w:keepLines/>
-      <w:spacing w:after="240" w:before="480"/>
-      <w:jc w:val="center"/>
+      <w:spacing w:after="240" w:before="480" w:line="276" w:lineRule="auto"/>
+      <w:jc w:val="both"/>
     </w:pPr>
     <w:rPr>
-      <w:rFonts w:asciiTheme="majorHAnsi" w:cstheme="majorBidi" w:eastAsiaTheme="majorEastAsia" w:hAnsiTheme="majorHAnsi"/>
+      <w:rFonts w:ascii="Times New Roman" w:asciiTheme="majorHAnsi" w:cstheme="majorBidi" w:eastAsia="Times New Roman" w:eastAsiaTheme="majorEastAsia" w:hAnsi="Times New Roman" w:hAnsiTheme="majorHAnsi"/>
       <w:b/>
       <w:bCs/>
-      <w:color w:themeColor="accent1" w:themeShade="B5" w:val="345A8A"/>
-      <w:sz w:val="36"/>
+      <w:color w:val="000000"/>
+      <w:sz w:val="24"/>
       <w:szCs w:val="36"/>
     </w:rPr>
   </w:style>
@@ -4153,11 +4761,13 @@
     <w:pPr>
       <w:keepNext/>
       <w:keepLines/>
-      <w:spacing w:after="240" w:before="240"/>
-      <w:jc w:val="center"/>
+      <w:spacing w:after="240" w:before="240" w:line="276" w:lineRule="auto"/>
+      <w:jc w:val="both"/>
     </w:pPr>
     <w:rPr>
-      <w:sz w:val="30"/>
+      <w:rFonts w:ascii="Times New Roman" w:eastAsia="Times New Roman" w:hAnsi="Times New Roman"/>
+      <w:color w:val="000000"/>
+      <w:sz w:val="24"/>
       <w:szCs w:val="30"/>
     </w:rPr>
   </w:style>
@@ -4168,8 +4778,14 @@
     <w:pPr>
       <w:keepNext/>
       <w:keepLines/>
-      <w:jc w:val="center"/>
+      <w:spacing w:line="276" w:lineRule="auto"/>
+      <w:jc w:val="both"/>
     </w:pPr>
+    <w:rPr>
+      <w:rFonts w:ascii="Times New Roman" w:eastAsia="Times New Roman" w:hAnsi="Times New Roman"/>
+      <w:color w:val="000000"/>
+      <w:sz w:val="24"/>
+    </w:rPr>
   </w:style>
   <w:style w:styleId="Date" w:type="paragraph">
     <w:name w:val="Date"/>
@@ -4178,8 +4794,14 @@
     <w:pPr>
       <w:keepNext/>
       <w:keepLines/>
-      <w:jc w:val="center"/>
+      <w:spacing w:line="276" w:lineRule="auto"/>
+      <w:jc w:val="both"/>
     </w:pPr>
+    <w:rPr>
+      <w:rFonts w:ascii="Times New Roman" w:eastAsia="Times New Roman" w:hAnsi="Times New Roman"/>
+      <w:color w:val="000000"/>
+      <w:sz w:val="24"/>
+    </w:rPr>
   </w:style>
   <w:style w:customStyle="1" w:styleId="AbstractTitle" w:type="paragraph">
     <w:name w:val="Abstract Title"/>
@@ -4189,15 +4811,15 @@
     <w:pPr>
       <w:keepNext/>
       <w:keepLines/>
-      <w:jc w:val="center"/>
-      <w:spacing w:after="0" w:before="300"/>
+      <w:jc w:val="both"/>
+      <w:spacing w:after="0" w:before="300" w:line="276" w:lineRule="auto"/>
     </w:pPr>
     <w:rPr>
-      <w:sz w:val="20"/>
+      <w:color w:val="000000"/>
+      <w:sz w:val="24"/>
       <w:szCs w:val="20"/>
+      <w:rFonts w:ascii="Times New Roman" w:eastAsia="Times New Roman" w:hAnsi="Times New Roman"/>
       <w:b/>
-      <w:color w:val="345A8A"/>
-      &gt;
     </w:rPr>
   </w:style>
   <w:style w:customStyle="1" w:styleId="Abstract" w:type="paragraph">
@@ -4208,10 +4830,13 @@
     <w:pPr>
       <w:keepNext/>
       <w:keepLines/>
-      <w:spacing w:after="300" w:before="100"/>
+      <w:spacing w:after="300" w:before="100" w:line="276" w:lineRule="auto"/>
+      <w:jc w:val="both"/>
     </w:pPr>
     <w:rPr>
-      <w:sz w:val="20"/>
+      <w:rFonts w:ascii="Times New Roman" w:eastAsia="Times New Roman" w:hAnsi="Times New Roman"/>
+      <w:color w:val="000000"/>
+      <w:sz w:val="24"/>
       <w:szCs w:val="20"/>
     </w:rPr>
   </w:style>
@@ -4220,8 +4845,15 @@
     <w:basedOn w:val="Normal"/>
     <w:next w:val="Bibliography"/>
     <w:qFormat/>
-    <w:pPr/>
-    <w:rPr/>
+    <w:pPr>
+      <w:spacing w:line="276" w:lineRule="auto"/>
+      <w:jc w:val="both"/>
+    </w:pPr>
+    <w:rPr>
+      <w:rFonts w:ascii="Times New Roman" w:eastAsia="Times New Roman" w:hAnsi="Times New Roman"/>
+      <w:color w:val="000000"/>
+      <w:sz w:val="24"/>
+    </w:rPr>
   </w:style>
   <w:style w:styleId="Heading1" w:type="paragraph">
     <w:name w:val="Heading 1"/>
@@ -4232,15 +4864,16 @@
     <w:pPr>
       <w:keepNext/>
       <w:keepLines/>
-      <w:spacing w:after="0" w:before="480"/>
+      <w:spacing w:after="0" w:before="480" w:line="276" w:lineRule="auto"/>
+      <w:jc w:val="both"/>
       <w:outlineLvl w:val="0"/>
     </w:pPr>
     <w:rPr>
-      <w:rFonts w:asciiTheme="majorHAnsi" w:cstheme="majorBidi" w:eastAsiaTheme="majorEastAsia" w:hAnsiTheme="majorHAnsi"/>
+      <w:rFonts w:ascii="Times New Roman" w:asciiTheme="majorHAnsi" w:cstheme="majorBidi" w:eastAsia="Times New Roman" w:eastAsiaTheme="majorEastAsia" w:hAnsi="Times New Roman" w:hAnsiTheme="majorHAnsi"/>
       <w:b/>
       <w:bCs/>
-      <w:color w:themeColor="accent1" w:val="4F81BD"/>
-      <w:sz w:val="32"/>
+      <w:color w:val="000000"/>
+      <w:sz w:val="24"/>
       <w:szCs w:val="32"/>
     </w:rPr>
   </w:style>
@@ -4254,15 +4887,16 @@
     <w:pPr>
       <w:keepNext/>
       <w:keepLines/>
-      <w:spacing w:after="0" w:before="200"/>
+      <w:spacing w:after="0" w:before="200" w:line="276" w:lineRule="auto"/>
+      <w:jc w:val="both"/>
       <w:outlineLvl w:val="1"/>
     </w:pPr>
     <w:rPr>
-      <w:rFonts w:asciiTheme="majorHAnsi" w:cstheme="majorBidi" w:eastAsiaTheme="majorEastAsia" w:hAnsiTheme="majorHAnsi"/>
+      <w:rFonts w:ascii="Times New Roman" w:asciiTheme="majorHAnsi" w:cstheme="majorBidi" w:eastAsia="Times New Roman" w:eastAsiaTheme="majorEastAsia" w:hAnsi="Times New Roman" w:hAnsiTheme="majorHAnsi"/>
       <w:b/>
       <w:bCs/>
-      <w:color w:themeColor="accent1" w:val="4F81BD"/>
-      <w:sz w:val="28"/>
+      <w:color w:val="000000"/>
+      <w:sz w:val="24"/>
       <w:szCs w:val="28"/>
     </w:rPr>
   </w:style>
@@ -4276,14 +4910,15 @@
     <w:pPr>
       <w:keepNext/>
       <w:keepLines/>
-      <w:spacing w:after="0" w:before="200"/>
+      <w:spacing w:after="0" w:before="200" w:line="276" w:lineRule="auto"/>
+      <w:jc w:val="both"/>
       <w:outlineLvl w:val="2"/>
     </w:pPr>
     <w:rPr>
-      <w:rFonts w:asciiTheme="majorHAnsi" w:cstheme="majorBidi" w:eastAsiaTheme="majorEastAsia" w:hAnsiTheme="majorHAnsi"/>
+      <w:rFonts w:ascii="Times New Roman" w:asciiTheme="majorHAnsi" w:cstheme="majorBidi" w:eastAsia="Times New Roman" w:eastAsiaTheme="majorEastAsia" w:hAnsi="Times New Roman" w:hAnsiTheme="majorHAnsi"/>
       <w:b/>
       <w:bCs/>
-      <w:color w:themeColor="accent1" w:val="4F81BD"/>
+      <w:color w:val="000000"/>
       <w:sz w:val="24"/>
       <w:szCs w:val="24"/>
     </w:rPr>
@@ -4298,14 +4933,15 @@
     <w:pPr>
       <w:keepNext/>
       <w:keepLines/>
-      <w:spacing w:after="0" w:before="200"/>
+      <w:spacing w:after="0" w:before="200" w:line="276" w:lineRule="auto"/>
+      <w:jc w:val="both"/>
       <w:outlineLvl w:val="3"/>
     </w:pPr>
     <w:rPr>
-      <w:rFonts w:asciiTheme="majorHAnsi" w:cstheme="majorBidi" w:eastAsiaTheme="majorEastAsia" w:hAnsiTheme="majorHAnsi"/>
+      <w:rFonts w:ascii="Times New Roman" w:asciiTheme="majorHAnsi" w:cstheme="majorBidi" w:eastAsia="Times New Roman" w:eastAsiaTheme="majorEastAsia" w:hAnsi="Times New Roman" w:hAnsiTheme="majorHAnsi"/>
       <w:i/>
       <w:bCs/>
-      <w:color w:themeColor="accent1" w:val="4F81BD"/>
+      <w:color w:val="000000"/>
       <w:sz w:val="24"/>
       <w:szCs w:val="24"/>
     </w:rPr>
@@ -4320,13 +4956,14 @@
     <w:pPr>
       <w:keepNext/>
       <w:keepLines/>
-      <w:spacing w:after="0" w:before="200"/>
+      <w:spacing w:after="0" w:before="200" w:line="276" w:lineRule="auto"/>
+      <w:jc w:val="both"/>
       <w:outlineLvl w:val="4"/>
     </w:pPr>
     <w:rPr>
-      <w:rFonts w:asciiTheme="majorHAnsi" w:cstheme="majorBidi" w:eastAsiaTheme="majorEastAsia" w:hAnsiTheme="majorHAnsi"/>
+      <w:rFonts w:ascii="Times New Roman" w:asciiTheme="majorHAnsi" w:cstheme="majorBidi" w:eastAsia="Times New Roman" w:eastAsiaTheme="majorEastAsia" w:hAnsi="Times New Roman" w:hAnsiTheme="majorHAnsi"/>
       <w:iCs/>
-      <w:color w:themeColor="accent1" w:val="4F81BD"/>
+      <w:color w:val="000000"/>
       <w:sz w:val="24"/>
       <w:szCs w:val="24"/>
     </w:rPr>
@@ -4341,12 +4978,13 @@
     <w:pPr>
       <w:keepNext/>
       <w:keepLines/>
-      <w:spacing w:after="0" w:before="200"/>
+      <w:spacing w:after="0" w:before="200" w:line="276" w:lineRule="auto"/>
+      <w:jc w:val="both"/>
       <w:outlineLvl w:val="5"/>
     </w:pPr>
     <w:rPr>
-      <w:rFonts w:asciiTheme="majorHAnsi" w:cstheme="majorBidi" w:eastAsiaTheme="majorEastAsia" w:hAnsiTheme="majorHAnsi"/>
-      <w:color w:themeColor="accent1" w:val="4F81BD"/>
+      <w:rFonts w:ascii="Times New Roman" w:asciiTheme="majorHAnsi" w:cstheme="majorBidi" w:eastAsia="Times New Roman" w:eastAsiaTheme="majorEastAsia" w:hAnsi="Times New Roman" w:hAnsiTheme="majorHAnsi"/>
+      <w:color w:val="000000"/>
       <w:sz w:val="24"/>
       <w:szCs w:val="24"/>
     </w:rPr>
@@ -4361,12 +4999,13 @@
     <w:pPr>
       <w:keepNext/>
       <w:keepLines/>
-      <w:spacing w:after="0" w:before="200"/>
+      <w:spacing w:after="0" w:before="200" w:line="276" w:lineRule="auto"/>
+      <w:jc w:val="both"/>
       <w:outlineLvl w:val="6"/>
     </w:pPr>
     <w:rPr>
-      <w:rFonts w:asciiTheme="majorHAnsi" w:cstheme="majorBidi" w:eastAsiaTheme="majorEastAsia" w:hAnsiTheme="majorHAnsi"/>
-      <w:color w:themeColor="accent1" w:val="4F81BD"/>
+      <w:rFonts w:ascii="Times New Roman" w:asciiTheme="majorHAnsi" w:cstheme="majorBidi" w:eastAsia="Times New Roman" w:eastAsiaTheme="majorEastAsia" w:hAnsi="Times New Roman" w:hAnsiTheme="majorHAnsi"/>
+      <w:color w:val="000000"/>
       <w:sz w:val="24"/>
       <w:szCs w:val="24"/>
     </w:rPr>
@@ -4381,12 +5020,13 @@
     <w:pPr>
       <w:keepNext/>
       <w:keepLines/>
-      <w:spacing w:after="0" w:before="200"/>
+      <w:spacing w:after="0" w:before="200" w:line="276" w:lineRule="auto"/>
+      <w:jc w:val="both"/>
       <w:outlineLvl w:val="7"/>
     </w:pPr>
     <w:rPr>
-      <w:rFonts w:asciiTheme="majorHAnsi" w:cstheme="majorBidi" w:eastAsiaTheme="majorEastAsia" w:hAnsiTheme="majorHAnsi"/>
-      <w:color w:themeColor="accent1" w:val="4F81BD"/>
+      <w:rFonts w:ascii="Times New Roman" w:asciiTheme="majorHAnsi" w:cstheme="majorBidi" w:eastAsia="Times New Roman" w:eastAsiaTheme="majorEastAsia" w:hAnsi="Times New Roman" w:hAnsiTheme="majorHAnsi"/>
+      <w:color w:val="000000"/>
       <w:sz w:val="24"/>
       <w:szCs w:val="24"/>
     </w:rPr>
@@ -4401,12 +5041,13 @@
     <w:pPr>
       <w:keepNext/>
       <w:keepLines/>
-      <w:spacing w:after="0" w:before="200"/>
+      <w:spacing w:after="0" w:before="200" w:line="276" w:lineRule="auto"/>
+      <w:jc w:val="both"/>
       <w:outlineLvl w:val="8"/>
     </w:pPr>
     <w:rPr>
-      <w:rFonts w:asciiTheme="majorHAnsi" w:cstheme="majorBidi" w:eastAsiaTheme="majorEastAsia" w:hAnsiTheme="majorHAnsi"/>
-      <w:color w:themeColor="accent1" w:val="4F81BD"/>
+      <w:rFonts w:ascii="Times New Roman" w:asciiTheme="majorHAnsi" w:cstheme="majorBidi" w:eastAsia="Times New Roman" w:eastAsiaTheme="majorEastAsia" w:hAnsi="Times New Roman" w:hAnsiTheme="majorHAnsi"/>
+      <w:color w:val="000000"/>
       <w:sz w:val="24"/>
       <w:szCs w:val="24"/>
     </w:rPr>
@@ -4419,9 +5060,15 @@
     <w:unhideWhenUsed/>
     <w:qFormat/>
     <w:pPr>
-      <w:spacing w:after="100" w:before="100"/>
+      <w:spacing w:after="100" w:before="100" w:line="276" w:lineRule="auto"/>
       <w:ind w:firstLine="0" w:left="480" w:right="480"/>
+      <w:jc w:val="both"/>
     </w:pPr>
+    <w:rPr>
+      <w:rFonts w:ascii="Times New Roman" w:eastAsia="Times New Roman" w:hAnsi="Times New Roman"/>
+      <w:color w:val="000000"/>
+      <w:sz w:val="24"/>
+    </w:rPr>
   </w:style>
   <w:style w:styleId="FootnoteText" w:type="paragraph">
     <w:name w:val="Footnote Text"/>
@@ -4430,11 +5077,25 @@
     <w:uiPriority w:val="9"/>
     <w:unhideWhenUsed/>
     <w:qFormat/>
+    <w:pPr>
+      <w:spacing w:line="276" w:lineRule="auto"/>
+      <w:jc w:val="both"/>
+    </w:pPr>
+    <w:rPr>
+      <w:rFonts w:ascii="Times New Roman" w:eastAsia="Times New Roman" w:hAnsi="Times New Roman"/>
+      <w:color w:val="000000"/>
+      <w:sz w:val="24"/>
+    </w:rPr>
   </w:style>
   <w:style w:default="1" w:styleId="DefaultParagraphFont" w:type="character">
     <w:name w:val="Default Paragraph Font"/>
     <w:semiHidden/>
     <w:unhideWhenUsed/>
+    <w:rPr>
+      <w:rFonts w:ascii="Times New Roman" w:eastAsia="Times New Roman" w:hAnsi="Times New Roman"/>
+      <w:color w:val="000000"/>
+      <w:sz w:val="24"/>
+    </w:rPr>
   </w:style>
   <w:style w:default="1" w:styleId="Table" w:type="table">
     <w:name w:val="Table"/>
@@ -4442,6 +5103,15 @@
     <w:semiHidden/>
     <w:unhideWhenUsed/>
     <w:qFormat/>
+    <w:pPr>
+      <w:spacing w:line="276" w:lineRule="auto"/>
+      <w:jc w:val="both"/>
+    </w:pPr>
+    <w:rPr>
+      <w:rFonts w:ascii="Times New Roman" w:eastAsia="Times New Roman" w:hAnsi="Times New Roman"/>
+      <w:color w:val="000000"/>
+      <w:sz w:val="24"/>
+    </w:rPr>
     <w:tblPr>
       <w:tblInd w:type="dxa" w:w="0"/>
       <w:tblCellMar>
@@ -4474,25 +5144,42 @@
     <w:pPr>
       <w:keepNext/>
       <w:keepLines/>
-      <w:spacing w:after="0"/>
+      <w:spacing w:after="0" w:line="276" w:lineRule="auto"/>
+      <w:jc w:val="both"/>
     </w:pPr>
     <w:rPr>
+      <w:rFonts w:ascii="Times New Roman" w:eastAsia="Times New Roman" w:hAnsi="Times New Roman"/>
       <w:b/>
+      <w:color w:val="000000"/>
+      <w:sz w:val="24"/>
     </w:rPr>
   </w:style>
   <w:style w:customStyle="1" w:styleId="Definition" w:type="paragraph">
     <w:name w:val="Definition"/>
     <w:basedOn w:val="Normal"/>
+    <w:pPr>
+      <w:spacing w:line="276" w:lineRule="auto"/>
+      <w:jc w:val="both"/>
+    </w:pPr>
+    <w:rPr>
+      <w:rFonts w:ascii="Times New Roman" w:eastAsia="Times New Roman" w:hAnsi="Times New Roman"/>
+      <w:color w:val="000000"/>
+      <w:sz w:val="24"/>
+    </w:rPr>
   </w:style>
   <w:style w:styleId="Caption" w:type="paragraph">
     <w:name w:val="Caption"/>
     <w:basedOn w:val="Normal"/>
     <w:link w:val="BodyTextChar"/>
     <w:pPr>
-      <w:spacing w:after="120" w:before="0"/>
+      <w:spacing w:after="120" w:before="0" w:line="276" w:lineRule="auto"/>
+      <w:jc w:val="both"/>
     </w:pPr>
     <w:rPr>
+      <w:rFonts w:ascii="Times New Roman" w:eastAsia="Times New Roman" w:hAnsi="Times New Roman"/>
       <w:i/>
+      <w:color w:val="000000"/>
+      <w:sz w:val="24"/>
     </w:rPr>
   </w:style>
   <w:style w:customStyle="1" w:styleId="TableCaption" w:type="paragraph">
@@ -4500,44 +5187,90 @@
     <w:basedOn w:val="Caption"/>
     <w:pPr>
       <w:keepNext/>
+      <w:spacing w:line="276" w:lineRule="auto"/>
+      <w:jc w:val="both"/>
     </w:pPr>
+    <w:rPr>
+      <w:rFonts w:ascii="Times New Roman" w:eastAsia="Times New Roman" w:hAnsi="Times New Roman"/>
+      <w:color w:val="000000"/>
+      <w:sz w:val="24"/>
+    </w:rPr>
   </w:style>
   <w:style w:customStyle="1" w:styleId="ImageCaption" w:type="paragraph">
     <w:name w:val="Image Caption"/>
     <w:basedOn w:val="Caption"/>
+    <w:pPr>
+      <w:spacing w:line="276" w:lineRule="auto"/>
+      <w:jc w:val="both"/>
+    </w:pPr>
+    <w:rPr>
+      <w:rFonts w:ascii="Times New Roman" w:eastAsia="Times New Roman" w:hAnsi="Times New Roman"/>
+      <w:color w:val="000000"/>
+      <w:sz w:val="24"/>
+    </w:rPr>
   </w:style>
   <w:style w:customStyle="1" w:styleId="Figure" w:type="paragraph">
     <w:name w:val="Figure"/>
     <w:basedOn w:val="Normal"/>
+    <w:pPr>
+      <w:spacing w:line="276" w:lineRule="auto"/>
+      <w:jc w:val="both"/>
+    </w:pPr>
+    <w:rPr>
+      <w:rFonts w:ascii="Times New Roman" w:eastAsia="Times New Roman" w:hAnsi="Times New Roman"/>
+      <w:color w:val="000000"/>
+      <w:sz w:val="24"/>
+    </w:rPr>
   </w:style>
   <w:style w:customStyle="1" w:styleId="CaptionedFigure" w:type="paragraph">
     <w:name w:val="Captioned Figure"/>
     <w:basedOn w:val="Figure"/>
     <w:pPr>
       <w:keepNext/>
+      <w:spacing w:line="276" w:lineRule="auto"/>
+      <w:jc w:val="both"/>
     </w:pPr>
+    <w:rPr>
+      <w:rFonts w:ascii="Times New Roman" w:eastAsia="Times New Roman" w:hAnsi="Times New Roman"/>
+      <w:color w:val="000000"/>
+      <w:sz w:val="24"/>
+    </w:rPr>
   </w:style>
   <w:style w:customStyle="1" w:styleId="BodyTextChar" w:type="character">
     <w:name w:val="Body Text Char"/>
     <w:basedOn w:val="DefaultParagraphFont"/>
     <w:link w:val="BodyText"/>
+    <w:rPr>
+      <w:rFonts w:ascii="Times New Roman" w:eastAsia="Times New Roman" w:hAnsi="Times New Roman"/>
+      <w:color w:val="000000"/>
+      <w:sz w:val="24"/>
+    </w:rPr>
   </w:style>
   <w:style w:customStyle="1" w:styleId="VerbatimChar" w:type="character">
     <w:name w:val="Verbatim Char"/>
     <w:basedOn w:val="BodyTextChar"/>
     <w:rPr>
-      <w:rFonts w:ascii="Consolas" w:hAnsi="Consolas"/>
-      <w:sz w:val="22"/>
+      <w:rFonts w:ascii="Times New Roman" w:eastAsia="Times New Roman" w:hAnsi="Times New Roman"/>
+      <w:color w:val="000000"/>
+      <w:sz w:val="24"/>
     </w:rPr>
   </w:style>
   <w:style w:customStyle="1" w:styleId="SectionNumber" w:type="character">
     <w:name w:val="Section Number"/>
     <w:basedOn w:val="BodyTextChar"/>
+    <w:rPr>
+      <w:rFonts w:ascii="Times New Roman" w:eastAsia="Times New Roman" w:hAnsi="Times New Roman"/>
+      <w:color w:val="000000"/>
+      <w:sz w:val="24"/>
+    </w:rPr>
   </w:style>
   <w:style w:styleId="FootnoteReference" w:type="character">
     <w:name w:val="Footnote Reference"/>
     <w:basedOn w:val="BodyTextChar"/>
     <w:rPr>
+      <w:rFonts w:ascii="Times New Roman" w:eastAsia="Times New Roman" w:hAnsi="Times New Roman"/>
+      <w:color w:val="000000"/>
+      <w:sz w:val="24"/>
       <w:vertAlign w:val="superscript"/>
     </w:rPr>
   </w:style>
@@ -4545,7 +5278,9 @@
     <w:name w:val="Hyperlink"/>
     <w:basedOn w:val="BodyTextChar"/>
     <w:rPr>
-      <w:color w:themeColor="accent1" w:val="4F81BD"/>
+      <w:rFonts w:ascii="Times New Roman" w:eastAsia="Times New Roman" w:hAnsi="Times New Roman"/>
+      <w:color w:val="000000"/>
+      <w:sz w:val="24"/>
     </w:rPr>
   </w:style>
   <w:style w:styleId="TOCHeading" w:type="paragraph">
@@ -4556,14 +5291,16 @@
     <w:unhideWhenUsed/>
     <w:qFormat/>
     <w:pPr>
-      <w:spacing w:before="240" w:line="259" w:lineRule="auto"/>
+      <w:spacing w:before="240" w:line="276" w:lineRule="auto"/>
+      <w:jc w:val="both"/>
       <w:outlineLvl w:val="9"/>
     </w:pPr>
     <w:rPr>
-      <w:rFonts w:asciiTheme="majorHAnsi" w:cstheme="majorBidi" w:eastAsiaTheme="majorEastAsia" w:hAnsiTheme="majorHAnsi"/>
+      <w:rFonts w:ascii="Times New Roman" w:asciiTheme="majorHAnsi" w:cstheme="majorBidi" w:eastAsia="Times New Roman" w:eastAsiaTheme="majorEastAsia" w:hAnsi="Times New Roman" w:hAnsiTheme="majorHAnsi"/>
       <w:b w:val="0"/>
       <w:bCs w:val="0"/>
-      <w:color w:themeColor="accent1" w:themeShade="BF" w:val="365F91"/>
+      <w:color w:val="000000"/>
+      <w:sz w:val="24"/>
     </w:rPr>
   </w:style>
   <w:style w:type="paragraph" w:customStyle="1" w:styleId="SourceCode">

--- a/p9_india/submission/p9_india_vi.docx
+++ b/p9_india/submission/p9_india_vi.docx
@@ -2,6 +2,32 @@
 <file path=word/document.xml><?xml version="1.0" encoding="utf-8"?>
 <w:document xmlns:w="http://schemas.openxmlformats.org/wordprocessingml/2006/main" xmlns:m="http://schemas.openxmlformats.org/officeDocument/2006/math" xmlns:r="http://schemas.openxmlformats.org/officeDocument/2006/relationships" xmlns:o="urn:schemas-microsoft-com:office:office" xmlns:v="urn:schemas-microsoft-com:vml" xmlns:w10="urn:schemas-microsoft-com:office:word" xmlns:a="http://schemas.openxmlformats.org/drawingml/2006/main" xmlns:pic="http://schemas.openxmlformats.org/drawingml/2006/picture" xmlns:wp="http://schemas.openxmlformats.org/drawingml/2006/wordprocessingDrawing">
   <w:body>
+    <w:sdt>
+      <w:sdtPr>
+        <w:docPartObj>
+          <w:docPartGallery w:val="Table of Contents"/>
+          <w:docPartUnique/>
+        </w:docPartObj>
+      </w:sdtPr>
+      <w:sdtContent>
+        <w:p>
+          <w:pPr>
+            <w:pStyle w:val="TOCHeading"/>
+          </w:pPr>
+          <w:r>
+            <w:t xml:space="preserve">Table of Contents</w:t>
+          </w:r>
+        </w:p>
+        <w:p>
+          <w:r>
+            <w:fldChar w:fldCharType="begin" w:dirty="true"/>
+            <w:instrText xml:space="preserve">TOC \o "1-2" \h \z \u</w:instrText>
+            <w:fldChar w:fldCharType="separate"/>
+            <w:fldChar w:fldCharType="end"/>
+          </w:r>
+        </w:p>
+      </w:sdtContent>
+    </w:sdt>
     <w:bookmarkStart w:id="57" w:name="X195c9fb0217a096226ae417fab7fc72a5513ab6"/>
     <w:p>
       <w:pPr>
@@ -517,7 +543,7 @@
         <w:pStyle w:val="BodyText"/>
       </w:pPr>
       <w:r>
-        <w:t xml:space="preserve">Nghiên cứu này sử dụng ba đợt dữ liệu vi mô WBES cho Ấn Độ: 2014 PICS3 (N_thô = 9.281), 2022 BEE (N_thô = 9.376) và 2025 BREADY (N_thô = 10.479); mẫu phân tích sau loại trừ listwise lần lượt là 8.941, 9.300 và 10.476 (gộp N = 28.717). Mẫu thô gộp chứa 29.136 quan sát doanh nghiệp-năm. Bộ dữ liệu vượt, theo một bậc độ lớn, các mẫu panel được đối sánh thường dùng trong công trình I–P Ấn Độ trước đây (Elango and Pattnaik, 2007; Chittoor et al., 2009). Ba đặc điểm của bối cảnh thực nghiệm đặc biệt có giá trị thông tin. Thứ nhất, đợt 2014 cung cấp một quan sát cơ sở được thực hiện trước khi thập kỷ cải cách thực sự bắt đầu. Điều này tách biệt cấu hình tiền-cú-sốc của mối quan hệ I–P. Thứ hai, đợt 2022 BEE nằm giữa đợt cải cách đầu tiên (2016 đến 2017) và sự chuyển hướng chính sách năm 2020. Đợt trung gian cho phép kiểm định liệu động lực xuyên đợt là tiệm tiến hay liệu năm 2025 phản ánh một sự gián đoạn do thay đổi công cụ. Thứ ba, đợt 2025 BREADY bao gồm một thước đo mới về việc sử dụng hạ tầng số công: tỷ lệ doanh thu doanh nghiệp nhận qua thanh toán điện tử. Thước đo này nắm bắt các giao dịch qua trung gian UPI và hỗ trợ một kiểm định tựa thực nghiệm khám phá đối với luận điểm nhà-nước-kiến-tạo rằng hạ tầng số công có thể thay thế cho tích lũy năng lực số tư nhân (Aschauer, 1989; Donaldson, 2018).</w:t>
+        <w:t xml:space="preserve">Nghiên cứu này sử dụng ba đợt dữ liệu vi mô WBES cho Ấn Độ: 2014 PICS3 (N_thô = 9.281), 2022 BEE (N_thô = 9.376) và 2025 BREADY (N_thô = 10.479); mẫu phân tích sau loại trừ listwise lần lượt là 8.941, 9.300 và 10.476 (gộp N = 28.717). Mẫu thô gộp chứa 29.136 quan sát doanh nghiệp-năm. Bộ dữ liệu vượt, theo một bậc độ lớn, các mẫu mảng được đối sánh thường dùng trong công trình I–P Ấn Độ trước đây (Elango and Pattnaik, 2007; Chittoor et al., 2009). Ba đặc điểm của bối cảnh thực nghiệm đặc biệt có giá trị thông tin. Thứ nhất, đợt 2014 cung cấp một quan sát cơ sở được thực hiện trước khi thập kỷ cải cách thực sự bắt đầu. Điều này tách biệt cấu hình tiền-cú-sốc của mối quan hệ I–P. Thứ hai, đợt 2022 BEE nằm giữa đợt cải cách đầu tiên (2016 đến 2017) và sự chuyển hướng chính sách năm 2020. Đợt trung gian cho phép kiểm định liệu động lực xuyên đợt là tiệm tiến hay liệu năm 2025 phản ánh một sự gián đoạn do thay đổi công cụ. Thứ ba, đợt 2025 BREADY bao gồm một thước đo mới về việc sử dụng hạ tầng số công: tỷ lệ doanh thu doanh nghiệp nhận qua thanh toán điện tử. Thước đo này nắm bắt các giao dịch qua trung gian UPI và hỗ trợ một kiểm định tựa thực nghiệm khám phá đối với luận điểm nhà-nước-kiến-tạo rằng hạ tầng số công có thể thay thế cho tích lũy năng lực số tư nhân (Aschauer, 1989; Donaldson, 2018).</w:t>
       </w:r>
     </w:p>
     <w:p>
@@ -2595,7 +2621,7 @@
         <w:pStyle w:val="BodyText"/>
       </w:pPr>
       <w:r>
-        <w:t xml:space="preserve">Một mối quan ngại tự nhiên là liệu sự dịch chuyển biểu kiến có phải là sản phẩm phụ của lược đồ hay không. Đợt 2014 sử dụng công cụ WBES PICS3, đợt 2025 sử dụng công cụ BREADY mới, và hai công cụ không giống hệt nhau về cách diễn đạt câu hỏi hoặc thiết kế lấy mẫu. Đợt 2022 BEE trung gian cung cấp cầu nối then chốt. Nếu sự sụp đổ năm 2025 thuần túy là sản phẩm phụ của lược đồ, thì người ta sẽ kỳ vọng một sự gián đoạn giữa 2022 và 2025 (sự chuyển tiếp BEE-sang-BREADY), với 2014 và 2022 không phân biệt được. Dữ liệu cho thấy mô hình ngược lại. Điểm ngưỡng di chuyển đơn điệu vào trong từ 61,8 phần trăm vào năm 2014 xuống 40,7 phần trăm vào năm 2022, một sự dịch chuyển vào trong 21 điểm phần trăm qua cửa sổ thu hồi tiền mặt, GST và IBC với công cụ phái sinh từ PICS cơ sở. Mối quan hệ sau đó tan rã vào năm 2025. Hình chữ U ngược 2022 về mặt thống kê là mạnh nhất trong ba đợt (Lind–Mehlum p đồng thời &lt; 1e-12). Điều này không tương thích với giả thuyết rằng một thay đổi công cụ vào năm 2022 đã cơ học triệt tiêu độ cong. Dịch chuyển cấu trúc tiệm tiến phù hợp với dữ liệu. Sản phẩm phụ của công cụ thì không.</w:t>
+        <w:t xml:space="preserve">Một mối quan ngại tự nhiên là liệu sự dịch chuyển biểu kiến có phải là sản phẩm phụ của lược đồ hay không. Đợt 2014 sử dụng công cụ WBES PICS3, đợt 2025 sử dụng công cụ BREADY mới, và hai công cụ không giống hệt nhau về cách diễn đạt câu hỏi hoặc thiết kế lấy mẫu. Đợt 2022 BEE trung gian cung cấp cầu nối then chốt. Nếu sự sụp đổ năm 2025 thuần túy là sản phẩm phụ của lược đồ, thì người ta sẽ kỳ vọng một sự gián đoạn giữa 2022 và 2025 (sự chuyển tiếp BEE-sang-BREADY), với 2014 và 2022 không phân biệt được. Dữ liệu cho thấy mô hình ngược lại. Điểm ngưỡng di chuyển đơn điệu vào trong từ 61,8 phần trăm vào năm 2014 xuống 40,7 phần trăm vào năm 2022, một sự dịch chuyển vào trong 21 điểm phần trăm qua cửa sổ thu hồi tiền mặt, GST và IBC với công cụ phái sinh từ PICS cơ sở. Mối quan hệ sau đó tan rã vào năm 2025. Hình chữ U ngược 2022 về mặt thống kê là mạnh nhất trong ba đợt (Lind–Mehlum p đồng thời &lt; 1e-11). Điều này không tương thích với giả thuyết rằng một thay đổi công cụ vào năm 2022 đã cơ học triệt tiêu độ cong. Dịch chuyển cấu trúc tiệm tiến phù hợp với dữ liệu. Sản phẩm phụ của công cụ thì không.</w:t>
       </w:r>
     </w:p>
     <w:p>
@@ -2611,7 +2637,7 @@
         <w:pStyle w:val="BodyText"/>
       </w:pPr>
       <w:r>
-        <w:t xml:space="preserve">Năm đặc tả kiểm định vững báo cáo trong §4.6 củng cố diễn giải cấu trúc. Mẫu con chỉ-chế-tạo xác nhận sự dịch chuyển xuyên đợt với các kiểm định z Paternoster nằm trong khoảng 12 phần trăm độ lớn mẫu đầy đủ. Điều này loại trừ thành phần doanh nghiệp dịch vụ như một yếu tố dẫn dắt. Đặc tả FSTS-được-cắt-tỉa loại trừ ảnh hưởng của nhà xuất khẩu cực đoan. Phân tích mẫu con theo quy mô hé lộ một sắc thái tinh tế hơn. Hình chữ U ngược 2014 tập trung ở các doanh nghiệp lớn hơn (số lao động ≥ 100). Mô hình mở rộng tới các doanh nghiệp nhỏ hơn chỉ vào năm 2022 trước khi sụp đổ cho cả hai phân khúc vào năm 2025. Mô hình này nhất quán với sự mở rộng được ghi nhận về tham gia xuất khẩu của SME dưới sự mở rộng chính sách xúc tiến xuất khẩu 2014 đến 2020, theo sau là sự đảo ngược hậu 2020 của nó dưới Atmanirbhar Bharat. Mô hình này không nhất quán với một sự sụp đổ do đo lường gây ra.</w:t>
+        <w:t xml:space="preserve">Năm đặc tả kiểm định vững báo cáo trong Mục 4.6 củng cố diễn giải cấu trúc. Mẫu con chỉ-chế-tạo xác nhận sự dịch chuyển xuyên đợt với các kiểm định z Paternoster nằm trong khoảng 12 phần trăm độ lớn mẫu đầy đủ. Điều này loại trừ thành phần doanh nghiệp dịch vụ như một yếu tố dẫn dắt. Đặc tả FSTS-được-cắt-tỉa loại trừ ảnh hưởng của nhà xuất khẩu cực đoan. Phân tích mẫu con theo quy mô hé lộ một sắc thái tinh tế hơn. Hình chữ U ngược 2014 tập trung ở các doanh nghiệp lớn hơn (số lao động ≥ 100). Mô hình mở rộng tới các doanh nghiệp nhỏ hơn chỉ vào năm 2022 trước khi sụp đổ cho cả hai phân khúc vào năm 2025. Mô hình này nhất quán với sự mở rộng được ghi nhận về tham gia xuất khẩu của SME dưới sự mở rộng chính sách xúc tiến xuất khẩu 2014 đến 2020, theo sau là sự đảo ngược hậu 2020 của nó dưới Atmanirbhar Bharat. Mô hình này không nhất quán với một sự sụp đổ do đo lường gây ra.</w:t>
       </w:r>
     </w:p>
     <w:bookmarkEnd w:id="43"/>
@@ -2793,7 +2819,7 @@
         <w:pStyle w:val="FirstParagraph"/>
       </w:pPr>
       <w:r>
-        <w:t xml:space="preserve">Các phát hiện bị giới hạn theo năm cách. Thứ nhất, ba đợt là các mặt cắt ngang độc lập thay vì dữ liệu mảng trong cùng doanh nghiệp. Các tuyên bố nhân quả trong cùng doanh nghiệp không được hỗ trợ. Thứ hai, các công cụ 2014, 2022 và 2025 không giống hệt nhau. Tuy nhiên, quỹ đạo đơn điệu qua cầu nối 2022 ủng hộ một diễn giải cấu trúc thay vì sản phẩm phụ. Thứ ba, DAI Tầng 2 chỉ được đo vào năm 2025, giới hạn các so sánh Tầng-1-với-Tầng-2 vào đợt hậu-UPI. Thứ tư, sai số chuẩn vững theo phương sai sai số không đồng nhất (HC1) trong đặc tả chính và vững theo cụm bang (khoảng 24 cụm) trong đặc tả kiểm định vững. Với số cụm này, lý lẽ tiệm cận cho suy luận vững theo cụm ở ranh giới. Tự khởi tạo cụm hoang dã (Cameron et al., 2008; MacKinnon and Webb, 2017) sẽ thắt chặt suy luận khi chỉnh sửa. Thứ năm, mối quan ngại nội sinh DAI_epay nêu trong §5.2 vẫn chưa được giải quyết và làm hạn chế việc tái diễn giải H4b.</w:t>
+        <w:t xml:space="preserve">Các phát hiện bị giới hạn theo năm cách. Thứ nhất, ba đợt là các mặt cắt ngang độc lập thay vì dữ liệu mảng trong cùng doanh nghiệp. Các tuyên bố nhân quả trong cùng doanh nghiệp không được hỗ trợ. Thứ hai, các công cụ 2014, 2022 và 2025 không giống hệt nhau. Tuy nhiên, quỹ đạo đơn điệu qua cầu nối 2022 ủng hộ một diễn giải cấu trúc thay vì sản phẩm phụ. Thứ ba, DAI Tầng 2 chỉ được đo vào năm 2025, giới hạn các so sánh Tầng-1-với-Tầng-2 vào đợt hậu-UPI. Thứ tư, sai số chuẩn vững theo phương sai sai số không đồng nhất (HC1) trong đặc tả chính và vững theo cụm bang (khoảng 24 cụm) trong đặc tả kiểm định vững. Với số cụm này, lý lẽ tiệm cận cho suy luận vững theo cụm ở ranh giới. Tự khởi tạo cụm hoang dã (Cameron et al., 2008; MacKinnon and Webb, 2017) sẽ thắt chặt suy luận khi chỉnh sửa. Thứ năm, mối quan ngại nội sinh DAI_epay nêu trong Mục 5.2 vẫn chưa được giải quyết và làm hạn chế việc tái diễn giải H4b.</w:t>
       </w:r>
     </w:p>
     <w:bookmarkEnd w:id="48"/>
@@ -2812,7 +2838,7 @@
         <w:pStyle w:val="FirstParagraph"/>
       </w:pPr>
       <w:r>
-        <w:t xml:space="preserve">Các hạn chế thực chất được trình bày chi tiết trong §5.6. Ba hướng bổ sung cho nghiên cứu tương lai nảy sinh từ chúng.</w:t>
+        <w:t xml:space="preserve">Các hạn chế thực chất được trình bày chi tiết trong Mục 5.6. Ba hướng bổ sung cho nghiên cứu tương lai nảy sinh từ chúng.</w:t>
       </w:r>
     </w:p>
     <w:p>
@@ -4464,10 +4490,7 @@
     </w:p>
     <w:bookmarkEnd w:id="56"/>
     <w:bookmarkEnd w:id="57"/>
-    <w:sectPr>
-      <w:pgSz w:h="16838" w:w="11906"/>
-      <w:pgMar w:bottom="1417" w:left="1417" w:right="1417" w:top="1417"/>
-    </w:sectPr>
+    <w:sectPr/>
   </w:body>
 </w:document>
 </file>
@@ -4679,59 +4702,29 @@
   <w:style w:default="1" w:styleId="Normal" w:type="paragraph">
     <w:name w:val="Normal"/>
     <w:qFormat/>
-    <w:pPr>
-      <w:spacing w:line="276" w:lineRule="auto"/>
-      <w:jc w:val="both"/>
-    </w:pPr>
-    <w:rPr>
-      <w:rFonts w:ascii="Times New Roman" w:eastAsia="Times New Roman" w:hAnsi="Times New Roman"/>
-      <w:color w:val="000000"/>
-      <w:sz w:val="24"/>
-    </w:rPr>
   </w:style>
   <w:style w:styleId="BodyText" w:type="paragraph">
     <w:name w:val="Body Text"/>
     <w:basedOn w:val="Normal"/>
     <w:link w:val="BodyTextChar"/>
     <w:pPr>
-      <w:spacing w:after="180" w:before="180" w:line="276" w:lineRule="auto"/>
-      <w:jc w:val="both"/>
+      <w:spacing w:after="180" w:before="180"/>
     </w:pPr>
     <w:qFormat/>
-    <w:rPr>
-      <w:rFonts w:ascii="Times New Roman" w:eastAsia="Times New Roman" w:hAnsi="Times New Roman"/>
-      <w:color w:val="000000"/>
-      <w:sz w:val="24"/>
-    </w:rPr>
   </w:style>
   <w:style w:customStyle="1" w:styleId="FirstParagraph" w:type="paragraph">
     <w:name w:val="First Paragraph"/>
     <w:basedOn w:val="BodyText"/>
     <w:next w:val="BodyText"/>
     <w:qFormat/>
-    <w:pPr>
-      <w:spacing w:line="276" w:lineRule="auto"/>
-      <w:jc w:val="both"/>
-    </w:pPr>
-    <w:rPr>
-      <w:rFonts w:ascii="Times New Roman" w:eastAsia="Times New Roman" w:hAnsi="Times New Roman"/>
-      <w:color w:val="000000"/>
-      <w:sz w:val="24"/>
-    </w:rPr>
   </w:style>
   <w:style w:customStyle="1" w:styleId="Compact" w:type="paragraph">
     <w:name w:val="Compact"/>
     <w:basedOn w:val="BodyText"/>
     <w:qFormat/>
     <w:pPr>
-      <w:spacing w:after="36" w:before="36" w:line="276" w:lineRule="auto"/>
-      <w:jc w:val="both"/>
+      <w:spacing w:after="36" w:before="36"/>
     </w:pPr>
-    <w:rPr>
-      <w:rFonts w:ascii="Times New Roman" w:eastAsia="Times New Roman" w:hAnsi="Times New Roman"/>
-      <w:color w:val="000000"/>
-      <w:sz w:val="24"/>
-    </w:rPr>
   </w:style>
   <w:style w:styleId="Title" w:type="paragraph">
     <w:name w:val="Title"/>
@@ -4741,15 +4734,15 @@
     <w:pPr>
       <w:keepNext/>
       <w:keepLines/>
-      <w:spacing w:after="240" w:before="480" w:line="276" w:lineRule="auto"/>
-      <w:jc w:val="both"/>
+      <w:spacing w:after="240" w:before="480"/>
+      <w:jc w:val="center"/>
     </w:pPr>
     <w:rPr>
-      <w:rFonts w:ascii="Times New Roman" w:asciiTheme="majorHAnsi" w:cstheme="majorBidi" w:eastAsia="Times New Roman" w:eastAsiaTheme="majorEastAsia" w:hAnsi="Times New Roman" w:hAnsiTheme="majorHAnsi"/>
+      <w:rFonts w:asciiTheme="majorHAnsi" w:cstheme="majorBidi" w:eastAsiaTheme="majorEastAsia" w:hAnsiTheme="majorHAnsi"/>
       <w:b/>
       <w:bCs/>
-      <w:color w:val="000000"/>
-      <w:sz w:val="24"/>
+      <w:color w:themeColor="accent1" w:themeShade="B5" w:val="345A8A"/>
+      <w:sz w:val="36"/>
       <w:szCs w:val="36"/>
     </w:rPr>
   </w:style>
@@ -4761,13 +4754,11 @@
     <w:pPr>
       <w:keepNext/>
       <w:keepLines/>
-      <w:spacing w:after="240" w:before="240" w:line="276" w:lineRule="auto"/>
-      <w:jc w:val="both"/>
+      <w:spacing w:after="240" w:before="240"/>
+      <w:jc w:val="center"/>
     </w:pPr>
     <w:rPr>
-      <w:rFonts w:ascii="Times New Roman" w:eastAsia="Times New Roman" w:hAnsi="Times New Roman"/>
-      <w:color w:val="000000"/>
-      <w:sz w:val="24"/>
+      <w:sz w:val="30"/>
       <w:szCs w:val="30"/>
     </w:rPr>
   </w:style>
@@ -4778,14 +4769,8 @@
     <w:pPr>
       <w:keepNext/>
       <w:keepLines/>
-      <w:spacing w:line="276" w:lineRule="auto"/>
-      <w:jc w:val="both"/>
+      <w:jc w:val="center"/>
     </w:pPr>
-    <w:rPr>
-      <w:rFonts w:ascii="Times New Roman" w:eastAsia="Times New Roman" w:hAnsi="Times New Roman"/>
-      <w:color w:val="000000"/>
-      <w:sz w:val="24"/>
-    </w:rPr>
   </w:style>
   <w:style w:styleId="Date" w:type="paragraph">
     <w:name w:val="Date"/>
@@ -4794,14 +4779,8 @@
     <w:pPr>
       <w:keepNext/>
       <w:keepLines/>
-      <w:spacing w:line="276" w:lineRule="auto"/>
-      <w:jc w:val="both"/>
+      <w:jc w:val="center"/>
     </w:pPr>
-    <w:rPr>
-      <w:rFonts w:ascii="Times New Roman" w:eastAsia="Times New Roman" w:hAnsi="Times New Roman"/>
-      <w:color w:val="000000"/>
-      <w:sz w:val="24"/>
-    </w:rPr>
   </w:style>
   <w:style w:customStyle="1" w:styleId="AbstractTitle" w:type="paragraph">
     <w:name w:val="Abstract Title"/>
@@ -4811,15 +4790,15 @@
     <w:pPr>
       <w:keepNext/>
       <w:keepLines/>
-      <w:jc w:val="both"/>
-      <w:spacing w:after="0" w:before="300" w:line="276" w:lineRule="auto"/>
+      <w:jc w:val="center"/>
+      <w:spacing w:after="0" w:before="300"/>
     </w:pPr>
     <w:rPr>
-      <w:color w:val="000000"/>
-      <w:sz w:val="24"/>
+      <w:sz w:val="20"/>
       <w:szCs w:val="20"/>
-      <w:rFonts w:ascii="Times New Roman" w:eastAsia="Times New Roman" w:hAnsi="Times New Roman"/>
       <w:b/>
+      <w:color w:val="345A8A"/>
+      &gt;
     </w:rPr>
   </w:style>
   <w:style w:customStyle="1" w:styleId="Abstract" w:type="paragraph">
@@ -4830,13 +4809,10 @@
     <w:pPr>
       <w:keepNext/>
       <w:keepLines/>
-      <w:spacing w:after="300" w:before="100" w:line="276" w:lineRule="auto"/>
-      <w:jc w:val="both"/>
+      <w:spacing w:after="300" w:before="100"/>
     </w:pPr>
     <w:rPr>
-      <w:rFonts w:ascii="Times New Roman" w:eastAsia="Times New Roman" w:hAnsi="Times New Roman"/>
-      <w:color w:val="000000"/>
-      <w:sz w:val="24"/>
+      <w:sz w:val="20"/>
       <w:szCs w:val="20"/>
     </w:rPr>
   </w:style>
@@ -4845,15 +4821,8 @@
     <w:basedOn w:val="Normal"/>
     <w:next w:val="Bibliography"/>
     <w:qFormat/>
-    <w:pPr>
-      <w:spacing w:line="276" w:lineRule="auto"/>
-      <w:jc w:val="both"/>
-    </w:pPr>
-    <w:rPr>
-      <w:rFonts w:ascii="Times New Roman" w:eastAsia="Times New Roman" w:hAnsi="Times New Roman"/>
-      <w:color w:val="000000"/>
-      <w:sz w:val="24"/>
-    </w:rPr>
+    <w:pPr/>
+    <w:rPr/>
   </w:style>
   <w:style w:styleId="Heading1" w:type="paragraph">
     <w:name w:val="Heading 1"/>
@@ -4864,16 +4833,15 @@
     <w:pPr>
       <w:keepNext/>
       <w:keepLines/>
-      <w:spacing w:after="0" w:before="480" w:line="276" w:lineRule="auto"/>
-      <w:jc w:val="both"/>
+      <w:spacing w:after="0" w:before="480"/>
       <w:outlineLvl w:val="0"/>
     </w:pPr>
     <w:rPr>
-      <w:rFonts w:ascii="Times New Roman" w:asciiTheme="majorHAnsi" w:cstheme="majorBidi" w:eastAsia="Times New Roman" w:eastAsiaTheme="majorEastAsia" w:hAnsi="Times New Roman" w:hAnsiTheme="majorHAnsi"/>
+      <w:rFonts w:asciiTheme="majorHAnsi" w:cstheme="majorBidi" w:eastAsiaTheme="majorEastAsia" w:hAnsiTheme="majorHAnsi"/>
       <w:b/>
       <w:bCs/>
-      <w:color w:val="000000"/>
-      <w:sz w:val="24"/>
+      <w:color w:themeColor="accent1" w:val="4F81BD"/>
+      <w:sz w:val="32"/>
       <w:szCs w:val="32"/>
     </w:rPr>
   </w:style>
@@ -4887,16 +4855,15 @@
     <w:pPr>
       <w:keepNext/>
       <w:keepLines/>
-      <w:spacing w:after="0" w:before="200" w:line="276" w:lineRule="auto"/>
-      <w:jc w:val="both"/>
+      <w:spacing w:after="0" w:before="200"/>
       <w:outlineLvl w:val="1"/>
     </w:pPr>
     <w:rPr>
-      <w:rFonts w:ascii="Times New Roman" w:asciiTheme="majorHAnsi" w:cstheme="majorBidi" w:eastAsia="Times New Roman" w:eastAsiaTheme="majorEastAsia" w:hAnsi="Times New Roman" w:hAnsiTheme="majorHAnsi"/>
+      <w:rFonts w:asciiTheme="majorHAnsi" w:cstheme="majorBidi" w:eastAsiaTheme="majorEastAsia" w:hAnsiTheme="majorHAnsi"/>
       <w:b/>
       <w:bCs/>
-      <w:color w:val="000000"/>
-      <w:sz w:val="24"/>
+      <w:color w:themeColor="accent1" w:val="4F81BD"/>
+      <w:sz w:val="28"/>
       <w:szCs w:val="28"/>
     </w:rPr>
   </w:style>
@@ -4910,15 +4877,14 @@
     <w:pPr>
       <w:keepNext/>
       <w:keepLines/>
-      <w:spacing w:after="0" w:before="200" w:line="276" w:lineRule="auto"/>
-      <w:jc w:val="both"/>
+      <w:spacing w:after="0" w:before="200"/>
       <w:outlineLvl w:val="2"/>
     </w:pPr>
     <w:rPr>
-      <w:rFonts w:ascii="Times New Roman" w:asciiTheme="majorHAnsi" w:cstheme="majorBidi" w:eastAsia="Times New Roman" w:eastAsiaTheme="majorEastAsia" w:hAnsi="Times New Roman" w:hAnsiTheme="majorHAnsi"/>
+      <w:rFonts w:asciiTheme="majorHAnsi" w:cstheme="majorBidi" w:eastAsiaTheme="majorEastAsia" w:hAnsiTheme="majorHAnsi"/>
       <w:b/>
       <w:bCs/>
-      <w:color w:val="000000"/>
+      <w:color w:themeColor="accent1" w:val="4F81BD"/>
       <w:sz w:val="24"/>
       <w:szCs w:val="24"/>
     </w:rPr>
@@ -4933,15 +4899,14 @@
     <w:pPr>
       <w:keepNext/>
       <w:keepLines/>
-      <w:spacing w:after="0" w:before="200" w:line="276" w:lineRule="auto"/>
-      <w:jc w:val="both"/>
+      <w:spacing w:after="0" w:before="200"/>
       <w:outlineLvl w:val="3"/>
     </w:pPr>
     <w:rPr>
-      <w:rFonts w:ascii="Times New Roman" w:asciiTheme="majorHAnsi" w:cstheme="majorBidi" w:eastAsia="Times New Roman" w:eastAsiaTheme="majorEastAsia" w:hAnsi="Times New Roman" w:hAnsiTheme="majorHAnsi"/>
+      <w:rFonts w:asciiTheme="majorHAnsi" w:cstheme="majorBidi" w:eastAsiaTheme="majorEastAsia" w:hAnsiTheme="majorHAnsi"/>
       <w:i/>
       <w:bCs/>
-      <w:color w:val="000000"/>
+      <w:color w:themeColor="accent1" w:val="4F81BD"/>
       <w:sz w:val="24"/>
       <w:szCs w:val="24"/>
     </w:rPr>
@@ -4956,14 +4921,13 @@
     <w:pPr>
       <w:keepNext/>
       <w:keepLines/>
-      <w:spacing w:after="0" w:before="200" w:line="276" w:lineRule="auto"/>
-      <w:jc w:val="both"/>
+      <w:spacing w:after="0" w:before="200"/>
       <w:outlineLvl w:val="4"/>
     </w:pPr>
     <w:rPr>
-      <w:rFonts w:ascii="Times New Roman" w:asciiTheme="majorHAnsi" w:cstheme="majorBidi" w:eastAsia="Times New Roman" w:eastAsiaTheme="majorEastAsia" w:hAnsi="Times New Roman" w:hAnsiTheme="majorHAnsi"/>
+      <w:rFonts w:asciiTheme="majorHAnsi" w:cstheme="majorBidi" w:eastAsiaTheme="majorEastAsia" w:hAnsiTheme="majorHAnsi"/>
       <w:iCs/>
-      <w:color w:val="000000"/>
+      <w:color w:themeColor="accent1" w:val="4F81BD"/>
       <w:sz w:val="24"/>
       <w:szCs w:val="24"/>
     </w:rPr>
@@ -4978,13 +4942,12 @@
     <w:pPr>
       <w:keepNext/>
       <w:keepLines/>
-      <w:spacing w:after="0" w:before="200" w:line="276" w:lineRule="auto"/>
-      <w:jc w:val="both"/>
+      <w:spacing w:after="0" w:before="200"/>
       <w:outlineLvl w:val="5"/>
     </w:pPr>
     <w:rPr>
-      <w:rFonts w:ascii="Times New Roman" w:asciiTheme="majorHAnsi" w:cstheme="majorBidi" w:eastAsia="Times New Roman" w:eastAsiaTheme="majorEastAsia" w:hAnsi="Times New Roman" w:hAnsiTheme="majorHAnsi"/>
-      <w:color w:val="000000"/>
+      <w:rFonts w:asciiTheme="majorHAnsi" w:cstheme="majorBidi" w:eastAsiaTheme="majorEastAsia" w:hAnsiTheme="majorHAnsi"/>
+      <w:color w:themeColor="accent1" w:val="4F81BD"/>
       <w:sz w:val="24"/>
       <w:szCs w:val="24"/>
     </w:rPr>
@@ -4999,13 +4962,12 @@
     <w:pPr>
       <w:keepNext/>
       <w:keepLines/>
-      <w:spacing w:after="0" w:before="200" w:line="276" w:lineRule="auto"/>
-      <w:jc w:val="both"/>
+      <w:spacing w:after="0" w:before="200"/>
       <w:outlineLvl w:val="6"/>
     </w:pPr>
     <w:rPr>
-      <w:rFonts w:ascii="Times New Roman" w:asciiTheme="majorHAnsi" w:cstheme="majorBidi" w:eastAsia="Times New Roman" w:eastAsiaTheme="majorEastAsia" w:hAnsi="Times New Roman" w:hAnsiTheme="majorHAnsi"/>
-      <w:color w:val="000000"/>
+      <w:rFonts w:asciiTheme="majorHAnsi" w:cstheme="majorBidi" w:eastAsiaTheme="majorEastAsia" w:hAnsiTheme="majorHAnsi"/>
+      <w:color w:themeColor="accent1" w:val="4F81BD"/>
       <w:sz w:val="24"/>
       <w:szCs w:val="24"/>
     </w:rPr>
@@ -5020,13 +4982,12 @@
     <w:pPr>
       <w:keepNext/>
       <w:keepLines/>
-      <w:spacing w:after="0" w:before="200" w:line="276" w:lineRule="auto"/>
-      <w:jc w:val="both"/>
+      <w:spacing w:after="0" w:before="200"/>
       <w:outlineLvl w:val="7"/>
     </w:pPr>
     <w:rPr>
-      <w:rFonts w:ascii="Times New Roman" w:asciiTheme="majorHAnsi" w:cstheme="majorBidi" w:eastAsia="Times New Roman" w:eastAsiaTheme="majorEastAsia" w:hAnsi="Times New Roman" w:hAnsiTheme="majorHAnsi"/>
-      <w:color w:val="000000"/>
+      <w:rFonts w:asciiTheme="majorHAnsi" w:cstheme="majorBidi" w:eastAsiaTheme="majorEastAsia" w:hAnsiTheme="majorHAnsi"/>
+      <w:color w:themeColor="accent1" w:val="4F81BD"/>
       <w:sz w:val="24"/>
       <w:szCs w:val="24"/>
     </w:rPr>
@@ -5041,13 +5002,12 @@
     <w:pPr>
       <w:keepNext/>
       <w:keepLines/>
-      <w:spacing w:after="0" w:before="200" w:line="276" w:lineRule="auto"/>
-      <w:jc w:val="both"/>
+      <w:spacing w:after="0" w:before="200"/>
       <w:outlineLvl w:val="8"/>
     </w:pPr>
     <w:rPr>
-      <w:rFonts w:ascii="Times New Roman" w:asciiTheme="majorHAnsi" w:cstheme="majorBidi" w:eastAsia="Times New Roman" w:eastAsiaTheme="majorEastAsia" w:hAnsi="Times New Roman" w:hAnsiTheme="majorHAnsi"/>
-      <w:color w:val="000000"/>
+      <w:rFonts w:asciiTheme="majorHAnsi" w:cstheme="majorBidi" w:eastAsiaTheme="majorEastAsia" w:hAnsiTheme="majorHAnsi"/>
+      <w:color w:themeColor="accent1" w:val="4F81BD"/>
       <w:sz w:val="24"/>
       <w:szCs w:val="24"/>
     </w:rPr>
@@ -5060,15 +5020,9 @@
     <w:unhideWhenUsed/>
     <w:qFormat/>
     <w:pPr>
-      <w:spacing w:after="100" w:before="100" w:line="276" w:lineRule="auto"/>
+      <w:spacing w:after="100" w:before="100"/>
       <w:ind w:firstLine="0" w:left="480" w:right="480"/>
-      <w:jc w:val="both"/>
     </w:pPr>
-    <w:rPr>
-      <w:rFonts w:ascii="Times New Roman" w:eastAsia="Times New Roman" w:hAnsi="Times New Roman"/>
-      <w:color w:val="000000"/>
-      <w:sz w:val="24"/>
-    </w:rPr>
   </w:style>
   <w:style w:styleId="FootnoteText" w:type="paragraph">
     <w:name w:val="Footnote Text"/>
@@ -5077,25 +5031,11 @@
     <w:uiPriority w:val="9"/>
     <w:unhideWhenUsed/>
     <w:qFormat/>
-    <w:pPr>
-      <w:spacing w:line="276" w:lineRule="auto"/>
-      <w:jc w:val="both"/>
-    </w:pPr>
-    <w:rPr>
-      <w:rFonts w:ascii="Times New Roman" w:eastAsia="Times New Roman" w:hAnsi="Times New Roman"/>
-      <w:color w:val="000000"/>
-      <w:sz w:val="24"/>
-    </w:rPr>
   </w:style>
   <w:style w:default="1" w:styleId="DefaultParagraphFont" w:type="character">
     <w:name w:val="Default Paragraph Font"/>
     <w:semiHidden/>
     <w:unhideWhenUsed/>
-    <w:rPr>
-      <w:rFonts w:ascii="Times New Roman" w:eastAsia="Times New Roman" w:hAnsi="Times New Roman"/>
-      <w:color w:val="000000"/>
-      <w:sz w:val="24"/>
-    </w:rPr>
   </w:style>
   <w:style w:default="1" w:styleId="Table" w:type="table">
     <w:name w:val="Table"/>
@@ -5103,15 +5043,6 @@
     <w:semiHidden/>
     <w:unhideWhenUsed/>
     <w:qFormat/>
-    <w:pPr>
-      <w:spacing w:line="276" w:lineRule="auto"/>
-      <w:jc w:val="both"/>
-    </w:pPr>
-    <w:rPr>
-      <w:rFonts w:ascii="Times New Roman" w:eastAsia="Times New Roman" w:hAnsi="Times New Roman"/>
-      <w:color w:val="000000"/>
-      <w:sz w:val="24"/>
-    </w:rPr>
     <w:tblPr>
       <w:tblInd w:type="dxa" w:w="0"/>
       <w:tblCellMar>
@@ -5144,42 +5075,25 @@
     <w:pPr>
       <w:keepNext/>
       <w:keepLines/>
-      <w:spacing w:after="0" w:line="276" w:lineRule="auto"/>
-      <w:jc w:val="both"/>
+      <w:spacing w:after="0"/>
     </w:pPr>
     <w:rPr>
-      <w:rFonts w:ascii="Times New Roman" w:eastAsia="Times New Roman" w:hAnsi="Times New Roman"/>
       <w:b/>
-      <w:color w:val="000000"/>
-      <w:sz w:val="24"/>
     </w:rPr>
   </w:style>
   <w:style w:customStyle="1" w:styleId="Definition" w:type="paragraph">
     <w:name w:val="Definition"/>
     <w:basedOn w:val="Normal"/>
-    <w:pPr>
-      <w:spacing w:line="276" w:lineRule="auto"/>
-      <w:jc w:val="both"/>
-    </w:pPr>
-    <w:rPr>
-      <w:rFonts w:ascii="Times New Roman" w:eastAsia="Times New Roman" w:hAnsi="Times New Roman"/>
-      <w:color w:val="000000"/>
-      <w:sz w:val="24"/>
-    </w:rPr>
   </w:style>
   <w:style w:styleId="Caption" w:type="paragraph">
     <w:name w:val="Caption"/>
     <w:basedOn w:val="Normal"/>
     <w:link w:val="BodyTextChar"/>
     <w:pPr>
-      <w:spacing w:after="120" w:before="0" w:line="276" w:lineRule="auto"/>
-      <w:jc w:val="both"/>
+      <w:spacing w:after="120" w:before="0"/>
     </w:pPr>
     <w:rPr>
-      <w:rFonts w:ascii="Times New Roman" w:eastAsia="Times New Roman" w:hAnsi="Times New Roman"/>
       <w:i/>
-      <w:color w:val="000000"/>
-      <w:sz w:val="24"/>
     </w:rPr>
   </w:style>
   <w:style w:customStyle="1" w:styleId="TableCaption" w:type="paragraph">
@@ -5187,90 +5101,44 @@
     <w:basedOn w:val="Caption"/>
     <w:pPr>
       <w:keepNext/>
-      <w:spacing w:line="276" w:lineRule="auto"/>
-      <w:jc w:val="both"/>
     </w:pPr>
-    <w:rPr>
-      <w:rFonts w:ascii="Times New Roman" w:eastAsia="Times New Roman" w:hAnsi="Times New Roman"/>
-      <w:color w:val="000000"/>
-      <w:sz w:val="24"/>
-    </w:rPr>
   </w:style>
   <w:style w:customStyle="1" w:styleId="ImageCaption" w:type="paragraph">
     <w:name w:val="Image Caption"/>
     <w:basedOn w:val="Caption"/>
-    <w:pPr>
-      <w:spacing w:line="276" w:lineRule="auto"/>
-      <w:jc w:val="both"/>
-    </w:pPr>
-    <w:rPr>
-      <w:rFonts w:ascii="Times New Roman" w:eastAsia="Times New Roman" w:hAnsi="Times New Roman"/>
-      <w:color w:val="000000"/>
-      <w:sz w:val="24"/>
-    </w:rPr>
   </w:style>
   <w:style w:customStyle="1" w:styleId="Figure" w:type="paragraph">
     <w:name w:val="Figure"/>
     <w:basedOn w:val="Normal"/>
-    <w:pPr>
-      <w:spacing w:line="276" w:lineRule="auto"/>
-      <w:jc w:val="both"/>
-    </w:pPr>
-    <w:rPr>
-      <w:rFonts w:ascii="Times New Roman" w:eastAsia="Times New Roman" w:hAnsi="Times New Roman"/>
-      <w:color w:val="000000"/>
-      <w:sz w:val="24"/>
-    </w:rPr>
   </w:style>
   <w:style w:customStyle="1" w:styleId="CaptionedFigure" w:type="paragraph">
     <w:name w:val="Captioned Figure"/>
     <w:basedOn w:val="Figure"/>
     <w:pPr>
       <w:keepNext/>
-      <w:spacing w:line="276" w:lineRule="auto"/>
-      <w:jc w:val="both"/>
     </w:pPr>
-    <w:rPr>
-      <w:rFonts w:ascii="Times New Roman" w:eastAsia="Times New Roman" w:hAnsi="Times New Roman"/>
-      <w:color w:val="000000"/>
-      <w:sz w:val="24"/>
-    </w:rPr>
   </w:style>
   <w:style w:customStyle="1" w:styleId="BodyTextChar" w:type="character">
     <w:name w:val="Body Text Char"/>
     <w:basedOn w:val="DefaultParagraphFont"/>
     <w:link w:val="BodyText"/>
-    <w:rPr>
-      <w:rFonts w:ascii="Times New Roman" w:eastAsia="Times New Roman" w:hAnsi="Times New Roman"/>
-      <w:color w:val="000000"/>
-      <w:sz w:val="24"/>
-    </w:rPr>
   </w:style>
   <w:style w:customStyle="1" w:styleId="VerbatimChar" w:type="character">
     <w:name w:val="Verbatim Char"/>
     <w:basedOn w:val="BodyTextChar"/>
     <w:rPr>
-      <w:rFonts w:ascii="Times New Roman" w:eastAsia="Times New Roman" w:hAnsi="Times New Roman"/>
-      <w:color w:val="000000"/>
-      <w:sz w:val="24"/>
+      <w:rFonts w:ascii="Consolas" w:hAnsi="Consolas"/>
+      <w:sz w:val="22"/>
     </w:rPr>
   </w:style>
   <w:style w:customStyle="1" w:styleId="SectionNumber" w:type="character">
     <w:name w:val="Section Number"/>
     <w:basedOn w:val="BodyTextChar"/>
-    <w:rPr>
-      <w:rFonts w:ascii="Times New Roman" w:eastAsia="Times New Roman" w:hAnsi="Times New Roman"/>
-      <w:color w:val="000000"/>
-      <w:sz w:val="24"/>
-    </w:rPr>
   </w:style>
   <w:style w:styleId="FootnoteReference" w:type="character">
     <w:name w:val="Footnote Reference"/>
     <w:basedOn w:val="BodyTextChar"/>
     <w:rPr>
-      <w:rFonts w:ascii="Times New Roman" w:eastAsia="Times New Roman" w:hAnsi="Times New Roman"/>
-      <w:color w:val="000000"/>
-      <w:sz w:val="24"/>
       <w:vertAlign w:val="superscript"/>
     </w:rPr>
   </w:style>
@@ -5278,9 +5146,7 @@
     <w:name w:val="Hyperlink"/>
     <w:basedOn w:val="BodyTextChar"/>
     <w:rPr>
-      <w:rFonts w:ascii="Times New Roman" w:eastAsia="Times New Roman" w:hAnsi="Times New Roman"/>
-      <w:color w:val="000000"/>
-      <w:sz w:val="24"/>
+      <w:color w:themeColor="accent1" w:val="4F81BD"/>
     </w:rPr>
   </w:style>
   <w:style w:styleId="TOCHeading" w:type="paragraph">
@@ -5291,16 +5157,14 @@
     <w:unhideWhenUsed/>
     <w:qFormat/>
     <w:pPr>
-      <w:spacing w:before="240" w:line="276" w:lineRule="auto"/>
-      <w:jc w:val="both"/>
+      <w:spacing w:before="240" w:line="259" w:lineRule="auto"/>
       <w:outlineLvl w:val="9"/>
     </w:pPr>
     <w:rPr>
-      <w:rFonts w:ascii="Times New Roman" w:asciiTheme="majorHAnsi" w:cstheme="majorBidi" w:eastAsia="Times New Roman" w:eastAsiaTheme="majorEastAsia" w:hAnsi="Times New Roman" w:hAnsiTheme="majorHAnsi"/>
+      <w:rFonts w:asciiTheme="majorHAnsi" w:cstheme="majorBidi" w:eastAsiaTheme="majorEastAsia" w:hAnsiTheme="majorHAnsi"/>
       <w:b w:val="0"/>
       <w:bCs w:val="0"/>
-      <w:color w:val="000000"/>
-      <w:sz w:val="24"/>
+      <w:color w:themeColor="accent1" w:themeShade="BF" w:val="365F91"/>
     </w:rPr>
   </w:style>
   <w:style w:type="paragraph" w:customStyle="1" w:styleId="SourceCode">
